--- a/SynGS_SPIE_A4_highlighted.docx
+++ b/SynGS_SPIE_A4_highlighted.docx
@@ -161,7 +161,7 @@
           <w:sz w:val="20"/>
           <w:shd w:val="clear" w:color="auto" w:fill="FFFF00"/>
         </w:rPr>
-        <w:t>On Mip-NeRF 360, SynGS demonstrates consistent improvements in PSNR and SSIM across the evaluated sparse-view settings, with gains of 3.56 dB in PSNR and 0.025 in SSIM over a leading baseline using only four input views. On LLFF, the improvements are more pronounced in the four- and six-view settings, while the nine-view results remain comparable to those of leading existing methods.</w:t>
+        <w:t>On Mip-NeRF 360, SynGS achieves higher PSNR and SSIM than the compared methods across the evaluated sparse-view settings, reaching 25.91 dB in PSNR and 0.948 in SSIM using only four input views. On LLFF, the improvements are more apparent in the four- and six-view settings, while the nine-view results remain comparable to those of other evaluated methods.</w:t>
       </w:r>
     </w:p>
     <w:p>
@@ -596,7 +596,7 @@
           <w:rFonts w:ascii="Times New Roman" w:hAnsi="Times New Roman" w:eastAsia="Times New Roman"/>
           <w:sz w:val="20"/>
         </w:rPr>
-        <w:t xml:space="preserve">Neural Radiance Fields (NeRF) represent scenes as implicit radiance fields and achieve high-quality novel view synthesis through differentiable rendering [14]. Under sparse views, however, insufficient observations cause severe geometric ambiguity. Depth-guided approaches further improve structural consistency [15,16], while other methods constrain unobserved regions [2], jointly refine noisy poses [17], or leverage diffusion priors [18]. Grid-based anti-aliased variants such as Zip-NeRF further improve efficiency and rendering fidelity [19], and baked neural surfaces enable real-time mesh-based view synthesis [20]. 3D Gaussian Splatting (3DGS) introduces an explicit scene representation based on optimizable Gaussian primitives and enables efficient training and real-time rendering through differentiable rasterization [3]. Beyond the original formulation, structured and anti-aliased Gaussian representations improve robustness and multi-scale rendering [4,5], while surface-aligned variants target more accurate geometry recovery [21,22]. </w:t>
+        <w:t xml:space="preserve">Neural Radiance Fields (NeRF) represent scenes as implicit radiance fields and achieve high-quality novel view synthesis through differentiable rendering [14]. Under sparse views, however, insufficient observations cause severe geometric ambiguity. Depth-guided approaches further improve structural consistency [15,16], while other methods constrain unobserved regions [2], jointly refine noisy poses [17], or leverage diffusion priors [18]. 3D Gaussian Splatting (3DGS) introduces an explicit scene representation based on optimizable Gaussian primitives and enables efficient training and real-time rendering through differentiable rasterization [3]. Beyond the original formulation, structured and anti-aliased Gaussian representations improve robustness and multi-scale rendering [4,5], while surface-aligned variants target more accurate geometry recovery [19,20]. </w:t>
       </w:r>
       <w:r>
         <w:rPr>
@@ -626,7 +626,7 @@
           <w:rFonts w:ascii="Times New Roman" w:hAnsi="Times New Roman" w:eastAsia="Times New Roman"/>
           <w:sz w:val="20"/>
         </w:rPr>
-        <w:t xml:space="preserve"> [12,23]. </w:t>
+        <w:t xml:space="preserve"> [12,21]. </w:t>
       </w:r>
       <w:r>
         <w:rPr>
@@ -641,7 +641,7 @@
           <w:rFonts w:ascii="Times New Roman" w:hAnsi="Times New Roman" w:eastAsia="Times New Roman"/>
           <w:sz w:val="20"/>
         </w:rPr>
-        <w:t xml:space="preserve"> [24], </w:t>
+        <w:t xml:space="preserve"> [22], </w:t>
       </w:r>
       <w:r>
         <w:rPr>
@@ -656,7 +656,7 @@
           <w:rFonts w:ascii="Times New Roman" w:hAnsi="Times New Roman" w:eastAsia="Times New Roman"/>
           <w:sz w:val="20"/>
         </w:rPr>
-        <w:t xml:space="preserve"> [25], </w:t>
+        <w:t xml:space="preserve"> [23], </w:t>
       </w:r>
       <w:r>
         <w:rPr>
@@ -671,7 +671,7 @@
           <w:rFonts w:ascii="Times New Roman" w:hAnsi="Times New Roman" w:eastAsia="Times New Roman"/>
           <w:sz w:val="20"/>
         </w:rPr>
-        <w:t xml:space="preserve"> [26]. Others explore alternating densification under sparse inputs [27], score distillation [28], co-regularization [13], and Gaussian dropout [9,29]. Pose-free and feed-forward sparse Gaussian reconstruction has also been studied [30,31,32,33].</w:t>
+        <w:t xml:space="preserve"> [24]. Others explore alternating densification under sparse inputs [25], score distillation [26], co-regularization [13], and Gaussian dropout [9,27]. Pose-free and feed-forward sparse Gaussian reconstruction has also been studied [28,29,30,31].</w:t>
       </w:r>
     </w:p>
     <w:p>
@@ -684,7 +684,7 @@
           <w:rFonts w:ascii="Times New Roman" w:hAnsi="Times New Roman" w:eastAsia="Times New Roman"/>
           <w:sz w:val="20"/>
         </w:rPr>
-        <w:t xml:space="preserve">Classical multi-view stereo remains a strong geometric backbone [34]. Monocular depth estimators provide useful cues for underconstrained views [35], and recent monocular geometry models further recover metric structure from a single image [36]. </w:t>
+        <w:t xml:space="preserve">Classical multi-view stereo remains a strong geometric backbone [32]. Monocular depth estimators provide useful cues for underconstrained views [33], and recent monocular geometry models further recover metric structure from a single image [34]. </w:t>
       </w:r>
       <w:r>
         <w:rPr>
@@ -700,7 +700,7 @@
           <w:sz w:val="20"/>
           <w:vertAlign w:val="superscript"/>
         </w:rPr>
-        <w:t xml:space="preserve"> [37] </w:t>
+        <w:t xml:space="preserve"> [35] </w:t>
       </w:r>
       <w:r>
         <w:rPr>
@@ -798,7 +798,7 @@
           <w:sz w:val="20"/>
           <w:vertAlign w:val="superscript"/>
         </w:rPr>
-        <w:t xml:space="preserve">[4,38]</w:t>
+        <w:t xml:space="preserve">[4,36]</w:t>
       </w:r>
       <w:r>
         <w:rPr>
@@ -1049,7 +1049,7 @@
           <w:sz w:val="20"/>
           <w:vertAlign w:val="superscript"/>
         </w:rPr>
-        <w:t xml:space="preserve">[39]</w:t>
+        <w:t xml:space="preserve">[37]</w:t>
       </w:r>
       <w:r>
         <w:rPr>
@@ -1139,7 +1139,7 @@
           <w:sz w:val="20"/>
           <w:vertAlign w:val="superscript"/>
         </w:rPr>
-        <w:t xml:space="preserve">[37]</w:t>
+        <w:t xml:space="preserve">[35]</w:t>
       </w:r>
       <w:r>
         <w:rPr>
@@ -1161,7 +1161,7 @@
           <w:sz w:val="20"/>
           <w:vertAlign w:val="superscript"/>
         </w:rPr>
-        <w:t xml:space="preserve">[35]</w:t>
+        <w:t xml:space="preserve">[33]</w:t>
       </w:r>
       <w:r>
         <w:rPr>
@@ -1594,7 +1594,7 @@
           <w:sz w:val="20"/>
           <w:vertAlign w:val="superscript"/>
         </w:rPr>
-        <w:t xml:space="preserve">[24,25]</w:t>
+        <w:t xml:space="preserve">[22,23]</w:t>
       </w:r>
       <w:r>
         <w:rPr>
@@ -1616,7 +1616,7 @@
           <w:sz w:val="20"/>
           <w:vertAlign w:val="superscript"/>
         </w:rPr>
-        <w:t xml:space="preserve">[27]</w:t>
+        <w:t xml:space="preserve">[25]</w:t>
       </w:r>
       <w:r>
         <w:rPr>
@@ -1638,7 +1638,7 @@
           <w:sz w:val="20"/>
           <w:vertAlign w:val="superscript"/>
         </w:rPr>
-        <w:t xml:space="preserve">[26]</w:t>
+        <w:t xml:space="preserve">[24]</w:t>
       </w:r>
       <w:r>
         <w:rPr>
@@ -1660,7 +1660,7 @@
           <w:sz w:val="20"/>
           <w:vertAlign w:val="superscript"/>
         </w:rPr>
-        <w:t xml:space="preserve">[40]</w:t>
+        <w:t xml:space="preserve">[38]</w:t>
       </w:r>
       <w:r>
         <w:rPr>
@@ -1869,72 +1869,6 @@
           <w:vertAlign w:val="superscript"/>
         </w:rPr>
         <w:t xml:space="preserve">[10]</w:t>
-      </w:r>
-      <w:r>
-        <w:rPr>
-          <w:rFonts w:ascii="Times New Roman" w:hAnsi="Times New Roman" w:eastAsia="Times New Roman"/>
-          <w:sz w:val="20"/>
-        </w:rPr>
-        <w:t xml:space="preserve">, and distractor-aware training further highlights sensitivity to unreliable observations</w:t>
-      </w:r>
-      <w:r>
-        <w:rPr>
-          <w:rFonts w:ascii="Times New Roman" w:hAnsi="Times New Roman" w:eastAsia="Times New Roman"/>
-          <w:sz w:val="20"/>
-        </w:rPr>
-        <w:t xml:space="preserve"> </w:t>
-      </w:r>
-      <w:r>
-        <w:rPr>
-          <w:rFonts w:ascii="Times New Roman" w:hAnsi="Times New Roman" w:eastAsia="Times New Roman"/>
-          <w:sz w:val="20"/>
-          <w:vertAlign w:val="superscript"/>
-        </w:rPr>
-        <w:t xml:space="preserve">[41]</w:t>
-      </w:r>
-      <w:r>
-        <w:rPr>
-          <w:rFonts w:ascii="Times New Roman" w:hAnsi="Times New Roman" w:eastAsia="Times New Roman"/>
-          <w:sz w:val="20"/>
-        </w:rPr>
-        <w:t xml:space="preserve">. Beyond fixed densification heuristics, densification can also be cast as stochastic sampling</w:t>
-      </w:r>
-      <w:r>
-        <w:rPr>
-          <w:rFonts w:ascii="Times New Roman" w:hAnsi="Times New Roman" w:eastAsia="Times New Roman"/>
-          <w:sz w:val="20"/>
-        </w:rPr>
-        <w:t xml:space="preserve"> </w:t>
-      </w:r>
-      <w:r>
-        <w:rPr>
-          <w:rFonts w:ascii="Times New Roman" w:hAnsi="Times New Roman" w:eastAsia="Times New Roman"/>
-          <w:sz w:val="20"/>
-          <w:vertAlign w:val="superscript"/>
-        </w:rPr>
-        <w:t xml:space="preserve">[42]</w:t>
-      </w:r>
-      <w:r>
-        <w:rPr>
-          <w:rFonts w:ascii="Times New Roman" w:hAnsi="Times New Roman" w:eastAsia="Times New Roman"/>
-          <w:sz w:val="20"/>
-        </w:rPr>
-        <w:t xml:space="preserve">, while constraining the Gaussian budget motivates careful control of which primitives participate in rendering</w:t>
-      </w:r>
-      <w:r>
-        <w:rPr>
-          <w:rFonts w:ascii="Times New Roman" w:hAnsi="Times New Roman" w:eastAsia="Times New Roman"/>
-          <w:sz w:val="20"/>
-        </w:rPr>
-        <w:t xml:space="preserve"> </w:t>
-      </w:r>
-      <w:r>
-        <w:rPr>
-          <w:rFonts w:ascii="Times New Roman" w:hAnsi="Times New Roman" w:eastAsia="Times New Roman"/>
-          <w:sz w:val="20"/>
-          <w:vertAlign w:val="superscript"/>
-        </w:rPr>
-        <w:t xml:space="preserve">[43]</w:t>
       </w:r>
       <w:r>
         <w:rPr>
@@ -3136,7 +3070,7 @@
           <w:sz w:val="20"/>
           <w:vertAlign w:val="superscript"/>
         </w:rPr>
-        <w:t xml:space="preserve">[44]</w:t>
+        <w:t xml:space="preserve">[39]</w:t>
       </w:r>
       <w:r>
         <w:rPr>
@@ -3158,7 +3092,7 @@
           <w:sz w:val="20"/>
           <w:vertAlign w:val="superscript"/>
         </w:rPr>
-        <w:t xml:space="preserve">[29]</w:t>
+        <w:t xml:space="preserve">[27]</w:t>
       </w:r>
       <w:r>
         <w:rPr>
@@ -3223,7 +3157,7 @@
           <w:sz w:val="20"/>
           <w:vertAlign w:val="superscript"/>
         </w:rPr>
-        <w:t xml:space="preserve">[45]</w:t>
+        <w:t xml:space="preserve">[40]</w:t>
       </w:r>
       <w:r>
         <w:rPr>
@@ -3252,175 +3186,14 @@
           <w:sz w:val="20"/>
           <w:vertAlign w:val="superscript"/>
         </w:rPr>
-        <w:t xml:space="preserve">[46]</w:t>
-      </w:r>
-      <w:r>
-        <w:rPr>
-          <w:rFonts w:ascii="Times New Roman" w:hAnsi="Times New Roman" w:eastAsia="Times New Roman"/>
-          <w:sz w:val="20"/>
-        </w:rPr>
-        <w:t xml:space="preserve">. All images are downsampled by a factor of 8. Mip-NeRF 360 scenes are tested with 4, 6, and 9 uniformly sampled input views. Metrics are PSNR, SSIM, and LPIPS. We compare against the baselines in Table 1 and Table 2. Table 1 includes RegNeRF</w:t>
-      </w:r>
-      <w:r>
-        <w:rPr>
-          <w:rFonts w:ascii="Times New Roman" w:hAnsi="Times New Roman" w:eastAsia="Times New Roman"/>
-          <w:sz w:val="20"/>
-        </w:rPr>
-        <w:t xml:space="preserve"> </w:t>
-      </w:r>
-      <w:r>
-        <w:rPr>
-          <w:rFonts w:ascii="Times New Roman" w:hAnsi="Times New Roman" w:eastAsia="Times New Roman"/>
-          <w:sz w:val="20"/>
-          <w:vertAlign w:val="superscript"/>
-        </w:rPr>
-        <w:t xml:space="preserve">[2]</w:t>
-      </w:r>
-      <w:r>
-        <w:rPr>
-          <w:rFonts w:ascii="Times New Roman" w:hAnsi="Times New Roman" w:eastAsia="Times New Roman"/>
-          <w:sz w:val="20"/>
-        </w:rPr>
-        <w:t xml:space="preserve">, SparseNeRF</w:t>
-      </w:r>
-      <w:r>
-        <w:rPr>
-          <w:rFonts w:ascii="Times New Roman" w:hAnsi="Times New Roman" w:eastAsia="Times New Roman"/>
-          <w:sz w:val="20"/>
-        </w:rPr>
-        <w:t xml:space="preserve"> </w:t>
-      </w:r>
-      <w:r>
-        <w:rPr>
-          <w:rFonts w:ascii="Times New Roman" w:hAnsi="Times New Roman" w:eastAsia="Times New Roman"/>
-          <w:sz w:val="20"/>
-          <w:vertAlign w:val="superscript"/>
-        </w:rPr>
-        <w:t xml:space="preserve">[15]</w:t>
-      </w:r>
-      <w:r>
-        <w:rPr>
-          <w:rFonts w:ascii="Times New Roman" w:hAnsi="Times New Roman" w:eastAsia="Times New Roman"/>
-          <w:sz w:val="20"/>
-        </w:rPr>
-        <w:t xml:space="preserve">, 3DGS</w:t>
-      </w:r>
-      <w:r>
-        <w:rPr>
-          <w:rFonts w:ascii="Times New Roman" w:hAnsi="Times New Roman" w:eastAsia="Times New Roman"/>
-          <w:sz w:val="20"/>
-        </w:rPr>
-        <w:t xml:space="preserve"> </w:t>
-      </w:r>
-      <w:r>
-        <w:rPr>
-          <w:rFonts w:ascii="Times New Roman" w:hAnsi="Times New Roman" w:eastAsia="Times New Roman"/>
-          <w:sz w:val="20"/>
-          <w:vertAlign w:val="superscript"/>
-        </w:rPr>
-        <w:t xml:space="preserve">[3]</w:t>
-      </w:r>
-      <w:r>
-        <w:rPr>
-          <w:rFonts w:ascii="Times New Roman" w:hAnsi="Times New Roman" w:eastAsia="Times New Roman"/>
-          <w:sz w:val="20"/>
-        </w:rPr>
-        <w:t xml:space="preserve">, CoR-GS</w:t>
-      </w:r>
-      <w:r>
-        <w:rPr>
-          <w:rFonts w:ascii="Times New Roman" w:hAnsi="Times New Roman" w:eastAsia="Times New Roman"/>
-          <w:sz w:val="20"/>
-        </w:rPr>
-        <w:t xml:space="preserve"> </w:t>
-      </w:r>
-      <w:r>
-        <w:rPr>
-          <w:rFonts w:ascii="Times New Roman" w:hAnsi="Times New Roman" w:eastAsia="Times New Roman"/>
-          <w:sz w:val="20"/>
-          <w:vertAlign w:val="superscript"/>
-        </w:rPr>
-        <w:t xml:space="preserve">[13]</w:t>
-      </w:r>
-      <w:r>
-        <w:rPr>
-          <w:rFonts w:ascii="Times New Roman" w:hAnsi="Times New Roman" w:eastAsia="Times New Roman"/>
-          <w:sz w:val="20"/>
-        </w:rPr>
-        <w:t xml:space="preserve">, DropGaussian</w:t>
-      </w:r>
-      <w:r>
-        <w:rPr>
-          <w:rFonts w:ascii="Times New Roman" w:hAnsi="Times New Roman" w:eastAsia="Times New Roman"/>
-          <w:sz w:val="20"/>
-        </w:rPr>
-        <w:t xml:space="preserve"> </w:t>
-      </w:r>
-      <w:r>
-        <w:rPr>
-          <w:rFonts w:ascii="Times New Roman" w:hAnsi="Times New Roman" w:eastAsia="Times New Roman"/>
-          <w:sz w:val="20"/>
-          <w:vertAlign w:val="superscript"/>
-        </w:rPr>
-        <w:t xml:space="preserve">[9]</w:t>
-      </w:r>
-      <w:r>
-        <w:rPr>
-          <w:rFonts w:ascii="Times New Roman" w:hAnsi="Times New Roman" w:eastAsia="Times New Roman"/>
-          <w:sz w:val="20"/>
-        </w:rPr>
-        <w:t xml:space="preserve">, and D²GS</w:t>
-      </w:r>
-      <w:r>
-        <w:rPr>
-          <w:rFonts w:ascii="Times New Roman" w:hAnsi="Times New Roman" w:eastAsia="Times New Roman"/>
-          <w:sz w:val="20"/>
-        </w:rPr>
-        <w:t xml:space="preserve"> </w:t>
-      </w:r>
-      <w:r>
-        <w:rPr>
-          <w:rFonts w:ascii="Times New Roman" w:hAnsi="Times New Roman" w:eastAsia="Times New Roman"/>
-          <w:sz w:val="20"/>
-          <w:vertAlign w:val="superscript"/>
-        </w:rPr>
-        <w:t xml:space="preserve">[44]</w:t>
-      </w:r>
-      <w:r>
-        <w:rPr>
-          <w:rFonts w:ascii="Times New Roman" w:hAnsi="Times New Roman" w:eastAsia="Times New Roman"/>
-          <w:sz w:val="20"/>
-        </w:rPr>
-        <w:t xml:space="preserve">. Table 2 uses the same 3DGS-based baselines, with FreeNeRF</w:t>
-      </w:r>
-      <w:r>
-        <w:rPr>
-          <w:rFonts w:ascii="Times New Roman" w:hAnsi="Times New Roman" w:eastAsia="Times New Roman"/>
-          <w:sz w:val="20"/>
-        </w:rPr>
-        <w:t xml:space="preserve"> </w:t>
-      </w:r>
-      <w:r>
-        <w:rPr>
-          <w:rFonts w:ascii="Times New Roman" w:hAnsi="Times New Roman" w:eastAsia="Times New Roman"/>
-          <w:sz w:val="20"/>
-          <w:vertAlign w:val="superscript"/>
-        </w:rPr>
-        <w:t xml:space="preserve">[1]</w:t>
-      </w:r>
-      <w:r>
-        <w:rPr>
-          <w:rFonts w:ascii="Times New Roman" w:hAnsi="Times New Roman" w:eastAsia="Times New Roman"/>
-          <w:sz w:val="20"/>
-        </w:rPr>
-        <w:t xml:space="preserve"> </w:t>
-      </w:r>
-      <w:r>
-        <w:rPr>
-          <w:rFonts w:ascii="Times New Roman" w:hAnsi="Times New Roman" w:eastAsia="Times New Roman"/>
-          <w:sz w:val="20"/>
-        </w:rPr>
-        <w:t xml:space="preserve">in place of SparseNeRF among the NeRF-based methods.</w:t>
+        <w:t xml:space="preserve">[41]</w:t>
+      </w:r>
+      <w:r>
+        <w:rPr>
+          <w:rFonts w:ascii="Times New Roman" w:hAnsi="Times New Roman" w:eastAsia="Times New Roman"/>
+          <w:sz w:val="20"/>
+        </w:rPr>
+        <w:t xml:space="preserve">. All images are downsampled by a factor of 8. Mip-NeRF 360 scenes are tested with 4, 6, and 9 uniformly sampled input views. Metrics are PSNR, SSIM, and LPIPS. We compare SynGS with the NeRF- and 3DGS-based methods listed in Table 1 and Table 2.</w:t>
       </w:r>
     </w:p>
     <w:p>
@@ -7061,14 +6834,14 @@
           <w:sz w:val="20"/>
           <w:shd w:val="clear" w:color="auto" w:fill="FFFF00"/>
         </w:rPr>
-        <w:t>reports the results on Mip-NeRF 360 under the 4-, 6-, and 9-view settings. SynGS achieves the highest PSNR and SSIM in all three settings, with the largest PSNR gain in the 4-view case: 25.91 dB, 3.56 dB above D²GS</w:t>
-      </w:r>
-      <w:r>
-        <w:rPr>
-          <w:rFonts w:ascii="Times New Roman" w:hAnsi="Times New Roman" w:eastAsia="Times New Roman"/>
-          <w:sz w:val="20"/>
-        </w:rPr>
-        <w:t xml:space="preserve"> [44]. </w:t>
+        <w:t>reports the results on Mip-NeRF 360 under the 4-, 6-, and 9-view settings. SynGS obtains higher PSNR and SSIM than the compared methods in all three settings, with a more noticeable PSNR difference in the 4-view case: 25.91 dB, compared with 22.35 dB for D²GS</w:t>
+      </w:r>
+      <w:r>
+        <w:rPr>
+          <w:rFonts w:ascii="Times New Roman" w:hAnsi="Times New Roman" w:eastAsia="Times New Roman"/>
+          <w:sz w:val="20"/>
+        </w:rPr>
+        <w:t xml:space="preserve"> [39]. </w:t>
       </w:r>
       <w:r>
         <w:rPr>
@@ -7091,7 +6864,7 @@
           <w:sz w:val="20"/>
           <w:shd w:val="clear" w:color="auto" w:fill="FFFF00"/>
         </w:rPr>
-        <w:t>shows a similar trend. With four views, SynGS leads in PSNR, SSIM, and LPIPS; under six views it obtains the highest PSNR and SSIM with LPIPS close to the best result. As the number of input views increases to nine, the differences among the leading methods become smaller: D²GS</w:t>
+        <w:t>shows a similar trend. With four views, SynGS achieves favorable results in PSNR, SSIM, and LPIPS; under six views, it obtains higher PSNR and SSIM than the compared methods, with LPIPS close to the lowest reported value. As the number of input views increases to nine, the differences among the compared 3DGS-based methods become smaller: D²GS</w:t>
       </w:r>
       <w:r>
         <w:rPr>
@@ -7099,7 +6872,7 @@
           <w:sz w:val="20"/>
           <w:vertAlign w:val="superscript"/>
         </w:rPr>
-        <w:t xml:space="preserve"> [44] </w:t>
+        <w:t xml:space="preserve"> [39] </w:t>
       </w:r>
       <w:r>
         <w:rPr>
@@ -7123,7 +6896,7 @@
           <w:sz w:val="20"/>
           <w:shd w:val="clear" w:color="auto" w:fill="FFFF00"/>
         </w:rPr>
-        <w:t>achieves slightly higher SSIM. Overall, SynGS shows more pronounced improvements in the four- and six-view settings, suggesting that the proposed framework is particularly beneficial when the geometric information available from the input views is severely limited.</w:t>
+        <w:t>achieves slightly higher SSIM. Overall, SynGS shows more pronounced improvements in the four- and six-view settings, suggesting that the proposed framework may be particularly beneficial when the geometric information available from the input views is severely limited.</w:t>
       </w:r>
     </w:p>
     <w:p>
@@ -7817,7 +7590,7 @@
           <w:sz w:val="20"/>
           <w:shd w:val="clear" w:color="auto" w:fill="FFFF00"/>
         </w:rPr>
-        <w:t>SynGS demonstrates more pronounced improvements under highly sparse-view conditions, particularly in PSNR and SSIM with four or six input views. With nine input views, SynGS maintains improvements in PSNR and SSIM on Mip-NeRF 360, while achieving performance comparable to leading methods on LLFF. However, the additional geometry introduced during initialization incurs memory and computational overhead. Future work will focus on developing more efficient geometry augmentation strategies to reduce these costs while preserving reconstruction quality.</w:t>
+        <w:t>SynGS shows more pronounced improvements under highly sparse-view conditions, particularly in PSNR and SSIM with four or six input views. With nine input views, SynGS maintains higher PSNR and SSIM than the compared methods on Mip-NeRF 360, while the LLFF results remain comparable to those of other evaluated methods. However, the additional geometry introduced during initialization incurs memory and computational overhead. Future work will focus on developing more efficient geometry augmentation strategies to reduce these costs while preserving reconstruction quality.</w:t>
       </w:r>
     </w:p>
     <w:p>
@@ -8562,35 +8335,35 @@
           <w:rFonts w:ascii="Times New Roman" w:hAnsi="Times New Roman" w:eastAsia="Times New Roman"/>
           <w:sz w:val="18"/>
         </w:rPr>
-        <w:t xml:space="preserve">Barron, J. T., Mildenhall, B., Verbin, D., Srinivasan, P. P., and Hedman, P.,</w:t>
-      </w:r>
-      <w:r>
-        <w:rPr>
-          <w:rFonts w:ascii="Times New Roman" w:hAnsi="Times New Roman" w:eastAsia="Times New Roman"/>
-          <w:sz w:val="18"/>
-        </w:rPr>
-        <w:t xml:space="preserve"> </w:t>
-      </w:r>
-      <w:r>
-        <w:rPr>
-          <w:rFonts w:ascii="Times New Roman" w:hAnsi="Times New Roman" w:eastAsia="Times New Roman"/>
-          <w:sz w:val="18"/>
-        </w:rPr>
-        <w:t xml:space="preserve">“Zip-NeRF: Anti-aliased grid-based neural radiance fields,”</w:t>
-      </w:r>
-      <w:r>
-        <w:rPr>
-          <w:rFonts w:ascii="Times New Roman" w:hAnsi="Times New Roman" w:eastAsia="Times New Roman"/>
-          <w:sz w:val="18"/>
-        </w:rPr>
-        <w:t xml:space="preserve"> </w:t>
-      </w:r>
-      <w:r>
-        <w:rPr>
-          <w:rFonts w:ascii="Times New Roman" w:hAnsi="Times New Roman" w:eastAsia="Times New Roman"/>
-          <w:sz w:val="18"/>
-        </w:rPr>
-        <w:t xml:space="preserve">in [Proc. IEEE/CVF International Conference on Computer Vision (ICCV)], 19697–19705 (2023). DOI: https://doi.org/10.1109/iccv51070.2023.01804.</w:t>
+        <w:t xml:space="preserve">Guédon, A. and Lepetit, V.,</w:t>
+      </w:r>
+      <w:r>
+        <w:rPr>
+          <w:rFonts w:ascii="Times New Roman" w:hAnsi="Times New Roman" w:eastAsia="Times New Roman"/>
+          <w:sz w:val="18"/>
+        </w:rPr>
+        <w:t xml:space="preserve"> </w:t>
+      </w:r>
+      <w:r>
+        <w:rPr>
+          <w:rFonts w:ascii="Times New Roman" w:hAnsi="Times New Roman" w:eastAsia="Times New Roman"/>
+          <w:sz w:val="18"/>
+        </w:rPr>
+        <w:t xml:space="preserve">“SuGaR: Surface-aligned Gaussian splatting for efficient 3D mesh reconstruction and high-quality mesh rendering,”</w:t>
+      </w:r>
+      <w:r>
+        <w:rPr>
+          <w:rFonts w:ascii="Times New Roman" w:hAnsi="Times New Roman" w:eastAsia="Times New Roman"/>
+          <w:sz w:val="18"/>
+        </w:rPr>
+        <w:t xml:space="preserve"> </w:t>
+      </w:r>
+      <w:r>
+        <w:rPr>
+          <w:rFonts w:ascii="Times New Roman" w:hAnsi="Times New Roman" w:eastAsia="Times New Roman"/>
+          <w:sz w:val="18"/>
+        </w:rPr>
+        <w:t xml:space="preserve">in [Proc. IEEE/CVF Conference on Computer Vision and Pattern Recognition (CVPR)], 5354–5363 (2024). DOI: https://doi.org/10.1109/cvpr52733.2024.00512.</w:t>
       </w:r>
     </w:p>
     <w:p>
@@ -8602,35 +8375,35 @@
           <w:rFonts w:ascii="Times New Roman" w:hAnsi="Times New Roman" w:eastAsia="Times New Roman"/>
           <w:sz w:val="18"/>
         </w:rPr>
-        <w:t xml:space="preserve">Yariv, L., Hedman, P., Reiser, C., Verbin, D., Srinivasan, P. P., Szeliski, R., Barron, J. T., and Mildenhall, B.,</w:t>
-      </w:r>
-      <w:r>
-        <w:rPr>
-          <w:rFonts w:ascii="Times New Roman" w:hAnsi="Times New Roman" w:eastAsia="Times New Roman"/>
-          <w:sz w:val="18"/>
-        </w:rPr>
-        <w:t xml:space="preserve"> </w:t>
-      </w:r>
-      <w:r>
-        <w:rPr>
-          <w:rFonts w:ascii="Times New Roman" w:hAnsi="Times New Roman" w:eastAsia="Times New Roman"/>
-          <w:sz w:val="18"/>
-        </w:rPr>
-        <w:t xml:space="preserve">“BakedSDF: Meshing neural SDFs for real-time view synthesis.”</w:t>
-      </w:r>
-      <w:r>
-        <w:rPr>
-          <w:rFonts w:ascii="Times New Roman" w:hAnsi="Times New Roman" w:eastAsia="Times New Roman"/>
-          <w:sz w:val="18"/>
-        </w:rPr>
-        <w:t xml:space="preserve"> </w:t>
-      </w:r>
-      <w:r>
-        <w:rPr>
-          <w:rFonts w:ascii="Times New Roman" w:hAnsi="Times New Roman" w:eastAsia="Times New Roman"/>
-          <w:sz w:val="18"/>
-        </w:rPr>
-        <w:t xml:space="preserve">arXiv preprint arXiv:2302.14859 (2023). DOI: https://doi.org/10.1145/3588432.3591536.</w:t>
+        <w:t xml:space="preserve">Huang, B., Yu, Z., Chen, A., Geiger, A., and Gao, S.,</w:t>
+      </w:r>
+      <w:r>
+        <w:rPr>
+          <w:rFonts w:ascii="Times New Roman" w:hAnsi="Times New Roman" w:eastAsia="Times New Roman"/>
+          <w:sz w:val="18"/>
+        </w:rPr>
+        <w:t xml:space="preserve"> </w:t>
+      </w:r>
+      <w:r>
+        <w:rPr>
+          <w:rFonts w:ascii="Times New Roman" w:hAnsi="Times New Roman" w:eastAsia="Times New Roman"/>
+          <w:sz w:val="18"/>
+        </w:rPr>
+        <w:t xml:space="preserve">“2D Gaussian splatting for geometrically accurate radiance fields.”</w:t>
+      </w:r>
+      <w:r>
+        <w:rPr>
+          <w:rFonts w:ascii="Times New Roman" w:hAnsi="Times New Roman" w:eastAsia="Times New Roman"/>
+          <w:sz w:val="18"/>
+        </w:rPr>
+        <w:t xml:space="preserve"> </w:t>
+      </w:r>
+      <w:r>
+        <w:rPr>
+          <w:rFonts w:ascii="Times New Roman" w:hAnsi="Times New Roman" w:eastAsia="Times New Roman"/>
+          <w:sz w:val="18"/>
+        </w:rPr>
+        <w:t xml:space="preserve">arXiv preprint arXiv:2403.17888 (2024). DOI: https://doi.org/10.1145/3641519.3657428.</w:t>
       </w:r>
     </w:p>
     <w:p>
@@ -8642,35 +8415,35 @@
           <w:rFonts w:ascii="Times New Roman" w:hAnsi="Times New Roman" w:eastAsia="Times New Roman"/>
           <w:sz w:val="18"/>
         </w:rPr>
-        <w:t xml:space="preserve">Guédon, A. and Lepetit, V.,</w:t>
-      </w:r>
-      <w:r>
-        <w:rPr>
-          <w:rFonts w:ascii="Times New Roman" w:hAnsi="Times New Roman" w:eastAsia="Times New Roman"/>
-          <w:sz w:val="18"/>
-        </w:rPr>
-        <w:t xml:space="preserve"> </w:t>
-      </w:r>
-      <w:r>
-        <w:rPr>
-          <w:rFonts w:ascii="Times New Roman" w:hAnsi="Times New Roman" w:eastAsia="Times New Roman"/>
-          <w:sz w:val="18"/>
-        </w:rPr>
-        <w:t xml:space="preserve">“SuGaR: Surface-aligned Gaussian splatting for efficient 3D mesh reconstruction and high-quality mesh rendering,”</w:t>
-      </w:r>
-      <w:r>
-        <w:rPr>
-          <w:rFonts w:ascii="Times New Roman" w:hAnsi="Times New Roman" w:eastAsia="Times New Roman"/>
-          <w:sz w:val="18"/>
-        </w:rPr>
-        <w:t xml:space="preserve"> </w:t>
-      </w:r>
-      <w:r>
-        <w:rPr>
-          <w:rFonts w:ascii="Times New Roman" w:hAnsi="Times New Roman" w:eastAsia="Times New Roman"/>
-          <w:sz w:val="18"/>
-        </w:rPr>
-        <w:t xml:space="preserve">in [Proc. IEEE/CVF Conference on Computer Vision and Pattern Recognition (CVPR)], 5354–5363 (2024). DOI: https://doi.org/10.1109/cvpr52733.2024.00512.</w:t>
+        <w:t xml:space="preserve">Bao, Z., Liao, G., Zhou, K., Liu, K., Li, Q., and Qiu, G.,</w:t>
+      </w:r>
+      <w:r>
+        <w:rPr>
+          <w:rFonts w:ascii="Times New Roman" w:hAnsi="Times New Roman" w:eastAsia="Times New Roman"/>
+          <w:sz w:val="18"/>
+        </w:rPr>
+        <w:t xml:space="preserve"> </w:t>
+      </w:r>
+      <w:r>
+        <w:rPr>
+          <w:rFonts w:ascii="Times New Roman" w:hAnsi="Times New Roman" w:eastAsia="Times New Roman"/>
+          <w:sz w:val="18"/>
+        </w:rPr>
+        <w:t xml:space="preserve">“LoopSparseGS: Loop-based sparse-view friendly Gaussian splatting,”</w:t>
+      </w:r>
+      <w:r>
+        <w:rPr>
+          <w:rFonts w:ascii="Times New Roman" w:hAnsi="Times New Roman" w:eastAsia="Times New Roman"/>
+          <w:sz w:val="18"/>
+        </w:rPr>
+        <w:t xml:space="preserve"> </w:t>
+      </w:r>
+      <w:r>
+        <w:rPr>
+          <w:rFonts w:ascii="Times New Roman" w:hAnsi="Times New Roman" w:eastAsia="Times New Roman"/>
+          <w:sz w:val="18"/>
+        </w:rPr>
+        <w:t xml:space="preserve">IEEE Transactions on Image Processing 34, 3889–3902 (2025). DOI: https://doi.org/10.1109/TIP.2025.3574929.</w:t>
       </w:r>
     </w:p>
     <w:p>
@@ -8682,35 +8455,35 @@
           <w:rFonts w:ascii="Times New Roman" w:hAnsi="Times New Roman" w:eastAsia="Times New Roman"/>
           <w:sz w:val="18"/>
         </w:rPr>
-        <w:t xml:space="preserve">Huang, B., Yu, Z., Chen, A., Geiger, A., and Gao, S.,</w:t>
-      </w:r>
-      <w:r>
-        <w:rPr>
-          <w:rFonts w:ascii="Times New Roman" w:hAnsi="Times New Roman" w:eastAsia="Times New Roman"/>
-          <w:sz w:val="18"/>
-        </w:rPr>
-        <w:t xml:space="preserve"> </w:t>
-      </w:r>
-      <w:r>
-        <w:rPr>
-          <w:rFonts w:ascii="Times New Roman" w:hAnsi="Times New Roman" w:eastAsia="Times New Roman"/>
-          <w:sz w:val="18"/>
-        </w:rPr>
-        <w:t xml:space="preserve">“2D Gaussian splatting for geometrically accurate radiance fields.”</w:t>
-      </w:r>
-      <w:r>
-        <w:rPr>
-          <w:rFonts w:ascii="Times New Roman" w:hAnsi="Times New Roman" w:eastAsia="Times New Roman"/>
-          <w:sz w:val="18"/>
-        </w:rPr>
-        <w:t xml:space="preserve"> </w:t>
-      </w:r>
-      <w:r>
-        <w:rPr>
-          <w:rFonts w:ascii="Times New Roman" w:hAnsi="Times New Roman" w:eastAsia="Times New Roman"/>
-          <w:sz w:val="18"/>
-        </w:rPr>
-        <w:t xml:space="preserve">arXiv preprint arXiv:2403.17888 (2024). DOI: https://doi.org/10.1145/3641519.3657428.</w:t>
+        <w:t xml:space="preserve">Cheng, K., Long, X., Yang, K., Yao, Y., Yin, W., Ma, Y., Wang, W., and Chen, X.,</w:t>
+      </w:r>
+      <w:r>
+        <w:rPr>
+          <w:rFonts w:ascii="Times New Roman" w:hAnsi="Times New Roman" w:eastAsia="Times New Roman"/>
+          <w:sz w:val="18"/>
+        </w:rPr>
+        <w:t xml:space="preserve"> </w:t>
+      </w:r>
+      <w:r>
+        <w:rPr>
+          <w:rFonts w:ascii="Times New Roman" w:hAnsi="Times New Roman" w:eastAsia="Times New Roman"/>
+          <w:sz w:val="18"/>
+        </w:rPr>
+        <w:t xml:space="preserve">“GaussianPro: 3D Gaussian splatting with progressive propagation.”</w:t>
+      </w:r>
+      <w:r>
+        <w:rPr>
+          <w:rFonts w:ascii="Times New Roman" w:hAnsi="Times New Roman" w:eastAsia="Times New Roman"/>
+          <w:sz w:val="18"/>
+        </w:rPr>
+        <w:t xml:space="preserve"> </w:t>
+      </w:r>
+      <w:r>
+        <w:rPr>
+          <w:rFonts w:ascii="Times New Roman" w:hAnsi="Times New Roman" w:eastAsia="Times New Roman"/>
+          <w:sz w:val="18"/>
+        </w:rPr>
+        <w:t xml:space="preserve">arXiv preprint arXiv:2402.14650 (2024). DOI: https://doi.org/10.48550/arXiv.2402.14650.</w:t>
       </w:r>
     </w:p>
     <w:p>
@@ -8722,35 +8495,35 @@
           <w:rFonts w:ascii="Times New Roman" w:hAnsi="Times New Roman" w:eastAsia="Times New Roman"/>
           <w:sz w:val="18"/>
         </w:rPr>
-        <w:t xml:space="preserve">Bao, Z., Liao, G., Zhou, K., Liu, K., Li, Q., and Qiu, G.,</w:t>
-      </w:r>
-      <w:r>
-        <w:rPr>
-          <w:rFonts w:ascii="Times New Roman" w:hAnsi="Times New Roman" w:eastAsia="Times New Roman"/>
-          <w:sz w:val="18"/>
-        </w:rPr>
-        <w:t xml:space="preserve"> </w:t>
-      </w:r>
-      <w:r>
-        <w:rPr>
-          <w:rFonts w:ascii="Times New Roman" w:hAnsi="Times New Roman" w:eastAsia="Times New Roman"/>
-          <w:sz w:val="18"/>
-        </w:rPr>
-        <w:t xml:space="preserve">“LoopSparseGS: Loop-based sparse-view friendly Gaussian splatting,”</w:t>
-      </w:r>
-      <w:r>
-        <w:rPr>
-          <w:rFonts w:ascii="Times New Roman" w:hAnsi="Times New Roman" w:eastAsia="Times New Roman"/>
-          <w:sz w:val="18"/>
-        </w:rPr>
-        <w:t xml:space="preserve"> </w:t>
-      </w:r>
-      <w:r>
-        <w:rPr>
-          <w:rFonts w:ascii="Times New Roman" w:hAnsi="Times New Roman" w:eastAsia="Times New Roman"/>
-          <w:sz w:val="18"/>
-        </w:rPr>
-        <w:t xml:space="preserve">IEEE Transactions on Image Processing 34, 3889–3902 (2025). DOI: https://doi.org/10.1109/TIP.2025.3574929.</w:t>
+        <w:t xml:space="preserve">Zhou, Z., Xiong, Y.-J., Zhang, J.-C., Xia, C.-M., Qiu, X., and Zhan, H.,</w:t>
+      </w:r>
+      <w:r>
+        <w:rPr>
+          <w:rFonts w:ascii="Times New Roman" w:hAnsi="Times New Roman" w:eastAsia="Times New Roman"/>
+          <w:sz w:val="18"/>
+        </w:rPr>
+        <w:t xml:space="preserve"> </w:t>
+      </w:r>
+      <w:r>
+        <w:rPr>
+          <w:rFonts w:ascii="Times New Roman" w:hAnsi="Times New Roman" w:eastAsia="Times New Roman"/>
+          <w:sz w:val="18"/>
+        </w:rPr>
+        <w:t xml:space="preserve">“Gradient-direction-aware density control for 3D Gaussian splatting.”</w:t>
+      </w:r>
+      <w:r>
+        <w:rPr>
+          <w:rFonts w:ascii="Times New Roman" w:hAnsi="Times New Roman" w:eastAsia="Times New Roman"/>
+          <w:sz w:val="18"/>
+        </w:rPr>
+        <w:t xml:space="preserve"> </w:t>
+      </w:r>
+      <w:r>
+        <w:rPr>
+          <w:rFonts w:ascii="Times New Roman" w:hAnsi="Times New Roman" w:eastAsia="Times New Roman"/>
+          <w:sz w:val="18"/>
+        </w:rPr>
+        <w:t xml:space="preserve">arXiv preprint arXiv:2508.09239 (2025). DOI: https://doi.org/10.48550/arXiv.2508.09239.</w:t>
       </w:r>
     </w:p>
     <w:p>
@@ -8762,35 +8535,35 @@
           <w:rFonts w:ascii="Times New Roman" w:hAnsi="Times New Roman" w:eastAsia="Times New Roman"/>
           <w:sz w:val="18"/>
         </w:rPr>
-        <w:t xml:space="preserve">Cheng, K., Long, X., Yang, K., Yao, Y., Yin, W., Ma, Y., Wang, W., and Chen, X.,</w:t>
-      </w:r>
-      <w:r>
-        <w:rPr>
-          <w:rFonts w:ascii="Times New Roman" w:hAnsi="Times New Roman" w:eastAsia="Times New Roman"/>
-          <w:sz w:val="18"/>
-        </w:rPr>
-        <w:t xml:space="preserve"> </w:t>
-      </w:r>
-      <w:r>
-        <w:rPr>
-          <w:rFonts w:ascii="Times New Roman" w:hAnsi="Times New Roman" w:eastAsia="Times New Roman"/>
-          <w:sz w:val="18"/>
-        </w:rPr>
-        <w:t xml:space="preserve">“GaussianPro: 3D Gaussian splatting with progressive propagation.”</w:t>
-      </w:r>
-      <w:r>
-        <w:rPr>
-          <w:rFonts w:ascii="Times New Roman" w:hAnsi="Times New Roman" w:eastAsia="Times New Roman"/>
-          <w:sz w:val="18"/>
-        </w:rPr>
-        <w:t xml:space="preserve"> </w:t>
-      </w:r>
-      <w:r>
-        <w:rPr>
-          <w:rFonts w:ascii="Times New Roman" w:hAnsi="Times New Roman" w:eastAsia="Times New Roman"/>
-          <w:sz w:val="18"/>
-        </w:rPr>
-        <w:t xml:space="preserve">arXiv preprint arXiv:2402.14650 (2024). DOI: https://doi.org/10.48550/arXiv.2402.14650.</w:t>
+        <w:t xml:space="preserve">Zheng, Y., Jiang, Z., He, S., Sun, Y., Dong, J., Zhang, H., and Du, Y.,</w:t>
+      </w:r>
+      <w:r>
+        <w:rPr>
+          <w:rFonts w:ascii="Times New Roman" w:hAnsi="Times New Roman" w:eastAsia="Times New Roman"/>
+          <w:sz w:val="18"/>
+        </w:rPr>
+        <w:t xml:space="preserve"> </w:t>
+      </w:r>
+      <w:r>
+        <w:rPr>
+          <w:rFonts w:ascii="Times New Roman" w:hAnsi="Times New Roman" w:eastAsia="Times New Roman"/>
+          <w:sz w:val="18"/>
+        </w:rPr>
+        <w:t xml:space="preserve">“NexusGS: Sparse view synthesis with epipolar depth priors in 3D Gaussian splatting,”</w:t>
+      </w:r>
+      <w:r>
+        <w:rPr>
+          <w:rFonts w:ascii="Times New Roman" w:hAnsi="Times New Roman" w:eastAsia="Times New Roman"/>
+          <w:sz w:val="18"/>
+        </w:rPr>
+        <w:t xml:space="preserve"> </w:t>
+      </w:r>
+      <w:r>
+        <w:rPr>
+          <w:rFonts w:ascii="Times New Roman" w:hAnsi="Times New Roman" w:eastAsia="Times New Roman"/>
+          <w:sz w:val="18"/>
+        </w:rPr>
+        <w:t xml:space="preserve">in [Proc. IEEE/CVF Conference on Computer Vision and Pattern Recognition (CVPR)], 26800–26809 (2025). DOI: https://doi.org/10.1109/cvpr52734.2025.02496.</w:t>
       </w:r>
     </w:p>
     <w:p>
@@ -8802,35 +8575,35 @@
           <w:rFonts w:ascii="Times New Roman" w:hAnsi="Times New Roman" w:eastAsia="Times New Roman"/>
           <w:sz w:val="18"/>
         </w:rPr>
-        <w:t xml:space="preserve">Zhou, Z., Xiong, Y.-J., Zhang, J.-C., Xia, C.-M., Qiu, X., and Zhan, H.,</w:t>
-      </w:r>
-      <w:r>
-        <w:rPr>
-          <w:rFonts w:ascii="Times New Roman" w:hAnsi="Times New Roman" w:eastAsia="Times New Roman"/>
-          <w:sz w:val="18"/>
-        </w:rPr>
-        <w:t xml:space="preserve"> </w:t>
-      </w:r>
-      <w:r>
-        <w:rPr>
-          <w:rFonts w:ascii="Times New Roman" w:hAnsi="Times New Roman" w:eastAsia="Times New Roman"/>
-          <w:sz w:val="18"/>
-        </w:rPr>
-        <w:t xml:space="preserve">“Gradient-direction-aware density control for 3D Gaussian splatting.”</w:t>
-      </w:r>
-      <w:r>
-        <w:rPr>
-          <w:rFonts w:ascii="Times New Roman" w:hAnsi="Times New Roman" w:eastAsia="Times New Roman"/>
-          <w:sz w:val="18"/>
-        </w:rPr>
-        <w:t xml:space="preserve"> </w:t>
-      </w:r>
-      <w:r>
-        <w:rPr>
-          <w:rFonts w:ascii="Times New Roman" w:hAnsi="Times New Roman" w:eastAsia="Times New Roman"/>
-          <w:sz w:val="18"/>
-        </w:rPr>
-        <w:t xml:space="preserve">arXiv preprint arXiv:2508.09239 (2025). DOI: https://doi.org/10.48550/arXiv.2508.09239.</w:t>
+        <w:t xml:space="preserve">Patle, G., Girgaonkar, N., Somraj, N., and Soundararajan, R.,</w:t>
+      </w:r>
+      <w:r>
+        <w:rPr>
+          <w:rFonts w:ascii="Times New Roman" w:hAnsi="Times New Roman" w:eastAsia="Times New Roman"/>
+          <w:sz w:val="18"/>
+        </w:rPr>
+        <w:t xml:space="preserve"> </w:t>
+      </w:r>
+      <w:r>
+        <w:rPr>
+          <w:rFonts w:ascii="Times New Roman" w:hAnsi="Times New Roman" w:eastAsia="Times New Roman"/>
+          <w:sz w:val="18"/>
+        </w:rPr>
+        <w:t xml:space="preserve">“AD-GS: Alternating densification for sparse-input 3D Gaussian splatting.”</w:t>
+      </w:r>
+      <w:r>
+        <w:rPr>
+          <w:rFonts w:ascii="Times New Roman" w:hAnsi="Times New Roman" w:eastAsia="Times New Roman"/>
+          <w:sz w:val="18"/>
+        </w:rPr>
+        <w:t xml:space="preserve"> </w:t>
+      </w:r>
+      <w:r>
+        <w:rPr>
+          <w:rFonts w:ascii="Times New Roman" w:hAnsi="Times New Roman" w:eastAsia="Times New Roman"/>
+          <w:sz w:val="18"/>
+        </w:rPr>
+        <w:t xml:space="preserve">arXiv preprint arXiv:2509.11003 (2025). DOI: https://doi.org/10.1145/3757377.3763993.</w:t>
       </w:r>
     </w:p>
     <w:p>
@@ -8842,35 +8615,35 @@
           <w:rFonts w:ascii="Times New Roman" w:hAnsi="Times New Roman" w:eastAsia="Times New Roman"/>
           <w:sz w:val="18"/>
         </w:rPr>
-        <w:t xml:space="preserve">Zheng, Y., Jiang, Z., He, S., Sun, Y., Dong, J., Zhang, H., and Du, Y.,</w:t>
-      </w:r>
-      <w:r>
-        <w:rPr>
-          <w:rFonts w:ascii="Times New Roman" w:hAnsi="Times New Roman" w:eastAsia="Times New Roman"/>
-          <w:sz w:val="18"/>
-        </w:rPr>
-        <w:t xml:space="preserve"> </w:t>
-      </w:r>
-      <w:r>
-        <w:rPr>
-          <w:rFonts w:ascii="Times New Roman" w:hAnsi="Times New Roman" w:eastAsia="Times New Roman"/>
-          <w:sz w:val="18"/>
-        </w:rPr>
-        <w:t xml:space="preserve">“NexusGS: Sparse view synthesis with epipolar depth priors in 3D Gaussian splatting,”</w:t>
-      </w:r>
-      <w:r>
-        <w:rPr>
-          <w:rFonts w:ascii="Times New Roman" w:hAnsi="Times New Roman" w:eastAsia="Times New Roman"/>
-          <w:sz w:val="18"/>
-        </w:rPr>
-        <w:t xml:space="preserve"> </w:t>
-      </w:r>
-      <w:r>
-        <w:rPr>
-          <w:rFonts w:ascii="Times New Roman" w:hAnsi="Times New Roman" w:eastAsia="Times New Roman"/>
-          <w:sz w:val="18"/>
-        </w:rPr>
-        <w:t xml:space="preserve">in [Proc. IEEE/CVF Conference on Computer Vision and Pattern Recognition (CVPR)], 26800–26809 (2025). DOI: https://doi.org/10.1109/cvpr52734.2025.02496.</w:t>
+        <w:t xml:space="preserve">Xiong, H., Muttukuru, S., Upadhyay, R., Chari, P., and Kadambi, A.,</w:t>
+      </w:r>
+      <w:r>
+        <w:rPr>
+          <w:rFonts w:ascii="Times New Roman" w:hAnsi="Times New Roman" w:eastAsia="Times New Roman"/>
+          <w:sz w:val="18"/>
+        </w:rPr>
+        <w:t xml:space="preserve"> </w:t>
+      </w:r>
+      <w:r>
+        <w:rPr>
+          <w:rFonts w:ascii="Times New Roman" w:hAnsi="Times New Roman" w:eastAsia="Times New Roman"/>
+          <w:sz w:val="18"/>
+        </w:rPr>
+        <w:t xml:space="preserve">“SparseGS: Real-time 360° sparse view synthesis using Gaussian splatting,”</w:t>
+      </w:r>
+      <w:r>
+        <w:rPr>
+          <w:rFonts w:ascii="Times New Roman" w:hAnsi="Times New Roman" w:eastAsia="Times New Roman"/>
+          <w:sz w:val="18"/>
+        </w:rPr>
+        <w:t xml:space="preserve"> </w:t>
+      </w:r>
+      <w:r>
+        <w:rPr>
+          <w:rFonts w:ascii="Times New Roman" w:hAnsi="Times New Roman" w:eastAsia="Times New Roman"/>
+          <w:sz w:val="18"/>
+        </w:rPr>
+        <w:t xml:space="preserve">in [Proc. International Conference on 3D Vision (3DV)], (2025). DOI: https://doi.org/10.1109/3dv66043.2025.00100.</w:t>
       </w:r>
     </w:p>
     <w:p>
@@ -8882,35 +8655,35 @@
           <w:rFonts w:ascii="Times New Roman" w:hAnsi="Times New Roman" w:eastAsia="Times New Roman"/>
           <w:sz w:val="18"/>
         </w:rPr>
-        <w:t xml:space="preserve">Patle, G., Girgaonkar, N., Somraj, N., and Soundararajan, R.,</w:t>
-      </w:r>
-      <w:r>
-        <w:rPr>
-          <w:rFonts w:ascii="Times New Roman" w:hAnsi="Times New Roman" w:eastAsia="Times New Roman"/>
-          <w:sz w:val="18"/>
-        </w:rPr>
-        <w:t xml:space="preserve"> </w:t>
-      </w:r>
-      <w:r>
-        <w:rPr>
-          <w:rFonts w:ascii="Times New Roman" w:hAnsi="Times New Roman" w:eastAsia="Times New Roman"/>
-          <w:sz w:val="18"/>
-        </w:rPr>
-        <w:t xml:space="preserve">“AD-GS: Alternating densification for sparse-input 3D Gaussian splatting.”</w:t>
-      </w:r>
-      <w:r>
-        <w:rPr>
-          <w:rFonts w:ascii="Times New Roman" w:hAnsi="Times New Roman" w:eastAsia="Times New Roman"/>
-          <w:sz w:val="18"/>
-        </w:rPr>
-        <w:t xml:space="preserve"> </w:t>
-      </w:r>
-      <w:r>
-        <w:rPr>
-          <w:rFonts w:ascii="Times New Roman" w:hAnsi="Times New Roman" w:eastAsia="Times New Roman"/>
-          <w:sz w:val="18"/>
-        </w:rPr>
-        <w:t xml:space="preserve">arXiv preprint arXiv:2509.11003 (2025). DOI: https://doi.org/10.1145/3757377.3763993.</w:t>
+        <w:t xml:space="preserve">Fang, S., Shen, I.-C., Zhang, X., Wang, Z., Wang, Y., Ding, W., Yu, G., and Igarashi, T.,</w:t>
+      </w:r>
+      <w:r>
+        <w:rPr>
+          <w:rFonts w:ascii="Times New Roman" w:hAnsi="Times New Roman" w:eastAsia="Times New Roman"/>
+          <w:sz w:val="18"/>
+        </w:rPr>
+        <w:t xml:space="preserve"> </w:t>
+      </w:r>
+      <w:r>
+        <w:rPr>
+          <w:rFonts w:ascii="Times New Roman" w:hAnsi="Times New Roman" w:eastAsia="Times New Roman"/>
+          <w:sz w:val="18"/>
+        </w:rPr>
+        <w:t xml:space="preserve">“Dropping anchor and spherical harmonics for sparse-view Gaussian splatting.”</w:t>
+      </w:r>
+      <w:r>
+        <w:rPr>
+          <w:rFonts w:ascii="Times New Roman" w:hAnsi="Times New Roman" w:eastAsia="Times New Roman"/>
+          <w:sz w:val="18"/>
+        </w:rPr>
+        <w:t xml:space="preserve"> </w:t>
+      </w:r>
+      <w:r>
+        <w:rPr>
+          <w:rFonts w:ascii="Times New Roman" w:hAnsi="Times New Roman" w:eastAsia="Times New Roman"/>
+          <w:sz w:val="18"/>
+        </w:rPr>
+        <w:t xml:space="preserve">arXiv preprint arXiv:2602.20933 (2026). DOI: https://doi.org/10.48550/arXiv.2602.20933.</w:t>
       </w:r>
     </w:p>
     <w:p>
@@ -8922,35 +8695,35 @@
           <w:rFonts w:ascii="Times New Roman" w:hAnsi="Times New Roman" w:eastAsia="Times New Roman"/>
           <w:sz w:val="18"/>
         </w:rPr>
-        <w:t xml:space="preserve">Xiong, H., Muttukuru, S., Upadhyay, R., Chari, P., and Kadambi, A.,</w:t>
-      </w:r>
-      <w:r>
-        <w:rPr>
-          <w:rFonts w:ascii="Times New Roman" w:hAnsi="Times New Roman" w:eastAsia="Times New Roman"/>
-          <w:sz w:val="18"/>
-        </w:rPr>
-        <w:t xml:space="preserve"> </w:t>
-      </w:r>
-      <w:r>
-        <w:rPr>
-          <w:rFonts w:ascii="Times New Roman" w:hAnsi="Times New Roman" w:eastAsia="Times New Roman"/>
-          <w:sz w:val="18"/>
-        </w:rPr>
-        <w:t xml:space="preserve">“SparseGS: Real-time 360° sparse view synthesis using Gaussian splatting,”</w:t>
-      </w:r>
-      <w:r>
-        <w:rPr>
-          <w:rFonts w:ascii="Times New Roman" w:hAnsi="Times New Roman" w:eastAsia="Times New Roman"/>
-          <w:sz w:val="18"/>
-        </w:rPr>
-        <w:t xml:space="preserve"> </w:t>
-      </w:r>
-      <w:r>
-        <w:rPr>
-          <w:rFonts w:ascii="Times New Roman" w:hAnsi="Times New Roman" w:eastAsia="Times New Roman"/>
-          <w:sz w:val="18"/>
-        </w:rPr>
-        <w:t xml:space="preserve">in [Proc. International Conference on 3D Vision (3DV)], (2025). DOI: https://doi.org/10.1109/3dv66043.2025.00100.</w:t>
+        <w:t xml:space="preserve">Wang, S., Leroy, V., Cabon, Y., Chidlovskii, B., and Revaud, J.,</w:t>
+      </w:r>
+      <w:r>
+        <w:rPr>
+          <w:rFonts w:ascii="Times New Roman" w:hAnsi="Times New Roman" w:eastAsia="Times New Roman"/>
+          <w:sz w:val="18"/>
+        </w:rPr>
+        <w:t xml:space="preserve"> </w:t>
+      </w:r>
+      <w:r>
+        <w:rPr>
+          <w:rFonts w:ascii="Times New Roman" w:hAnsi="Times New Roman" w:eastAsia="Times New Roman"/>
+          <w:sz w:val="18"/>
+        </w:rPr>
+        <w:t xml:space="preserve">“DUSt3R: Geometric 3D vision made easy,”</w:t>
+      </w:r>
+      <w:r>
+        <w:rPr>
+          <w:rFonts w:ascii="Times New Roman" w:hAnsi="Times New Roman" w:eastAsia="Times New Roman"/>
+          <w:sz w:val="18"/>
+        </w:rPr>
+        <w:t xml:space="preserve"> </w:t>
+      </w:r>
+      <w:r>
+        <w:rPr>
+          <w:rFonts w:ascii="Times New Roman" w:hAnsi="Times New Roman" w:eastAsia="Times New Roman"/>
+          <w:sz w:val="18"/>
+        </w:rPr>
+        <w:t xml:space="preserve">in [Proc. IEEE/CVF Conference on Computer Vision and Pattern Recognition (CVPR)], 20697–20709 (2024). DOI: https://doi.org/10.1109/cvpr52733.2024.01956.</w:t>
       </w:r>
     </w:p>
     <w:p>
@@ -8962,35 +8735,35 @@
           <w:rFonts w:ascii="Times New Roman" w:hAnsi="Times New Roman" w:eastAsia="Times New Roman"/>
           <w:sz w:val="18"/>
         </w:rPr>
-        <w:t xml:space="preserve">Fang, S., Shen, I.-C., Zhang, X., Wang, Z., Wang, Y., Ding, W., Yu, G., and Igarashi, T.,</w:t>
-      </w:r>
-      <w:r>
-        <w:rPr>
-          <w:rFonts w:ascii="Times New Roman" w:hAnsi="Times New Roman" w:eastAsia="Times New Roman"/>
-          <w:sz w:val="18"/>
-        </w:rPr>
-        <w:t xml:space="preserve"> </w:t>
-      </w:r>
-      <w:r>
-        <w:rPr>
-          <w:rFonts w:ascii="Times New Roman" w:hAnsi="Times New Roman" w:eastAsia="Times New Roman"/>
-          <w:sz w:val="18"/>
-        </w:rPr>
-        <w:t xml:space="preserve">“Dropping anchor and spherical harmonics for sparse-view Gaussian splatting.”</w:t>
-      </w:r>
-      <w:r>
-        <w:rPr>
-          <w:rFonts w:ascii="Times New Roman" w:hAnsi="Times New Roman" w:eastAsia="Times New Roman"/>
-          <w:sz w:val="18"/>
-        </w:rPr>
-        <w:t xml:space="preserve"> </w:t>
-      </w:r>
-      <w:r>
-        <w:rPr>
-          <w:rFonts w:ascii="Times New Roman" w:hAnsi="Times New Roman" w:eastAsia="Times New Roman"/>
-          <w:sz w:val="18"/>
-        </w:rPr>
-        <w:t xml:space="preserve">arXiv preprint arXiv:2602.20933 (2026). DOI: https://doi.org/10.48550/arXiv.2602.20933.</w:t>
+        <w:t xml:space="preserve">Fan, Z., Cong, W., Wen, K., Wang, K., Zhang, J., Ding, X., Xu, D., Ivanovic, B., Pavone, M., Pavlakos, G., Wang, Z., and Wang, Y.,</w:t>
+      </w:r>
+      <w:r>
+        <w:rPr>
+          <w:rFonts w:ascii="Times New Roman" w:hAnsi="Times New Roman" w:eastAsia="Times New Roman"/>
+          <w:sz w:val="18"/>
+        </w:rPr>
+        <w:t xml:space="preserve"> </w:t>
+      </w:r>
+      <w:r>
+        <w:rPr>
+          <w:rFonts w:ascii="Times New Roman" w:hAnsi="Times New Roman" w:eastAsia="Times New Roman"/>
+          <w:sz w:val="18"/>
+        </w:rPr>
+        <w:t xml:space="preserve">“InstantSplat: Sparse-view Gaussian splatting in seconds.”</w:t>
+      </w:r>
+      <w:r>
+        <w:rPr>
+          <w:rFonts w:ascii="Times New Roman" w:hAnsi="Times New Roman" w:eastAsia="Times New Roman"/>
+          <w:sz w:val="18"/>
+        </w:rPr>
+        <w:t xml:space="preserve"> </w:t>
+      </w:r>
+      <w:r>
+        <w:rPr>
+          <w:rFonts w:ascii="Times New Roman" w:hAnsi="Times New Roman" w:eastAsia="Times New Roman"/>
+          <w:sz w:val="18"/>
+        </w:rPr>
+        <w:t xml:space="preserve">arXiv preprint arXiv:2403.20309 (2024). DOI: https://doi.org/10.48550/arXiv.2403.20309.</w:t>
       </w:r>
     </w:p>
     <w:p>
@@ -9002,35 +8775,35 @@
           <w:rFonts w:ascii="Times New Roman" w:hAnsi="Times New Roman" w:eastAsia="Times New Roman"/>
           <w:sz w:val="18"/>
         </w:rPr>
-        <w:t xml:space="preserve">Wang, S., Leroy, V., Cabon, Y., Chidlovskii, B., and Revaud, J.,</w:t>
-      </w:r>
-      <w:r>
-        <w:rPr>
-          <w:rFonts w:ascii="Times New Roman" w:hAnsi="Times New Roman" w:eastAsia="Times New Roman"/>
-          <w:sz w:val="18"/>
-        </w:rPr>
-        <w:t xml:space="preserve"> </w:t>
-      </w:r>
-      <w:r>
-        <w:rPr>
-          <w:rFonts w:ascii="Times New Roman" w:hAnsi="Times New Roman" w:eastAsia="Times New Roman"/>
-          <w:sz w:val="18"/>
-        </w:rPr>
-        <w:t xml:space="preserve">“DUSt3R: Geometric 3D vision made easy,”</w:t>
-      </w:r>
-      <w:r>
-        <w:rPr>
-          <w:rFonts w:ascii="Times New Roman" w:hAnsi="Times New Roman" w:eastAsia="Times New Roman"/>
-          <w:sz w:val="18"/>
-        </w:rPr>
-        <w:t xml:space="preserve"> </w:t>
-      </w:r>
-      <w:r>
-        <w:rPr>
-          <w:rFonts w:ascii="Times New Roman" w:hAnsi="Times New Roman" w:eastAsia="Times New Roman"/>
-          <w:sz w:val="18"/>
-        </w:rPr>
-        <w:t xml:space="preserve">in [Proc. IEEE/CVF Conference on Computer Vision and Pattern Recognition (CVPR)], 20697–20709 (2024). DOI: https://doi.org/10.1109/cvpr52733.2024.01956.</w:t>
+        <w:t xml:space="preserve">Charatan, D., Li, S. L., Tagliasacchi, A., and Sitzmann, V.,</w:t>
+      </w:r>
+      <w:r>
+        <w:rPr>
+          <w:rFonts w:ascii="Times New Roman" w:hAnsi="Times New Roman" w:eastAsia="Times New Roman"/>
+          <w:sz w:val="18"/>
+        </w:rPr>
+        <w:t xml:space="preserve"> </w:t>
+      </w:r>
+      <w:r>
+        <w:rPr>
+          <w:rFonts w:ascii="Times New Roman" w:hAnsi="Times New Roman" w:eastAsia="Times New Roman"/>
+          <w:sz w:val="18"/>
+        </w:rPr>
+        <w:t xml:space="preserve">“pixelSplat: 3D Gaussian splats from image pairs for scalable generalizable 3D reconstruction,”</w:t>
+      </w:r>
+      <w:r>
+        <w:rPr>
+          <w:rFonts w:ascii="Times New Roman" w:hAnsi="Times New Roman" w:eastAsia="Times New Roman"/>
+          <w:sz w:val="18"/>
+        </w:rPr>
+        <w:t xml:space="preserve"> </w:t>
+      </w:r>
+      <w:r>
+        <w:rPr>
+          <w:rFonts w:ascii="Times New Roman" w:hAnsi="Times New Roman" w:eastAsia="Times New Roman"/>
+          <w:sz w:val="18"/>
+        </w:rPr>
+        <w:t xml:space="preserve">in [Proc. IEEE/CVF Conference on Computer Vision and Pattern Recognition (CVPR)], 19457–19467 (2024). DOI: https://doi.org/10.1109/cvpr52733.2024.01840.</w:t>
       </w:r>
     </w:p>
     <w:p>
@@ -9042,35 +8815,35 @@
           <w:rFonts w:ascii="Times New Roman" w:hAnsi="Times New Roman" w:eastAsia="Times New Roman"/>
           <w:sz w:val="18"/>
         </w:rPr>
-        <w:t xml:space="preserve">Fan, Z., Cong, W., Wen, K., Wang, K., Zhang, J., Ding, X., Xu, D., Ivanovic, B., Pavone, M., Pavlakos, G., Wang, Z., and Wang, Y.,</w:t>
-      </w:r>
-      <w:r>
-        <w:rPr>
-          <w:rFonts w:ascii="Times New Roman" w:hAnsi="Times New Roman" w:eastAsia="Times New Roman"/>
-          <w:sz w:val="18"/>
-        </w:rPr>
-        <w:t xml:space="preserve"> </w:t>
-      </w:r>
-      <w:r>
-        <w:rPr>
-          <w:rFonts w:ascii="Times New Roman" w:hAnsi="Times New Roman" w:eastAsia="Times New Roman"/>
-          <w:sz w:val="18"/>
-        </w:rPr>
-        <w:t xml:space="preserve">“InstantSplat: Sparse-view Gaussian splatting in seconds.”</w:t>
-      </w:r>
-      <w:r>
-        <w:rPr>
-          <w:rFonts w:ascii="Times New Roman" w:hAnsi="Times New Roman" w:eastAsia="Times New Roman"/>
-          <w:sz w:val="18"/>
-        </w:rPr>
-        <w:t xml:space="preserve"> </w:t>
-      </w:r>
-      <w:r>
-        <w:rPr>
-          <w:rFonts w:ascii="Times New Roman" w:hAnsi="Times New Roman" w:eastAsia="Times New Roman"/>
-          <w:sz w:val="18"/>
-        </w:rPr>
-        <w:t xml:space="preserve">arXiv preprint arXiv:2403.20309 (2024). DOI: https://doi.org/10.48550/arXiv.2403.20309.</w:t>
+        <w:t xml:space="preserve">Chen, Y., Xu, H., Zheng, C., Zhuang, B., Pollefeys, M., Geiger, A., Cham, T.-J., and Cai, J.,</w:t>
+      </w:r>
+      <w:r>
+        <w:rPr>
+          <w:rFonts w:ascii="Times New Roman" w:hAnsi="Times New Roman" w:eastAsia="Times New Roman"/>
+          <w:sz w:val="18"/>
+        </w:rPr>
+        <w:t xml:space="preserve"> </w:t>
+      </w:r>
+      <w:r>
+        <w:rPr>
+          <w:rFonts w:ascii="Times New Roman" w:hAnsi="Times New Roman" w:eastAsia="Times New Roman"/>
+          <w:sz w:val="18"/>
+        </w:rPr>
+        <w:t xml:space="preserve">“MVSplat: Efficient 3D Gaussian splatting from sparse multi-view images,”</w:t>
+      </w:r>
+      <w:r>
+        <w:rPr>
+          <w:rFonts w:ascii="Times New Roman" w:hAnsi="Times New Roman" w:eastAsia="Times New Roman"/>
+          <w:sz w:val="18"/>
+        </w:rPr>
+        <w:t xml:space="preserve"> </w:t>
+      </w:r>
+      <w:r>
+        <w:rPr>
+          <w:rFonts w:ascii="Times New Roman" w:hAnsi="Times New Roman" w:eastAsia="Times New Roman"/>
+          <w:sz w:val="18"/>
+        </w:rPr>
+        <w:t xml:space="preserve">in [Proc. European Conference on Computer Vision (ECCV)], 370–381 (2024). DOI: https://doi.org/10.1007/978-3-031-72664-4_21.</w:t>
       </w:r>
     </w:p>
     <w:p>
@@ -9082,35 +8855,35 @@
           <w:rFonts w:ascii="Times New Roman" w:hAnsi="Times New Roman" w:eastAsia="Times New Roman"/>
           <w:sz w:val="18"/>
         </w:rPr>
-        <w:t xml:space="preserve">Charatan, D., Li, S. L., Tagliasacchi, A., and Sitzmann, V.,</w:t>
-      </w:r>
-      <w:r>
-        <w:rPr>
-          <w:rFonts w:ascii="Times New Roman" w:hAnsi="Times New Roman" w:eastAsia="Times New Roman"/>
-          <w:sz w:val="18"/>
-        </w:rPr>
-        <w:t xml:space="preserve"> </w:t>
-      </w:r>
-      <w:r>
-        <w:rPr>
-          <w:rFonts w:ascii="Times New Roman" w:hAnsi="Times New Roman" w:eastAsia="Times New Roman"/>
-          <w:sz w:val="18"/>
-        </w:rPr>
-        <w:t xml:space="preserve">“pixelSplat: 3D Gaussian splats from image pairs for scalable generalizable 3D reconstruction,”</w:t>
-      </w:r>
-      <w:r>
-        <w:rPr>
-          <w:rFonts w:ascii="Times New Roman" w:hAnsi="Times New Roman" w:eastAsia="Times New Roman"/>
-          <w:sz w:val="18"/>
-        </w:rPr>
-        <w:t xml:space="preserve"> </w:t>
-      </w:r>
-      <w:r>
-        <w:rPr>
-          <w:rFonts w:ascii="Times New Roman" w:hAnsi="Times New Roman" w:eastAsia="Times New Roman"/>
-          <w:sz w:val="18"/>
-        </w:rPr>
-        <w:t xml:space="preserve">in [Proc. IEEE/CVF Conference on Computer Vision and Pattern Recognition (CVPR)], 19457–19467 (2024). DOI: https://doi.org/10.1109/cvpr52733.2024.01840.</w:t>
+        <w:t xml:space="preserve">Cao, C., Ren, X., and Fu, Y.,</w:t>
+      </w:r>
+      <w:r>
+        <w:rPr>
+          <w:rFonts w:ascii="Times New Roman" w:hAnsi="Times New Roman" w:eastAsia="Times New Roman"/>
+          <w:sz w:val="18"/>
+        </w:rPr>
+        <w:t xml:space="preserve"> </w:t>
+      </w:r>
+      <w:r>
+        <w:rPr>
+          <w:rFonts w:ascii="Times New Roman" w:hAnsi="Times New Roman" w:eastAsia="Times New Roman"/>
+          <w:sz w:val="18"/>
+        </w:rPr>
+        <w:t xml:space="preserve">“MVSFormer++: Revealing the devil in transformer’s details for multi-view stereo.”</w:t>
+      </w:r>
+      <w:r>
+        <w:rPr>
+          <w:rFonts w:ascii="Times New Roman" w:hAnsi="Times New Roman" w:eastAsia="Times New Roman"/>
+          <w:sz w:val="18"/>
+        </w:rPr>
+        <w:t xml:space="preserve"> </w:t>
+      </w:r>
+      <w:r>
+        <w:rPr>
+          <w:rFonts w:ascii="Times New Roman" w:hAnsi="Times New Roman" w:eastAsia="Times New Roman"/>
+          <w:sz w:val="18"/>
+        </w:rPr>
+        <w:t xml:space="preserve">arXiv preprint arXiv:2401.11673 (2024). DOI: https://doi.org/10.48550/arXiv.2401.11673.</w:t>
       </w:r>
     </w:p>
     <w:p>
@@ -9122,35 +8895,35 @@
           <w:rFonts w:ascii="Times New Roman" w:hAnsi="Times New Roman" w:eastAsia="Times New Roman"/>
           <w:sz w:val="18"/>
         </w:rPr>
-        <w:t xml:space="preserve">Chen, Y., Xu, H., Zheng, C., Zhuang, B., Pollefeys, M., Geiger, A., Cham, T.-J., and Cai, J.,</w:t>
-      </w:r>
-      <w:r>
-        <w:rPr>
-          <w:rFonts w:ascii="Times New Roman" w:hAnsi="Times New Roman" w:eastAsia="Times New Roman"/>
-          <w:sz w:val="18"/>
-        </w:rPr>
-        <w:t xml:space="preserve"> </w:t>
-      </w:r>
-      <w:r>
-        <w:rPr>
-          <w:rFonts w:ascii="Times New Roman" w:hAnsi="Times New Roman" w:eastAsia="Times New Roman"/>
-          <w:sz w:val="18"/>
-        </w:rPr>
-        <w:t xml:space="preserve">“MVSplat: Efficient 3D Gaussian splatting from sparse multi-view images,”</w:t>
-      </w:r>
-      <w:r>
-        <w:rPr>
-          <w:rFonts w:ascii="Times New Roman" w:hAnsi="Times New Roman" w:eastAsia="Times New Roman"/>
-          <w:sz w:val="18"/>
-        </w:rPr>
-        <w:t xml:space="preserve"> </w:t>
-      </w:r>
-      <w:r>
-        <w:rPr>
-          <w:rFonts w:ascii="Times New Roman" w:hAnsi="Times New Roman" w:eastAsia="Times New Roman"/>
-          <w:sz w:val="18"/>
-        </w:rPr>
-        <w:t xml:space="preserve">in [Proc. European Conference on Computer Vision (ECCV)], 370–381 (2024). DOI: https://doi.org/10.1007/978-3-031-72664-4_21.</w:t>
+        <w:t xml:space="preserve">Yang, L., Kang, B., Huang, Z., Zhao, Z., Xu, X., Feng, J., and Zhao, H.,</w:t>
+      </w:r>
+      <w:r>
+        <w:rPr>
+          <w:rFonts w:ascii="Times New Roman" w:hAnsi="Times New Roman" w:eastAsia="Times New Roman"/>
+          <w:sz w:val="18"/>
+        </w:rPr>
+        <w:t xml:space="preserve"> </w:t>
+      </w:r>
+      <w:r>
+        <w:rPr>
+          <w:rFonts w:ascii="Times New Roman" w:hAnsi="Times New Roman" w:eastAsia="Times New Roman"/>
+          <w:sz w:val="18"/>
+        </w:rPr>
+        <w:t xml:space="preserve">“Depth anything V2,”</w:t>
+      </w:r>
+      <w:r>
+        <w:rPr>
+          <w:rFonts w:ascii="Times New Roman" w:hAnsi="Times New Roman" w:eastAsia="Times New Roman"/>
+          <w:sz w:val="18"/>
+        </w:rPr>
+        <w:t xml:space="preserve"> </w:t>
+      </w:r>
+      <w:r>
+        <w:rPr>
+          <w:rFonts w:ascii="Times New Roman" w:hAnsi="Times New Roman" w:eastAsia="Times New Roman"/>
+          <w:sz w:val="18"/>
+        </w:rPr>
+        <w:t xml:space="preserve">in [Advances in Neural Information Processing Systems (NeurIPS)], 37, 21875–21911 (2024). DOI: https://doi.org/10.52202/079017-0688.</w:t>
       </w:r>
     </w:p>
     <w:p>
@@ -9162,35 +8935,35 @@
           <w:rFonts w:ascii="Times New Roman" w:hAnsi="Times New Roman" w:eastAsia="Times New Roman"/>
           <w:sz w:val="18"/>
         </w:rPr>
-        <w:t xml:space="preserve">Cao, C., Ren, X., and Fu, Y.,</w:t>
-      </w:r>
-      <w:r>
-        <w:rPr>
-          <w:rFonts w:ascii="Times New Roman" w:hAnsi="Times New Roman" w:eastAsia="Times New Roman"/>
-          <w:sz w:val="18"/>
-        </w:rPr>
-        <w:t xml:space="preserve"> </w:t>
-      </w:r>
-      <w:r>
-        <w:rPr>
-          <w:rFonts w:ascii="Times New Roman" w:hAnsi="Times New Roman" w:eastAsia="Times New Roman"/>
-          <w:sz w:val="18"/>
-        </w:rPr>
-        <w:t xml:space="preserve">“MVSFormer++: Revealing the devil in transformer’s details for multi-view stereo.”</w:t>
-      </w:r>
-      <w:r>
-        <w:rPr>
-          <w:rFonts w:ascii="Times New Roman" w:hAnsi="Times New Roman" w:eastAsia="Times New Roman"/>
-          <w:sz w:val="18"/>
-        </w:rPr>
-        <w:t xml:space="preserve"> </w:t>
-      </w:r>
-      <w:r>
-        <w:rPr>
-          <w:rFonts w:ascii="Times New Roman" w:hAnsi="Times New Roman" w:eastAsia="Times New Roman"/>
-          <w:sz w:val="18"/>
-        </w:rPr>
-        <w:t xml:space="preserve">arXiv preprint arXiv:2401.11673 (2024). DOI: https://doi.org/10.48550/arXiv.2401.11673.</w:t>
+        <w:t xml:space="preserve">Wang, R., Xu, S., Dai, C., Xiang, J., Deng, Y., Tong, X., and Yang, J.,</w:t>
+      </w:r>
+      <w:r>
+        <w:rPr>
+          <w:rFonts w:ascii="Times New Roman" w:hAnsi="Times New Roman" w:eastAsia="Times New Roman"/>
+          <w:sz w:val="18"/>
+        </w:rPr>
+        <w:t xml:space="preserve"> </w:t>
+      </w:r>
+      <w:r>
+        <w:rPr>
+          <w:rFonts w:ascii="Times New Roman" w:hAnsi="Times New Roman" w:eastAsia="Times New Roman"/>
+          <w:sz w:val="18"/>
+        </w:rPr>
+        <w:t xml:space="preserve">“MoGe: Unlocking accurate monocular geometry estimation for open-domain images with optimal training supervision.”</w:t>
+      </w:r>
+      <w:r>
+        <w:rPr>
+          <w:rFonts w:ascii="Times New Roman" w:hAnsi="Times New Roman" w:eastAsia="Times New Roman"/>
+          <w:sz w:val="18"/>
+        </w:rPr>
+        <w:t xml:space="preserve"> </w:t>
+      </w:r>
+      <w:r>
+        <w:rPr>
+          <w:rFonts w:ascii="Times New Roman" w:hAnsi="Times New Roman" w:eastAsia="Times New Roman"/>
+          <w:sz w:val="18"/>
+        </w:rPr>
+        <w:t xml:space="preserve">arXiv preprint arXiv:2410.19115 (2024). DOI: https://doi.org/10.1109/cvpr52734.2025.00496.</w:t>
       </w:r>
     </w:p>
     <w:p>
@@ -9202,35 +8975,35 @@
           <w:rFonts w:ascii="Times New Roman" w:hAnsi="Times New Roman" w:eastAsia="Times New Roman"/>
           <w:sz w:val="18"/>
         </w:rPr>
-        <w:t xml:space="preserve">Yang, L., Kang, B., Huang, Z., Zhao, Z., Xu, X., Feng, J., and Zhao, H.,</w:t>
-      </w:r>
-      <w:r>
-        <w:rPr>
-          <w:rFonts w:ascii="Times New Roman" w:hAnsi="Times New Roman" w:eastAsia="Times New Roman"/>
-          <w:sz w:val="18"/>
-        </w:rPr>
-        <w:t xml:space="preserve"> </w:t>
-      </w:r>
-      <w:r>
-        <w:rPr>
-          <w:rFonts w:ascii="Times New Roman" w:hAnsi="Times New Roman" w:eastAsia="Times New Roman"/>
-          <w:sz w:val="18"/>
-        </w:rPr>
-        <w:t xml:space="preserve">“Depth anything V2,”</w:t>
-      </w:r>
-      <w:r>
-        <w:rPr>
-          <w:rFonts w:ascii="Times New Roman" w:hAnsi="Times New Roman" w:eastAsia="Times New Roman"/>
-          <w:sz w:val="18"/>
-        </w:rPr>
-        <w:t xml:space="preserve"> </w:t>
-      </w:r>
-      <w:r>
-        <w:rPr>
-          <w:rFonts w:ascii="Times New Roman" w:hAnsi="Times New Roman" w:eastAsia="Times New Roman"/>
-          <w:sz w:val="18"/>
-        </w:rPr>
-        <w:t xml:space="preserve">in [Advances in Neural Information Processing Systems (NeurIPS)], 37, 21875–21911 (2024). DOI: https://doi.org/10.52202/079017-0688.</w:t>
+        <w:t xml:space="preserve">Wang, J., Chen, M., Karaev, N., Vedaldi, A., Rupprecht, C., and Novotny, D.,</w:t>
+      </w:r>
+      <w:r>
+        <w:rPr>
+          <w:rFonts w:ascii="Times New Roman" w:hAnsi="Times New Roman" w:eastAsia="Times New Roman"/>
+          <w:sz w:val="18"/>
+        </w:rPr>
+        <w:t xml:space="preserve"> </w:t>
+      </w:r>
+      <w:r>
+        <w:rPr>
+          <w:rFonts w:ascii="Times New Roman" w:hAnsi="Times New Roman" w:eastAsia="Times New Roman"/>
+          <w:sz w:val="18"/>
+        </w:rPr>
+        <w:t xml:space="preserve">“VGGT: Visual geometry grounded transformer,”</w:t>
+      </w:r>
+      <w:r>
+        <w:rPr>
+          <w:rFonts w:ascii="Times New Roman" w:hAnsi="Times New Roman" w:eastAsia="Times New Roman"/>
+          <w:sz w:val="18"/>
+        </w:rPr>
+        <w:t xml:space="preserve"> </w:t>
+      </w:r>
+      <w:r>
+        <w:rPr>
+          <w:rFonts w:ascii="Times New Roman" w:hAnsi="Times New Roman" w:eastAsia="Times New Roman"/>
+          <w:sz w:val="18"/>
+        </w:rPr>
+        <w:t xml:space="preserve">in [Proc. IEEE/CVF Conference on Computer Vision and Pattern Recognition (CVPR)], 5294–5306 (2025). DOI: https://doi.org/10.1109/cvpr52734.2025.00499.</w:t>
       </w:r>
     </w:p>
     <w:p>
@@ -9242,35 +9015,35 @@
           <w:rFonts w:ascii="Times New Roman" w:hAnsi="Times New Roman" w:eastAsia="Times New Roman"/>
           <w:sz w:val="18"/>
         </w:rPr>
-        <w:t xml:space="preserve">Wang, R., Xu, S., Dai, C., Xiang, J., Deng, Y., Tong, X., and Yang, J.,</w:t>
-      </w:r>
-      <w:r>
-        <w:rPr>
-          <w:rFonts w:ascii="Times New Roman" w:hAnsi="Times New Roman" w:eastAsia="Times New Roman"/>
-          <w:sz w:val="18"/>
-        </w:rPr>
-        <w:t xml:space="preserve"> </w:t>
-      </w:r>
-      <w:r>
-        <w:rPr>
-          <w:rFonts w:ascii="Times New Roman" w:hAnsi="Times New Roman" w:eastAsia="Times New Roman"/>
-          <w:sz w:val="18"/>
-        </w:rPr>
-        <w:t xml:space="preserve">“MoGe: Unlocking accurate monocular geometry estimation for open-domain images with optimal training supervision.”</w:t>
-      </w:r>
-      <w:r>
-        <w:rPr>
-          <w:rFonts w:ascii="Times New Roman" w:hAnsi="Times New Roman" w:eastAsia="Times New Roman"/>
-          <w:sz w:val="18"/>
-        </w:rPr>
-        <w:t xml:space="preserve"> </w:t>
-      </w:r>
-      <w:r>
-        <w:rPr>
-          <w:rFonts w:ascii="Times New Roman" w:hAnsi="Times New Roman" w:eastAsia="Times New Roman"/>
-          <w:sz w:val="18"/>
-        </w:rPr>
-        <w:t xml:space="preserve">arXiv preprint arXiv:2410.19115 (2024). DOI: https://doi.org/10.1109/cvpr52734.2025.00496.</w:t>
+        <w:t xml:space="preserve">Li, J., Wen, Z., Zhang, L., Hu, J., Hou, F., Zhang, Z., and He, Y.,</w:t>
+      </w:r>
+      <w:r>
+        <w:rPr>
+          <w:rFonts w:ascii="Times New Roman" w:hAnsi="Times New Roman" w:eastAsia="Times New Roman"/>
+          <w:sz w:val="18"/>
+        </w:rPr>
+        <w:t xml:space="preserve"> </w:t>
+      </w:r>
+      <w:r>
+        <w:rPr>
+          <w:rFonts w:ascii="Times New Roman" w:hAnsi="Times New Roman" w:eastAsia="Times New Roman"/>
+          <w:sz w:val="18"/>
+        </w:rPr>
+        <w:t xml:space="preserve">“GS-Octree: Octree-based 3D Gaussian splatting for robust object-level 3D reconstruction under strong lighting.”</w:t>
+      </w:r>
+      <w:r>
+        <w:rPr>
+          <w:rFonts w:ascii="Times New Roman" w:hAnsi="Times New Roman" w:eastAsia="Times New Roman"/>
+          <w:sz w:val="18"/>
+        </w:rPr>
+        <w:t xml:space="preserve"> </w:t>
+      </w:r>
+      <w:r>
+        <w:rPr>
+          <w:rFonts w:ascii="Times New Roman" w:hAnsi="Times New Roman" w:eastAsia="Times New Roman"/>
+          <w:sz w:val="18"/>
+        </w:rPr>
+        <w:t xml:space="preserve">arXiv preprint arXiv:2406.18199 (2024). DOI: https://doi.org/10.1111/cgf.15206.</w:t>
       </w:r>
     </w:p>
     <w:p>
@@ -9282,35 +9055,35 @@
           <w:rFonts w:ascii="Times New Roman" w:hAnsi="Times New Roman" w:eastAsia="Times New Roman"/>
           <w:sz w:val="18"/>
         </w:rPr>
-        <w:t xml:space="preserve">Wang, J., Chen, M., Karaev, N., Vedaldi, A., Rupprecht, C., and Novotny, D.,</w:t>
-      </w:r>
-      <w:r>
-        <w:rPr>
-          <w:rFonts w:ascii="Times New Roman" w:hAnsi="Times New Roman" w:eastAsia="Times New Roman"/>
-          <w:sz w:val="18"/>
-        </w:rPr>
-        <w:t xml:space="preserve"> </w:t>
-      </w:r>
-      <w:r>
-        <w:rPr>
-          <w:rFonts w:ascii="Times New Roman" w:hAnsi="Times New Roman" w:eastAsia="Times New Roman"/>
-          <w:sz w:val="18"/>
-        </w:rPr>
-        <w:t xml:space="preserve">“VGGT: Visual geometry grounded transformer,”</w:t>
-      </w:r>
-      <w:r>
-        <w:rPr>
-          <w:rFonts w:ascii="Times New Roman" w:hAnsi="Times New Roman" w:eastAsia="Times New Roman"/>
-          <w:sz w:val="18"/>
-        </w:rPr>
-        <w:t xml:space="preserve"> </w:t>
-      </w:r>
-      <w:r>
-        <w:rPr>
-          <w:rFonts w:ascii="Times New Roman" w:hAnsi="Times New Roman" w:eastAsia="Times New Roman"/>
-          <w:sz w:val="18"/>
-        </w:rPr>
-        <w:t xml:space="preserve">in [Proc. IEEE/CVF Conference on Computer Vision and Pattern Recognition (CVPR)], 5294–5306 (2025). DOI: https://doi.org/10.1109/cvpr52734.2025.00499.</w:t>
+        <w:t xml:space="preserve">Laurentini, A.,</w:t>
+      </w:r>
+      <w:r>
+        <w:rPr>
+          <w:rFonts w:ascii="Times New Roman" w:hAnsi="Times New Roman" w:eastAsia="Times New Roman"/>
+          <w:sz w:val="18"/>
+        </w:rPr>
+        <w:t xml:space="preserve"> </w:t>
+      </w:r>
+      <w:r>
+        <w:rPr>
+          <w:rFonts w:ascii="Times New Roman" w:hAnsi="Times New Roman" w:eastAsia="Times New Roman"/>
+          <w:sz w:val="18"/>
+        </w:rPr>
+        <w:t xml:space="preserve">“The visual hull concept for silhouette-based image understanding,”</w:t>
+      </w:r>
+      <w:r>
+        <w:rPr>
+          <w:rFonts w:ascii="Times New Roman" w:hAnsi="Times New Roman" w:eastAsia="Times New Roman"/>
+          <w:sz w:val="18"/>
+        </w:rPr>
+        <w:t xml:space="preserve"> </w:t>
+      </w:r>
+      <w:r>
+        <w:rPr>
+          <w:rFonts w:ascii="Times New Roman" w:hAnsi="Times New Roman" w:eastAsia="Times New Roman"/>
+          <w:sz w:val="18"/>
+        </w:rPr>
+        <w:t xml:space="preserve">IEEE Transactions on Pattern Analysis and Machine Intelligence 16(2), 150–162 (1994). DOI: https://doi.org/10.1109/34.273735.</w:t>
       </w:r>
     </w:p>
     <w:p>
@@ -9322,86 +9095,6 @@
           <w:rFonts w:ascii="Times New Roman" w:hAnsi="Times New Roman" w:eastAsia="Times New Roman"/>
           <w:sz w:val="18"/>
         </w:rPr>
-        <w:t xml:space="preserve">Li, J., Wen, Z., Zhang, L., Hu, J., Hou, F., Zhang, Z., and He, Y.,</w:t>
-      </w:r>
-      <w:r>
-        <w:rPr>
-          <w:rFonts w:ascii="Times New Roman" w:hAnsi="Times New Roman" w:eastAsia="Times New Roman"/>
-          <w:sz w:val="18"/>
-        </w:rPr>
-        <w:t xml:space="preserve"> </w:t>
-      </w:r>
-      <w:r>
-        <w:rPr>
-          <w:rFonts w:ascii="Times New Roman" w:hAnsi="Times New Roman" w:eastAsia="Times New Roman"/>
-          <w:sz w:val="18"/>
-        </w:rPr>
-        <w:t xml:space="preserve">“GS-Octree: Octree-based 3D Gaussian splatting for robust object-level 3D reconstruction under strong lighting.”</w:t>
-      </w:r>
-      <w:r>
-        <w:rPr>
-          <w:rFonts w:ascii="Times New Roman" w:hAnsi="Times New Roman" w:eastAsia="Times New Roman"/>
-          <w:sz w:val="18"/>
-        </w:rPr>
-        <w:t xml:space="preserve"> </w:t>
-      </w:r>
-      <w:r>
-        <w:rPr>
-          <w:rFonts w:ascii="Times New Roman" w:hAnsi="Times New Roman" w:eastAsia="Times New Roman"/>
-          <w:sz w:val="18"/>
-        </w:rPr>
-        <w:t xml:space="preserve">arXiv preprint arXiv:2406.18199 (2024). DOI: https://doi.org/10.1111/cgf.15206.</w:t>
-      </w:r>
-    </w:p>
-    <w:p>
-      <w:pPr>
-        <w:pStyle w:val="SPIEreferencelisting"/>
-      </w:pPr>
-      <w:r>
-        <w:rPr>
-          <w:rFonts w:ascii="Times New Roman" w:hAnsi="Times New Roman" w:eastAsia="Times New Roman"/>
-          <w:sz w:val="18"/>
-        </w:rPr>
-        <w:t xml:space="preserve">Laurentini, A.,</w:t>
-      </w:r>
-      <w:r>
-        <w:rPr>
-          <w:rFonts w:ascii="Times New Roman" w:hAnsi="Times New Roman" w:eastAsia="Times New Roman"/>
-          <w:sz w:val="18"/>
-        </w:rPr>
-        <w:t xml:space="preserve"> </w:t>
-      </w:r>
-      <w:r>
-        <w:rPr>
-          <w:rFonts w:ascii="Times New Roman" w:hAnsi="Times New Roman" w:eastAsia="Times New Roman"/>
-          <w:sz w:val="18"/>
-        </w:rPr>
-        <w:t xml:space="preserve">“The visual hull concept for silhouette-based image understanding,”</w:t>
-      </w:r>
-      <w:r>
-        <w:rPr>
-          <w:rFonts w:ascii="Times New Roman" w:hAnsi="Times New Roman" w:eastAsia="Times New Roman"/>
-          <w:sz w:val="18"/>
-        </w:rPr>
-        <w:t xml:space="preserve"> </w:t>
-      </w:r>
-      <w:r>
-        <w:rPr>
-          <w:rFonts w:ascii="Times New Roman" w:hAnsi="Times New Roman" w:eastAsia="Times New Roman"/>
-          <w:sz w:val="18"/>
-        </w:rPr>
-        <w:t xml:space="preserve">IEEE Transactions on Pattern Analysis and Machine Intelligence 16(2), 150–162 (1994). DOI: https://doi.org/10.1109/34.273735.</w:t>
-      </w:r>
-    </w:p>
-    <w:p>
-      <w:pPr>
-        <w:pStyle w:val="SPIEreferencelisting"/>
-      </w:pPr>
-      <w:r>
-        <w:rPr>
-          <w:rFonts w:ascii="Times New Roman" w:hAnsi="Times New Roman" w:eastAsia="Times New Roman"/>
-          <w:sz w:val="18"/>
-        </w:rPr>
         <w:t xml:space="preserve">Zhang, B., Fang, C., Shrestha, R., Liang, Y., Long, X., and Tan, P.,</w:t>
       </w:r>
       <w:r>
@@ -9431,126 +9124,6 @@
           <w:sz w:val="18"/>
         </w:rPr>
         <w:t xml:space="preserve">arXiv preprint arXiv:2406.01467 (2024). DOI: https://doi.org/10.1145/3789201.</w:t>
-      </w:r>
-    </w:p>
-    <w:p>
-      <w:pPr>
-        <w:pStyle w:val="SPIEreferencelisting"/>
-      </w:pPr>
-      <w:r>
-        <w:rPr>
-          <w:rFonts w:ascii="Times New Roman" w:hAnsi="Times New Roman" w:eastAsia="Times New Roman"/>
-          <w:sz w:val="18"/>
-        </w:rPr>
-        <w:t xml:space="preserve">Sabour, S., Goli, L., Kopanas, G., Matthews, M., Lagun, D., Guibas, L., Jacobson, A., Fleet, D. J., and Tagliasacchi, A.,</w:t>
-      </w:r>
-      <w:r>
-        <w:rPr>
-          <w:rFonts w:ascii="Times New Roman" w:hAnsi="Times New Roman" w:eastAsia="Times New Roman"/>
-          <w:sz w:val="18"/>
-        </w:rPr>
-        <w:t xml:space="preserve"> </w:t>
-      </w:r>
-      <w:r>
-        <w:rPr>
-          <w:rFonts w:ascii="Times New Roman" w:hAnsi="Times New Roman" w:eastAsia="Times New Roman"/>
-          <w:sz w:val="18"/>
-        </w:rPr>
-        <w:t xml:space="preserve">“SpotlessSplats: Ignoring distractors in 3D Gaussian splatting.”</w:t>
-      </w:r>
-      <w:r>
-        <w:rPr>
-          <w:rFonts w:ascii="Times New Roman" w:hAnsi="Times New Roman" w:eastAsia="Times New Roman"/>
-          <w:sz w:val="18"/>
-        </w:rPr>
-        <w:t xml:space="preserve"> </w:t>
-      </w:r>
-      <w:r>
-        <w:rPr>
-          <w:rFonts w:ascii="Times New Roman" w:hAnsi="Times New Roman" w:eastAsia="Times New Roman"/>
-          <w:sz w:val="18"/>
-        </w:rPr>
-        <w:t xml:space="preserve">arXiv preprint arXiv:2406.20055 (2024). DOI: https://doi.org/10.1145/3727143.</w:t>
-      </w:r>
-    </w:p>
-    <w:p>
-      <w:pPr>
-        <w:pStyle w:val="SPIEreferencelisting"/>
-      </w:pPr>
-      <w:r>
-        <w:rPr>
-          <w:rFonts w:ascii="Times New Roman" w:hAnsi="Times New Roman" w:eastAsia="Times New Roman"/>
-          <w:sz w:val="18"/>
-        </w:rPr>
-        <w:t xml:space="preserve">Kheradmand, S., Rebain, D., Sharma, G., Sun, W., Tseng, J., Isack, H., Kar, A., Tagliasacchi, A., and Yi, K. M.,</w:t>
-      </w:r>
-      <w:r>
-        <w:rPr>
-          <w:rFonts w:ascii="Times New Roman" w:hAnsi="Times New Roman" w:eastAsia="Times New Roman"/>
-          <w:sz w:val="18"/>
-        </w:rPr>
-        <w:t xml:space="preserve"> </w:t>
-      </w:r>
-      <w:r>
-        <w:rPr>
-          <w:rFonts w:ascii="Times New Roman" w:hAnsi="Times New Roman" w:eastAsia="Times New Roman"/>
-          <w:sz w:val="18"/>
-        </w:rPr>
-        <w:t xml:space="preserve">“3D Gaussian splatting as markov chain monte carlo.”</w:t>
-      </w:r>
-      <w:r>
-        <w:rPr>
-          <w:rFonts w:ascii="Times New Roman" w:hAnsi="Times New Roman" w:eastAsia="Times New Roman"/>
-          <w:sz w:val="18"/>
-        </w:rPr>
-        <w:t xml:space="preserve"> </w:t>
-      </w:r>
-      <w:r>
-        <w:rPr>
-          <w:rFonts w:ascii="Times New Roman" w:hAnsi="Times New Roman" w:eastAsia="Times New Roman"/>
-          <w:sz w:val="18"/>
-        </w:rPr>
-        <w:t xml:space="preserve">arXiv preprint arXiv:2404.09591 (2024). DOI: https://doi.org/10.52202/079017-2573.</w:t>
-      </w:r>
-    </w:p>
-    <w:p>
-      <w:pPr>
-        <w:pStyle w:val="SPIEreferencelisting"/>
-      </w:pPr>
-      <w:r>
-        <w:rPr>
-          <w:rFonts w:ascii="Times New Roman" w:hAnsi="Times New Roman" w:eastAsia="Times New Roman"/>
-          <w:sz w:val="18"/>
-        </w:rPr>
-        <w:t xml:space="preserve">Fang, G. and Wang, B.,</w:t>
-      </w:r>
-      <w:r>
-        <w:rPr>
-          <w:rFonts w:ascii="Times New Roman" w:hAnsi="Times New Roman" w:eastAsia="Times New Roman"/>
-          <w:sz w:val="18"/>
-        </w:rPr>
-        <w:t xml:space="preserve"> </w:t>
-      </w:r>
-      <w:r>
-        <w:rPr>
-          <w:rFonts w:ascii="Times New Roman" w:hAnsi="Times New Roman" w:eastAsia="Times New Roman"/>
-          <w:sz w:val="18"/>
-        </w:rPr>
-        <w:t xml:space="preserve">“Mini-splatting: Representing scenes with a constrained number of gaussians.”</w:t>
-      </w:r>
-      <w:r>
-        <w:rPr>
-          <w:rFonts w:ascii="Times New Roman" w:hAnsi="Times New Roman" w:eastAsia="Times New Roman"/>
-          <w:sz w:val="18"/>
-        </w:rPr>
-        <w:t xml:space="preserve"> </w:t>
-      </w:r>
-      <w:r>
-        <w:rPr>
-          <w:rFonts w:ascii="Times New Roman" w:hAnsi="Times New Roman" w:eastAsia="Times New Roman"/>
-          <w:sz w:val="18"/>
-        </w:rPr>
-        <w:t xml:space="preserve">arXiv preprint arXiv:2403.14166 (2024). DOI: https://doi.org/10.1007/978-3-031-72980-5_10.</w:t>
       </w:r>
     </w:p>
     <w:p>

--- a/SynGS_SPIE_A4_highlighted.docx
+++ b/SynGS_SPIE_A4_highlighted.docx
@@ -153,7 +153,7 @@
           <w:rFonts w:ascii="Times New Roman" w:hAnsi="Times New Roman" w:eastAsia="Times New Roman"/>
           <w:sz w:val="20"/>
         </w:rPr>
-        <w:t xml:space="preserve">In 360-degree scenes captured with sparse views, 3D Gaussian Splatting (3DGS) reconstruction is susceptible to the loss of edge detail, geometric instability in occluded regions, and overfitting to foreground regions. To mitigate these challenges under sparse-view conditions, we present SynGS, a 3D Gaussian Splatting method guided by geometric and depth priors for sparse-view 3D reconstruction. The proposed method leverages the visual hull to impose explicit geometric constraints and integrates a Transformer-based depth prior to facilitate global cross-view consistency, complemented by a geometry enhancement pipeline. By combining reliable depth filtering with fine-grained structural detail recovery and incorporating a dynamic visibility regularization strategy, our approach enables adaptive reweighting of supervision signals during optimization. Empirical evaluations demonstrate that SynGS achieves competitive performance, particularly in PSNR and SSIM. </w:t>
+        <w:t xml:space="preserve">In 360-degree scenes captured with sparse views, 3D Gaussian Splatting (3DGS) reconstruction is susceptible to the loss of edge detail, geometric instability in occluded regions, and overfitting to foreground regions. </w:t>
       </w:r>
       <w:r>
         <w:rPr>
@@ -161,7 +161,29 @@
           <w:sz w:val="20"/>
           <w:shd w:val="clear" w:color="auto" w:fill="FFFF00"/>
         </w:rPr>
-        <w:t>On Mip-NeRF 360, SynGS achieves higher PSNR and SSIM than the compared methods across the evaluated sparse-view settings, reaching 25.91 dB in PSNR and 0.948 in SSIM using only four input views. On LLFF, the improvements are more apparent in the four- and six-view settings, while the nine-view results remain comparable to those of other evaluated methods.</w:t>
+        <w:t>To address the reconstruction difficulties arising from limited input observations, we introduce SynGS, which incorporates explicit geometric constraints and depth information into the 3D Gaussian Splatting framework.</w:t>
+      </w:r>
+      <w:r>
+        <w:rPr>
+          <w:rFonts w:ascii="Times New Roman" w:hAnsi="Times New Roman" w:eastAsia="Times New Roman"/>
+          <w:sz w:val="20"/>
+        </w:rPr>
+        <w:t xml:space="preserve"> The proposed method leverages the visual hull to impose explicit geometric constraints and integrates a Transformer-based depth prior to facilitate global cross-view consistency, complemented by a geometry enhancement pipeline. By combining reliable depth filtering with fine-grained structural detail recovery and incorporating a dynamic visibility regularization strategy, our approach enables adaptive reweighting of supervision signals during optimization. </w:t>
+      </w:r>
+      <w:r>
+        <w:rPr>
+          <w:rFonts w:ascii="Times New Roman" w:hAnsi="Times New Roman" w:eastAsia="Times New Roman"/>
+          <w:sz w:val="20"/>
+          <w:shd w:val="clear" w:color="auto" w:fill="FFFF00"/>
+        </w:rPr>
+        <w:t>The experimental findings indicate favorable PSNR and SSIM results for SynGS. In the Mip-NeRF 360 experiments, its PSNR and SSIM values exceed those reported for the selected baseline methods under the evaluated input-view configurations,</w:t>
+      </w:r>
+      <w:r>
+        <w:rPr>
+          <w:rFonts w:ascii="Times New Roman" w:hAnsi="Times New Roman" w:eastAsia="Times New Roman"/>
+          <w:sz w:val="20"/>
+        </w:rPr>
+        <w:t xml:space="preserve"> reaching 25.91 dB in PSNR and 0.948 in SSIM using only four input views. On LLFF, the improvements are more apparent in the four- and six-view settings, while the nine-view results remain comparable to those of other evaluated methods.</w:t>
       </w:r>
     </w:p>
     <w:p>
@@ -199,14 +221,15 @@
           <w:rFonts w:ascii="Times New Roman" w:hAnsi="Times New Roman" w:eastAsia="Times New Roman"/>
           <w:sz w:val="20"/>
         </w:rPr>
-        <w:t xml:space="preserve">Sparse inputs provide limited information about visible regions, causing 3D reconstruction methods to overfit local observations and struggle to maintain global geometric consistency</w:t>
-      </w:r>
-      <w:r>
-        <w:rPr>
-          <w:rFonts w:ascii="Times New Roman" w:hAnsi="Times New Roman" w:eastAsia="Times New Roman"/>
-          <w:sz w:val="20"/>
-        </w:rPr>
-        <w:t xml:space="preserve"> </w:t>
+        <w:t xml:space="preserve">Sparse inputs provide limited information about visible regions, causing 3D reconstruction methods to overfit local observations and struggle to maintain global geometric consistency [1]. Sparse observations also introduce greater geometric ambiguity, making occluded regions, textureless areas, and view boundaries prone to missing geometry, structural distortions, and degraded appearance [2]. </w:t>
+      </w:r>
+      <w:r>
+        <w:rPr>
+          <w:rFonts w:ascii="Times New Roman" w:hAnsi="Times New Roman" w:eastAsia="Times New Roman"/>
+          <w:sz w:val="20"/>
+          <w:shd w:val="clear" w:color="auto" w:fill="FFFF00"/>
+        </w:rPr>
+        <w:t>Kerbl et al.</w:t>
       </w:r>
       <w:r>
         <w:rPr>
@@ -214,204 +237,22 @@
           <w:sz w:val="20"/>
           <w:vertAlign w:val="superscript"/>
         </w:rPr>
-        <w:t xml:space="preserve">[1]</w:t>
-      </w:r>
-      <w:r>
-        <w:rPr>
-          <w:rFonts w:ascii="Times New Roman" w:hAnsi="Times New Roman" w:eastAsia="Times New Roman"/>
-          <w:sz w:val="20"/>
-        </w:rPr>
-        <w:t xml:space="preserve">. Sparse observations also introduce greater geometric ambiguity, making occluded regions, textureless areas, and view boundaries prone to missing geometry, structural distortions, and degraded appearance</w:t>
-      </w:r>
-      <w:r>
-        <w:rPr>
-          <w:rFonts w:ascii="Times New Roman" w:hAnsi="Times New Roman" w:eastAsia="Times New Roman"/>
-          <w:sz w:val="20"/>
-        </w:rPr>
-        <w:t xml:space="preserve"> </w:t>
-      </w:r>
-      <w:r>
-        <w:rPr>
-          <w:rFonts w:ascii="Times New Roman" w:hAnsi="Times New Roman" w:eastAsia="Times New Roman"/>
-          <w:sz w:val="20"/>
-          <w:vertAlign w:val="superscript"/>
-        </w:rPr>
-        <w:t xml:space="preserve">[2]</w:t>
-      </w:r>
-      <w:r>
-        <w:rPr>
-          <w:rFonts w:ascii="Times New Roman" w:hAnsi="Times New Roman" w:eastAsia="Times New Roman"/>
-          <w:sz w:val="20"/>
-        </w:rPr>
-        <w:t xml:space="preserve">. Kerbl et al. </w:t>
-      </w:r>
-      <w:r>
-        <w:rPr>
-          <w:rFonts w:ascii="Times New Roman" w:hAnsi="Times New Roman" w:eastAsia="Times New Roman"/>
-          <w:sz w:val="20"/>
-          <w:vertAlign w:val="superscript"/>
-        </w:rPr>
-        <w:t xml:space="preserve">[3]</w:t>
-      </w:r>
-      <w:r>
-        <w:rPr>
-          <w:rFonts w:ascii="Times New Roman" w:hAnsi="Times New Roman" w:eastAsia="Times New Roman"/>
-          <w:sz w:val="20"/>
-        </w:rPr>
-        <w:t xml:space="preserve"> </w:t>
-      </w:r>
-      <w:r>
-        <w:rPr>
-          <w:rFonts w:ascii="Times New Roman" w:hAnsi="Times New Roman" w:eastAsia="Times New Roman"/>
-          <w:sz w:val="20"/>
-        </w:rPr>
-        <w:t xml:space="preserve">introduced 3D Gaussian Splatting (3DGS); with tiled rasterization it enables rapid training and real-time rendering, and subsequent variants improve structured, alias-free rendering</w:t>
-      </w:r>
-      <w:r>
-        <w:rPr>
-          <w:rFonts w:ascii="Times New Roman" w:hAnsi="Times New Roman" w:eastAsia="Times New Roman"/>
-          <w:sz w:val="20"/>
-        </w:rPr>
-        <w:t xml:space="preserve"> </w:t>
-      </w:r>
-      <w:r>
-        <w:rPr>
-          <w:rFonts w:ascii="Times New Roman" w:hAnsi="Times New Roman" w:eastAsia="Times New Roman"/>
-          <w:sz w:val="20"/>
-          <w:vertAlign w:val="superscript"/>
-        </w:rPr>
-        <w:t xml:space="preserve">[4,5]</w:t>
-      </w:r>
-      <w:r>
-        <w:rPr>
-          <w:rFonts w:ascii="Times New Roman" w:hAnsi="Times New Roman" w:eastAsia="Times New Roman"/>
-          <w:sz w:val="20"/>
-        </w:rPr>
-        <w:t xml:space="preserve">. Under sparse views, Structure-from-Motion (SfM)</w:t>
-      </w:r>
-      <w:r>
-        <w:rPr>
-          <w:rFonts w:ascii="Times New Roman" w:hAnsi="Times New Roman" w:eastAsia="Times New Roman"/>
-          <w:sz w:val="20"/>
-        </w:rPr>
-        <w:t xml:space="preserve"> </w:t>
-      </w:r>
-      <w:r>
-        <w:rPr>
-          <w:rFonts w:ascii="Times New Roman" w:hAnsi="Times New Roman" w:eastAsia="Times New Roman"/>
-          <w:sz w:val="20"/>
-          <w:vertAlign w:val="superscript"/>
-        </w:rPr>
-        <w:t xml:space="preserve">[6]</w:t>
-      </w:r>
-      <w:r>
-        <w:rPr>
-          <w:rFonts w:ascii="Times New Roman" w:hAnsi="Times New Roman" w:eastAsia="Times New Roman"/>
-          <w:sz w:val="20"/>
-        </w:rPr>
-        <w:t xml:space="preserve"> </w:t>
-      </w:r>
-      <w:r>
-        <w:rPr>
-          <w:rFonts w:ascii="Times New Roman" w:hAnsi="Times New Roman" w:eastAsia="Times New Roman"/>
-          <w:sz w:val="20"/>
-        </w:rPr>
-        <w:t xml:space="preserve">often recovers incomplete point clouds. Since 3DGS relies on SfM cameras and sparse points for initialization, weak coverage harms geometric convergence</w:t>
-      </w:r>
-      <w:r>
-        <w:rPr>
-          <w:rFonts w:ascii="Times New Roman" w:hAnsi="Times New Roman" w:eastAsia="Times New Roman"/>
-          <w:sz w:val="20"/>
-        </w:rPr>
-        <w:t xml:space="preserve"> </w:t>
-      </w:r>
-      <w:r>
-        <w:rPr>
-          <w:rFonts w:ascii="Times New Roman" w:hAnsi="Times New Roman" w:eastAsia="Times New Roman"/>
-          <w:sz w:val="20"/>
-          <w:vertAlign w:val="superscript"/>
-        </w:rPr>
-        <w:t xml:space="preserve">[7]</w:t>
-      </w:r>
-      <w:r>
-        <w:rPr>
-          <w:rFonts w:ascii="Times New Roman" w:hAnsi="Times New Roman" w:eastAsia="Times New Roman"/>
-          <w:sz w:val="20"/>
-        </w:rPr>
-        <w:t xml:space="preserve">. Limited cross-view constraints further cause floaters and pseudo-geometry</w:t>
-      </w:r>
-      <w:r>
-        <w:rPr>
-          <w:rFonts w:ascii="Times New Roman" w:hAnsi="Times New Roman" w:eastAsia="Times New Roman"/>
-          <w:sz w:val="20"/>
-        </w:rPr>
-        <w:t xml:space="preserve"> </w:t>
-      </w:r>
-      <w:r>
-        <w:rPr>
-          <w:rFonts w:ascii="Times New Roman" w:hAnsi="Times New Roman" w:eastAsia="Times New Roman"/>
-          <w:sz w:val="20"/>
-          <w:vertAlign w:val="superscript"/>
-        </w:rPr>
-        <w:t xml:space="preserve">[8]</w:t>
-      </w:r>
-      <w:r>
-        <w:rPr>
-          <w:rFonts w:ascii="Times New Roman" w:hAnsi="Times New Roman" w:eastAsia="Times New Roman"/>
-          <w:sz w:val="20"/>
-        </w:rPr>
-        <w:t xml:space="preserve">, while sparse supervision</w:t>
-      </w:r>
-      <w:r>
-        <w:rPr>
-          <w:rFonts w:ascii="Times New Roman" w:hAnsi="Times New Roman" w:eastAsia="Times New Roman"/>
-          <w:sz w:val="20"/>
-        </w:rPr>
-        <w:t xml:space="preserve"> </w:t>
-      </w:r>
-      <w:r>
-        <w:rPr>
-          <w:rFonts w:ascii="Times New Roman" w:hAnsi="Times New Roman" w:eastAsia="Times New Roman"/>
-          <w:sz w:val="20"/>
-          <w:vertAlign w:val="superscript"/>
-        </w:rPr>
-        <w:t xml:space="preserve">[9]</w:t>
-      </w:r>
-      <w:r>
-        <w:rPr>
-          <w:rFonts w:ascii="Times New Roman" w:hAnsi="Times New Roman" w:eastAsia="Times New Roman"/>
-          <w:sz w:val="20"/>
-        </w:rPr>
-        <w:t xml:space="preserve"> </w:t>
-      </w:r>
-      <w:r>
-        <w:rPr>
-          <w:rFonts w:ascii="Times New Roman" w:hAnsi="Times New Roman" w:eastAsia="Times New Roman"/>
-          <w:sz w:val="20"/>
-        </w:rPr>
-        <w:t xml:space="preserve">and visibility imbalance aggravate overfitting</w:t>
-      </w:r>
-      <w:r>
-        <w:rPr>
-          <w:rFonts w:ascii="Times New Roman" w:hAnsi="Times New Roman" w:eastAsia="Times New Roman"/>
-          <w:sz w:val="20"/>
-        </w:rPr>
-        <w:t xml:space="preserve"> </w:t>
-      </w:r>
-      <w:r>
-        <w:rPr>
-          <w:rFonts w:ascii="Times New Roman" w:hAnsi="Times New Roman" w:eastAsia="Times New Roman"/>
-          <w:sz w:val="20"/>
-          <w:vertAlign w:val="superscript"/>
-        </w:rPr>
-        <w:t xml:space="preserve">[10]</w:t>
-      </w:r>
-      <w:r>
-        <w:rPr>
-          <w:rFonts w:ascii="Times New Roman" w:hAnsi="Times New Roman" w:eastAsia="Times New Roman"/>
-          <w:sz w:val="20"/>
-        </w:rPr>
-        <w:t xml:space="preserve">.</w:t>
+        <w:t xml:space="preserve"> [3] </w:t>
+      </w:r>
+      <w:r>
+        <w:rPr>
+          <w:rFonts w:ascii="Times New Roman" w:hAnsi="Times New Roman" w:eastAsia="Times New Roman"/>
+          <w:sz w:val="20"/>
+          <w:shd w:val="clear" w:color="auto" w:fill="FFFF00"/>
+        </w:rPr>
+        <w:t>proposed 3D Gaussian Splatting (3DGS), which achieves fast training and real-time rendering through a tile-based rasterization mechanism. Subsequent developments have further enhanced the representation through structured Gaussian organization</w:t>
+      </w:r>
+      <w:r>
+        <w:rPr>
+          <w:rFonts w:ascii="Times New Roman" w:hAnsi="Times New Roman" w:eastAsia="Times New Roman"/>
+          <w:sz w:val="20"/>
+        </w:rPr>
+        <w:t xml:space="preserve"> [4]. Under sparse views, Structure-from-Motion (SfM) [5] often recovers incomplete point clouds. Since 3DGS relies on SfM cameras and sparse points for initialization, weak coverage harms geometric convergence [6]. Limited cross-view constraints further cause floaters and pseudo-geometry [7], while sparse supervision [8] and visibility imbalance aggravate overfitting [9].</w:t>
       </w:r>
     </w:p>
     <w:p>
@@ -423,77 +264,23 @@
         <w:rPr>
           <w:rFonts w:ascii="Times New Roman" w:hAnsi="Times New Roman" w:eastAsia="Times New Roman"/>
           <w:sz w:val="20"/>
+        </w:rPr>
+        <w:t xml:space="preserve">Existing sparse-view methods have explored depth regularization [10], Gaussian densification [11], co-regularization [12], and Gaussian dropout [8] to improve reconstruction. Nevertheless, incomplete initial geometry and overfitting during optimization remain challenges when only a few observations are available. </w:t>
+      </w:r>
+      <w:r>
+        <w:rPr>
+          <w:rFonts w:ascii="Times New Roman" w:hAnsi="Times New Roman" w:eastAsia="Times New Roman"/>
+          <w:sz w:val="20"/>
           <w:shd w:val="clear" w:color="auto" w:fill="FFFF00"/>
         </w:rPr>
-        <w:t>Existing sparse-view methods have explored depth regularization</w:t>
-      </w:r>
-      <w:r>
-        <w:rPr>
-          <w:rFonts w:ascii="Times New Roman" w:hAnsi="Times New Roman" w:eastAsia="Times New Roman"/>
-          <w:sz w:val="20"/>
-        </w:rPr>
-        <w:t xml:space="preserve"> [11], </w:t>
-      </w:r>
-      <w:r>
-        <w:rPr>
-          <w:rFonts w:ascii="Times New Roman" w:hAnsi="Times New Roman" w:eastAsia="Times New Roman"/>
-          <w:sz w:val="20"/>
-          <w:shd w:val="clear" w:color="auto" w:fill="FFFF00"/>
-        </w:rPr>
-        <w:t>Gaussian densification</w:t>
-      </w:r>
-      <w:r>
-        <w:rPr>
-          <w:rFonts w:ascii="Times New Roman" w:hAnsi="Times New Roman" w:eastAsia="Times New Roman"/>
-          <w:sz w:val="20"/>
-        </w:rPr>
-        <w:t xml:space="preserve"> [12], </w:t>
-      </w:r>
-      <w:r>
-        <w:rPr>
-          <w:rFonts w:ascii="Times New Roman" w:hAnsi="Times New Roman" w:eastAsia="Times New Roman"/>
-          <w:sz w:val="20"/>
-          <w:shd w:val="clear" w:color="auto" w:fill="FFFF00"/>
-        </w:rPr>
-        <w:t>co-regularization</w:t>
-      </w:r>
-      <w:r>
-        <w:rPr>
-          <w:rFonts w:ascii="Times New Roman" w:hAnsi="Times New Roman" w:eastAsia="Times New Roman"/>
-          <w:sz w:val="20"/>
-        </w:rPr>
-        <w:t xml:space="preserve"> [13], </w:t>
-      </w:r>
-      <w:r>
-        <w:rPr>
-          <w:rFonts w:ascii="Times New Roman" w:hAnsi="Times New Roman" w:eastAsia="Times New Roman"/>
-          <w:sz w:val="20"/>
-          <w:shd w:val="clear" w:color="auto" w:fill="FFFF00"/>
-        </w:rPr>
-        <w:t>and Gaussian dropout</w:t>
-      </w:r>
-      <w:r>
-        <w:rPr>
-          <w:rFonts w:ascii="Times New Roman" w:hAnsi="Times New Roman" w:eastAsia="Times New Roman"/>
-          <w:sz w:val="20"/>
-          <w:vertAlign w:val="superscript"/>
-        </w:rPr>
-        <w:t xml:space="preserve"> [9]</w:t>
-      </w:r>
-      <w:r>
-        <w:rPr>
-          <w:rFonts w:ascii="Times New Roman" w:hAnsi="Times New Roman" w:eastAsia="Times New Roman"/>
-          <w:sz w:val="20"/>
-          <w:shd w:val="clear" w:color="auto" w:fill="FFFF00"/>
-        </w:rPr>
-        <w:t xml:space="preserve"> to improve reconstruction. Nevertheless, incomplete initial geometry and overfitting during optimization remain challenges when only a few observations are available. To address these issues, we propose SynGS, a sparse-view 3DGS framework that combines geometry-guided Gaussian initialization with training-time regularization. By strengthening initial geometric support and mitigating overfitting during optimization, SynGS improves reconstruction robustness under severely limited view coverage.</w:t>
-      </w:r>
-      <w:r>
-        <w:rPr>
-          <w:rFonts w:ascii="Times New Roman" w:hAnsi="Times New Roman" w:eastAsia="Times New Roman"/>
-          <w:sz w:val="20"/>
-        </w:rPr>
-        <w:t xml:space="preserve"> The main contributions are:</w:t>
+        <w:t>To mitigate these challenges, we develop SynGS within the sparse-view 3DGS setting, where geometry-guided Gaussian initialization is coupled with regularization during training.</w:t>
+      </w:r>
+      <w:r>
+        <w:rPr>
+          <w:rFonts w:ascii="Times New Roman" w:hAnsi="Times New Roman" w:eastAsia="Times New Roman"/>
+          <w:sz w:val="20"/>
+        </w:rPr>
+        <w:t xml:space="preserve"> By strengthening initial geometric support and mitigating overfitting during optimization, SynGS improves reconstruction robustness under severely limited view coverage. The main contributions are:</w:t>
       </w:r>
     </w:p>
     <w:p>
@@ -508,17 +295,25 @@
       <w:r>
         <w:rPr>
           <w:rFonts w:ascii="Times New Roman" w:hAnsi="Times New Roman" w:eastAsia="Times New Roman"/>
-          <w:sz w:val="20"/>
-        </w:rPr>
-        <w:t xml:space="preserve">Visual Hull Initialization. </w:t>
-      </w:r>
-      <w:r>
-        <w:rPr>
-          <w:rFonts w:ascii="Times New Roman" w:hAnsi="Times New Roman" w:eastAsia="Times New Roman"/>
-          <w:sz w:val="20"/>
-          <w:shd w:val="clear" w:color="auto" w:fill="FFFF00"/>
-        </w:rPr>
-        <w:t>We incorporate a visual hull derived from multi-view silhouettes to provide an explicit geometric constraint for Gaussian initialization. This constraint complements incomplete SfM observations and helps establish a more reliable initial spatial distribution of Gaussian primitives.</w:t>
+          <w:b/>
+          <w:bCs/>
+          <w:sz w:val="20"/>
+        </w:rPr>
+        <w:t xml:space="preserve">Visual Hull Initialization.</w:t>
+      </w:r>
+      <w:r>
+        <w:rPr>
+          <w:rFonts w:ascii="Times New Roman" w:hAnsi="Times New Roman" w:eastAsia="Times New Roman"/>
+          <w:sz w:val="20"/>
+        </w:rPr>
+        <w:t xml:space="preserve"> </w:t>
+      </w:r>
+      <w:r>
+        <w:rPr>
+          <w:rFonts w:ascii="Times New Roman" w:hAnsi="Times New Roman" w:eastAsia="Times New Roman"/>
+          <w:sz w:val="20"/>
+        </w:rPr>
+        <w:t xml:space="preserve">We incorporate a visual hull derived from multi-view silhouettes to provide an explicit geometric constraint for Gaussian initialization. This constraint complements incomplete SfM observations and helps establish a more reliable initial spatial distribution of Gaussian primitives.</w:t>
       </w:r>
     </w:p>
     <w:p>
@@ -533,17 +328,25 @@
       <w:r>
         <w:rPr>
           <w:rFonts w:ascii="Times New Roman" w:hAnsi="Times New Roman" w:eastAsia="Times New Roman"/>
-          <w:sz w:val="20"/>
-        </w:rPr>
-        <w:t xml:space="preserve">VGGT-Guided Densification. </w:t>
-      </w:r>
-      <w:r>
-        <w:rPr>
-          <w:rFonts w:ascii="Times New Roman" w:hAnsi="Times New Roman" w:eastAsia="Times New Roman"/>
-          <w:sz w:val="20"/>
-          <w:shd w:val="clear" w:color="auto" w:fill="FFFF00"/>
-        </w:rPr>
-        <w:t>We develop a pre-optimization densification strategy that back-projects cross-view-consistent depth estimates from VGGT to supplement the sparse initial point set. By introducing additional geometric samples before training, this strategy improves geometric coverage in under-observed regions.</w:t>
+          <w:b/>
+          <w:bCs/>
+          <w:sz w:val="20"/>
+        </w:rPr>
+        <w:t xml:space="preserve">VGGT-Guided Densification.</w:t>
+      </w:r>
+      <w:r>
+        <w:rPr>
+          <w:rFonts w:ascii="Times New Roman" w:hAnsi="Times New Roman" w:eastAsia="Times New Roman"/>
+          <w:sz w:val="20"/>
+        </w:rPr>
+        <w:t xml:space="preserve"> </w:t>
+      </w:r>
+      <w:r>
+        <w:rPr>
+          <w:rFonts w:ascii="Times New Roman" w:hAnsi="Times New Roman" w:eastAsia="Times New Roman"/>
+          <w:sz w:val="20"/>
+        </w:rPr>
+        <w:t xml:space="preserve">We develop a pre-optimization densification strategy that back-projects cross-view-consistent depth estimates from VGGT to supplement the sparse initial point set. By introducing additional geometric samples before training, this strategy improves geometric coverage in under-observed regions.</w:t>
       </w:r>
     </w:p>
     <w:p>
@@ -560,7 +363,7 @@
           <w:rFonts w:ascii="Times New Roman" w:hAnsi="Times New Roman" w:eastAsia="Times New Roman"/>
           <w:sz w:val="20"/>
         </w:rPr>
-        <w:t xml:space="preserve">Dynamic Visibility Regularization. </w:t>
+        <w:t xml:space="preserve">Dynamic Visibility Regularization. We incorporate Dynamic Visibility Regularization during training to stochastically mask Gaussian primitives, redistribute optimization gradients, and mitigate overfitting under limited-view supervision. </w:t>
       </w:r>
       <w:r>
         <w:rPr>
@@ -568,7 +371,7 @@
           <w:sz w:val="20"/>
           <w:shd w:val="clear" w:color="auto" w:fill="FFFF00"/>
         </w:rPr>
-        <w:t>We incorporate Dynamic Visibility Regularization during training to stochastically mask Gaussian primitives, redistribute optimization gradients, and mitigate overfitting under limited-view supervision. This regularization complements the geometry-enhanced initialization to improve the robustness of sparse-view reconstruction.</w:t>
+        <w:t>Together with the geometry-enhanced initialization, this regularization contributes to more robust reconstruction when only a limited number of input views are available.</w:t>
       </w:r>
     </w:p>
     <w:bookmarkEnd w:id="32"/>
@@ -595,23 +398,16 @@
         <w:rPr>
           <w:rFonts w:ascii="Times New Roman" w:hAnsi="Times New Roman" w:eastAsia="Times New Roman"/>
           <w:sz w:val="20"/>
-        </w:rPr>
-        <w:t xml:space="preserve">Neural Radiance Fields (NeRF) represent scenes as implicit radiance fields and achieve high-quality novel view synthesis through differentiable rendering [14]. Under sparse views, however, insufficient observations cause severe geometric ambiguity. Depth-guided approaches further improve structural consistency [15,16], while other methods constrain unobserved regions [2], jointly refine noisy poses [17], or leverage diffusion priors [18]. 3D Gaussian Splatting (3DGS) introduces an explicit scene representation based on optimizable Gaussian primitives and enables efficient training and real-time rendering through differentiable rasterization [3]. Beyond the original formulation, structured and anti-aliased Gaussian representations improve robustness and multi-scale rendering [4,5], while surface-aligned variants target more accurate geometry recovery [19,20]. </w:t>
-      </w:r>
-      <w:r>
-        <w:rPr>
-          <w:rFonts w:ascii="Times New Roman" w:hAnsi="Times New Roman" w:eastAsia="Times New Roman"/>
-          <w:sz w:val="20"/>
           <w:shd w:val="clear" w:color="auto" w:fill="FFFF00"/>
         </w:rPr>
-        <w:t>Depth-based approaches introduce additional geometric supervision</w:t>
-      </w:r>
-      <w:r>
-        <w:rPr>
-          <w:rFonts w:ascii="Times New Roman" w:hAnsi="Times New Roman" w:eastAsia="Times New Roman"/>
-          <w:sz w:val="20"/>
-        </w:rPr>
-        <w:t xml:space="preserve"> [11], </w:t>
+        <w:t>In neural rendering, Neural Radiance Fields (NeRF) employ an implicit radiance field representation, allowing high-quality images of unseen viewpoints to be synthesized through differentiable rendering</w:t>
+      </w:r>
+      <w:r>
+        <w:rPr>
+          <w:rFonts w:ascii="Times New Roman" w:hAnsi="Times New Roman" w:eastAsia="Times New Roman"/>
+          <w:sz w:val="20"/>
+        </w:rPr>
+        <w:t xml:space="preserve"> [13]. Under sparse views, however, insufficient observations cause severe geometric ambiguity. Depth-guided approaches further improve structural consistency [14], while other methods constrain unobserved regions [2]. </w:t>
       </w:r>
       <w:r>
         <w:rPr>
@@ -619,59 +415,14 @@
           <w:sz w:val="20"/>
           <w:shd w:val="clear" w:color="auto" w:fill="FFFF00"/>
         </w:rPr>
-        <w:t>while densification-based methods improve Gaussian coverage</w:t>
-      </w:r>
-      <w:r>
-        <w:rPr>
-          <w:rFonts w:ascii="Times New Roman" w:hAnsi="Times New Roman" w:eastAsia="Times New Roman"/>
-          <w:sz w:val="20"/>
-        </w:rPr>
-        <w:t xml:space="preserve"> [12,21]. </w:t>
-      </w:r>
-      <w:r>
-        <w:rPr>
-          <w:rFonts w:ascii="Times New Roman" w:hAnsi="Times New Roman" w:eastAsia="Times New Roman"/>
-          <w:sz w:val="20"/>
-          <w:shd w:val="clear" w:color="auto" w:fill="FFFF00"/>
-        </w:rPr>
-        <w:t>Other strategies include progressive geometric propagation</w:t>
-      </w:r>
-      <w:r>
-        <w:rPr>
-          <w:rFonts w:ascii="Times New Roman" w:hAnsi="Times New Roman" w:eastAsia="Times New Roman"/>
-          <w:sz w:val="20"/>
-        </w:rPr>
-        <w:t xml:space="preserve"> [22], </w:t>
-      </w:r>
-      <w:r>
-        <w:rPr>
-          <w:rFonts w:ascii="Times New Roman" w:hAnsi="Times New Roman" w:eastAsia="Times New Roman"/>
-          <w:sz w:val="20"/>
-          <w:shd w:val="clear" w:color="auto" w:fill="FFFF00"/>
-        </w:rPr>
-        <w:t>gradient-aware density control</w:t>
-      </w:r>
-      <w:r>
-        <w:rPr>
-          <w:rFonts w:ascii="Times New Roman" w:hAnsi="Times New Roman" w:eastAsia="Times New Roman"/>
-          <w:sz w:val="20"/>
-        </w:rPr>
-        <w:t xml:space="preserve"> [23], </w:t>
-      </w:r>
-      <w:r>
-        <w:rPr>
-          <w:rFonts w:ascii="Times New Roman" w:hAnsi="Times New Roman" w:eastAsia="Times New Roman"/>
-          <w:sz w:val="20"/>
-          <w:shd w:val="clear" w:color="auto" w:fill="FFFF00"/>
-        </w:rPr>
-        <w:t>and epipolar depth priors</w:t>
-      </w:r>
-      <w:r>
-        <w:rPr>
-          <w:rFonts w:ascii="Times New Roman" w:hAnsi="Times New Roman" w:eastAsia="Times New Roman"/>
-          <w:sz w:val="20"/>
-        </w:rPr>
-        <w:t xml:space="preserve"> [24]. Others explore alternating densification under sparse inputs [25], score distillation [26], co-regularization [13], and Gaussian dropout [9,27]. Pose-free and feed-forward sparse Gaussian reconstruction has also been studied [28,29,30,31].</w:t>
+        <w:t>In contrast to implicit radiance field representations, 3D Gaussian Splatting (3DGS) models scenes explicitly using optimizable Gaussian primitives, with differentiable rasterization supporting efficient training and real-time rendering</w:t>
+      </w:r>
+      <w:r>
+        <w:rPr>
+          <w:rFonts w:ascii="Times New Roman" w:hAnsi="Times New Roman" w:eastAsia="Times New Roman"/>
+          <w:sz w:val="20"/>
+        </w:rPr>
+        <w:t xml:space="preserve"> [3]. Beyond the original formulation, structured Gaussian representations improve robustness and view-adaptive rendering [4]. Depth-based approaches introduce additional geometric supervision [10], while densification-based methods improve Gaussian coverage [11]. Other strategies include epipolar depth priors [15]. Others explore co-regularization [12] and Gaussian dropout [8].</w:t>
       </w:r>
     </w:p>
     <w:p>
@@ -683,32 +434,16 @@
         <w:rPr>
           <w:rFonts w:ascii="Times New Roman" w:hAnsi="Times New Roman" w:eastAsia="Times New Roman"/>
           <w:sz w:val="20"/>
-        </w:rPr>
-        <w:t xml:space="preserve">Classical multi-view stereo remains a strong geometric backbone [32]. Monocular depth estimators provide useful cues for underconstrained views [33], and recent monocular geometry models further recover metric structure from a single image [34]. </w:t>
-      </w:r>
-      <w:r>
-        <w:rPr>
-          <w:rFonts w:ascii="Times New Roman" w:hAnsi="Times New Roman" w:eastAsia="Times New Roman"/>
-          <w:sz w:val="20"/>
           <w:shd w:val="clear" w:color="auto" w:fill="FFFF00"/>
         </w:rPr>
-        <w:t>Although depth supervision, Gaussian densification, and training-time regularization have improved sparse-view reconstruction, limited-view observations can still result in incomplete initial geometry and overfitting during optimization. To address these challenges, SynGS combines explicit visual-hull constraints with a VGGT-based multi-view depth prior</w:t>
-      </w:r>
-      <w:r>
-        <w:rPr>
-          <w:rFonts w:ascii="Times New Roman" w:hAnsi="Times New Roman" w:eastAsia="Times New Roman"/>
-          <w:sz w:val="20"/>
-          <w:vertAlign w:val="superscript"/>
-        </w:rPr>
-        <w:t xml:space="preserve"> [35] </w:t>
-      </w:r>
-      <w:r>
-        <w:rPr>
-          <w:rFonts w:ascii="Times New Roman" w:hAnsi="Times New Roman" w:eastAsia="Times New Roman"/>
-          <w:sz w:val="20"/>
-          <w:shd w:val="clear" w:color="auto" w:fill="FFFF00"/>
-        </w:rPr>
-        <w:t>to augment the initial Gaussian geometry before optimization, and incorporates Dynamic Visibility Regularization during training to alleviate sparse-view overfitting.</w:t>
+        <w:t>Monocular depth estimators provide useful cues for underconstrained views</w:t>
+      </w:r>
+      <w:r>
+        <w:rPr>
+          <w:rFonts w:ascii="Times New Roman" w:hAnsi="Times New Roman" w:eastAsia="Times New Roman"/>
+          <w:sz w:val="20"/>
+        </w:rPr>
+        <w:t xml:space="preserve"> [16]. Although depth supervision, Gaussian densification, and training-time regularization have improved sparse-view reconstruction, limited-view observations can still result in incomplete initial geometry and overfitting during optimization. To address these challenges, SynGS combines explicit visual-hull constraints with a VGGT-based multi-view depth prior [17] to augment the initial Gaussian geometry before optimization, and incorporates Dynamic Visibility Regularization during training to alleviate sparse-view overfitting.</w:t>
       </w:r>
     </w:p>
     <w:bookmarkEnd w:id="33"/>
@@ -753,15 +488,9 @@
         <w:rPr>
           <w:rFonts w:ascii="Times New Roman" w:hAnsi="Times New Roman" w:eastAsia="Times New Roman"/>
           <w:sz w:val="20"/>
-        </w:rPr>
-        <w:t xml:space="preserve">We propose SynGS, a sparse-view 3D Gaussian Splatting</w:t>
-      </w:r>
-      <w:r>
-        <w:rPr>
-          <w:rFonts w:ascii="Times New Roman" w:hAnsi="Times New Roman" w:eastAsia="Times New Roman"/>
-          <w:sz w:val="20"/>
-        </w:rPr>
-        <w:t xml:space="preserve"> </w:t>
+          <w:shd w:val="clear" w:color="auto" w:fill="FFFF00"/>
+        </w:rPr>
+        <w:t>SynGS is developed as a sparse-view 3D Gaussian Splatting</w:t>
       </w:r>
       <w:r>
         <w:rPr>
@@ -769,43 +498,37 @@
           <w:sz w:val="20"/>
           <w:vertAlign w:val="superscript"/>
         </w:rPr>
-        <w:t xml:space="preserve">[3]</w:t>
-      </w:r>
-      <w:r>
-        <w:rPr>
-          <w:rFonts w:ascii="Times New Roman" w:hAnsi="Times New Roman" w:eastAsia="Times New Roman"/>
-          <w:sz w:val="20"/>
-        </w:rPr>
-        <w:t xml:space="preserve"> </w:t>
-      </w:r>
-      <w:r>
-        <w:rPr>
-          <w:rFonts w:ascii="Times New Roman" w:hAnsi="Times New Roman" w:eastAsia="Times New Roman"/>
-          <w:sz w:val="20"/>
-        </w:rPr>
-        <w:t xml:space="preserve">framework that integrates explicit geometry initialization, depth-guided densification, and visibility-aware optimization. As illustrated in Figure 1, the input consists of sparse-view images and corresponding foreground masks. While recent variants organize Gaussians with structured scaffolds or octrees</w:t>
-      </w:r>
-      <w:r>
-        <w:rPr>
-          <w:rFonts w:ascii="Times New Roman" w:hAnsi="Times New Roman" w:eastAsia="Times New Roman"/>
-          <w:sz w:val="20"/>
-        </w:rPr>
-        <w:t xml:space="preserve"> </w:t>
-      </w:r>
-      <w:r>
-        <w:rPr>
-          <w:rFonts w:ascii="Times New Roman" w:hAnsi="Times New Roman" w:eastAsia="Times New Roman"/>
-          <w:sz w:val="20"/>
-          <w:vertAlign w:val="superscript"/>
-        </w:rPr>
-        <w:t xml:space="preserve">[4,36]</w:t>
-      </w:r>
-      <w:r>
-        <w:rPr>
-          <w:rFonts w:ascii="Times New Roman" w:hAnsi="Times New Roman" w:eastAsia="Times New Roman"/>
-          <w:sz w:val="20"/>
-        </w:rPr>
-        <w:t xml:space="preserve">, SynGS focuses on silhouette-based initialization and depth-guided densification under sparse posed inputs.</w:t>
+        <w:t xml:space="preserve"> [3] </w:t>
+      </w:r>
+      <w:r>
+        <w:rPr>
+          <w:rFonts w:ascii="Times New Roman" w:hAnsi="Times New Roman" w:eastAsia="Times New Roman"/>
+          <w:sz w:val="20"/>
+          <w:shd w:val="clear" w:color="auto" w:fill="FFFF00"/>
+        </w:rPr>
+        <w:t>framework that combines explicit geometric initialization, depth-guided point cloud densification, and visibility-aware optimization.</w:t>
+      </w:r>
+      <w:r>
+        <w:rPr>
+          <w:rFonts w:ascii="Times New Roman" w:hAnsi="Times New Roman" w:eastAsia="Times New Roman"/>
+          <w:sz w:val="20"/>
+        </w:rPr>
+        <w:t xml:space="preserve"> Figure 1 </w:t>
+      </w:r>
+      <w:r>
+        <w:rPr>
+          <w:rFonts w:ascii="Times New Roman" w:hAnsi="Times New Roman" w:eastAsia="Times New Roman"/>
+          <w:sz w:val="20"/>
+          <w:shd w:val="clear" w:color="auto" w:fill="FFFF00"/>
+        </w:rPr>
+        <w:t>illustrates the overall pipeline, which takes sparsely captured images and their corresponding foreground masks as input.</w:t>
+      </w:r>
+      <w:r>
+        <w:rPr>
+          <w:rFonts w:ascii="Times New Roman" w:hAnsi="Times New Roman" w:eastAsia="Times New Roman"/>
+          <w:sz w:val="20"/>
+        </w:rPr>
+        <w:t xml:space="preserve"> While recent variants organize Gaussians with structured scaffolds [4], SynGS focuses on silhouette-based initialization and depth-guided densification under sparse posed inputs.</w:t>
       </w:r>
     </w:p>
     <w:p>
@@ -1020,7 +743,7 @@
           <w:sz w:val="20"/>
           <w:vertAlign w:val="superscript"/>
         </w:rPr>
-        <w:t xml:space="preserve">[6]</w:t>
+        <w:t xml:space="preserve">[5]</w:t>
       </w:r>
       <w:r>
         <w:rPr>
@@ -1049,7 +772,7 @@
           <w:sz w:val="20"/>
           <w:vertAlign w:val="superscript"/>
         </w:rPr>
-        <w:t xml:space="preserve">[37]</w:t>
+        <w:t xml:space="preserve">[18]</w:t>
       </w:r>
       <w:r>
         <w:rPr>
@@ -1139,7 +862,7 @@
           <w:sz w:val="20"/>
           <w:vertAlign w:val="superscript"/>
         </w:rPr>
-        <w:t xml:space="preserve">[35]</w:t>
+        <w:t xml:space="preserve">[17]</w:t>
       </w:r>
       <w:r>
         <w:rPr>
@@ -1161,7 +884,7 @@
           <w:sz w:val="20"/>
           <w:vertAlign w:val="superscript"/>
         </w:rPr>
-        <w:t xml:space="preserve">[33]</w:t>
+        <w:t xml:space="preserve">[16]</w:t>
       </w:r>
       <w:r>
         <w:rPr>
@@ -1579,7 +1302,7 @@
           <w:rFonts w:ascii="Times New Roman" w:hAnsi="Times New Roman" w:eastAsia="Times New Roman"/>
           <w:sz w:val="20"/>
         </w:rPr>
-        <w:t xml:space="preserve">reliable views are selected; candidates are sampled around the predicted depth and back-projected. Related densification strategies propagate geometric cues or control Gaussian density during optimization</w:t>
+        <w:t xml:space="preserve">reliable views are selected; candidates are sampled around the predicted depth and back-projected. Here supplementation is applied offline to the Visual Hull point cloud before training. Complementary work injects epipolar depth priors into sparse-view Gaussian reconstruction</w:t>
       </w:r>
       <w:r>
         <w:rPr>
@@ -1594,73 +1317,7 @@
           <w:sz w:val="20"/>
           <w:vertAlign w:val="superscript"/>
         </w:rPr>
-        <w:t xml:space="preserve">[22,23]</w:t>
-      </w:r>
-      <w:r>
-        <w:rPr>
-          <w:rFonts w:ascii="Times New Roman" w:hAnsi="Times New Roman" w:eastAsia="Times New Roman"/>
-          <w:sz w:val="20"/>
-        </w:rPr>
-        <w:t xml:space="preserve">; alternating densification schedules have also been studied for sparse inputs</w:t>
-      </w:r>
-      <w:r>
-        <w:rPr>
-          <w:rFonts w:ascii="Times New Roman" w:hAnsi="Times New Roman" w:eastAsia="Times New Roman"/>
-          <w:sz w:val="20"/>
-        </w:rPr>
-        <w:t xml:space="preserve"> </w:t>
-      </w:r>
-      <w:r>
-        <w:rPr>
-          <w:rFonts w:ascii="Times New Roman" w:hAnsi="Times New Roman" w:eastAsia="Times New Roman"/>
-          <w:sz w:val="20"/>
-          <w:vertAlign w:val="superscript"/>
-        </w:rPr>
-        <w:t xml:space="preserve">[25]</w:t>
-      </w:r>
-      <w:r>
-        <w:rPr>
-          <w:rFonts w:ascii="Times New Roman" w:hAnsi="Times New Roman" w:eastAsia="Times New Roman"/>
-          <w:sz w:val="20"/>
-        </w:rPr>
-        <w:t xml:space="preserve">. Here supplementation is applied offline to the Visual Hull point cloud before training. Complementary work injects epipolar depth priors into sparse-view Gaussian reconstruction</w:t>
-      </w:r>
-      <w:r>
-        <w:rPr>
-          <w:rFonts w:ascii="Times New Roman" w:hAnsi="Times New Roman" w:eastAsia="Times New Roman"/>
-          <w:sz w:val="20"/>
-        </w:rPr>
-        <w:t xml:space="preserve"> </w:t>
-      </w:r>
-      <w:r>
-        <w:rPr>
-          <w:rFonts w:ascii="Times New Roman" w:hAnsi="Times New Roman" w:eastAsia="Times New Roman"/>
-          <w:sz w:val="20"/>
-          <w:vertAlign w:val="superscript"/>
-        </w:rPr>
-        <w:t xml:space="preserve">[24]</w:t>
-      </w:r>
-      <w:r>
-        <w:rPr>
-          <w:rFonts w:ascii="Times New Roman" w:hAnsi="Times New Roman" w:eastAsia="Times New Roman"/>
-          <w:sz w:val="20"/>
-        </w:rPr>
-        <w:t xml:space="preserve">, or rasterizes depth from Gaussians for geometric supervision</w:t>
-      </w:r>
-      <w:r>
-        <w:rPr>
-          <w:rFonts w:ascii="Times New Roman" w:hAnsi="Times New Roman" w:eastAsia="Times New Roman"/>
-          <w:sz w:val="20"/>
-        </w:rPr>
-        <w:t xml:space="preserve"> </w:t>
-      </w:r>
-      <w:r>
-        <w:rPr>
-          <w:rFonts w:ascii="Times New Roman" w:hAnsi="Times New Roman" w:eastAsia="Times New Roman"/>
-          <w:sz w:val="20"/>
-          <w:vertAlign w:val="superscript"/>
-        </w:rPr>
-        <w:t xml:space="preserve">[38]</w:t>
+        <w:t xml:space="preserve">[15]</w:t>
       </w:r>
       <w:r>
         <w:rPr>
@@ -1719,20 +1376,6 @@
         <w:pStyle w:val="SPIEbodytext"/>
         <w:jc w:val="both"/>
       </w:pPr>
-      <w:r>
-        <w:rPr>
-          <w:rFonts w:ascii="Times New Roman" w:hAnsi="Times New Roman" w:eastAsia="Times New Roman"/>
-          <w:sz w:val="20"/>
-        </w:rPr>
-        <w:t xml:space="preserve">Each densified point initializes a Gaussian center; scale comes from the mean distance to its</w:t>
-      </w:r>
-      <w:r>
-        <w:rPr>
-          <w:rFonts w:ascii="Times New Roman" w:hAnsi="Times New Roman" w:eastAsia="Times New Roman"/>
-          <w:sz w:val="20"/>
-        </w:rPr>
-        <w:t xml:space="preserve"> </w:t>
-      </w:r>
       <m:oMath>
         <m:r>
           <m:t>k</m:t>
@@ -1747,27 +1390,6 @@
           <m:t>8</m:t>
         </m:r>
       </m:oMath>
-      <w:r>
-        <w:rPr>
-          <w:rFonts w:ascii="Times New Roman" w:hAnsi="Times New Roman" w:eastAsia="Times New Roman"/>
-          <w:sz w:val="20"/>
-        </w:rPr>
-        <w:t xml:space="preserve"> </w:t>
-      </w:r>
-      <w:r>
-        <w:rPr>
-          <w:rFonts w:ascii="Times New Roman" w:hAnsi="Times New Roman" w:eastAsia="Times New Roman"/>
-          <w:sz w:val="20"/>
-        </w:rPr>
-        <w:t xml:space="preserve">nearest neighbors. Multi-view colors are fused with depth-consistency and VGGT confidence weights. Opacity is set from cross-view consistency and clipped to</w:t>
-      </w:r>
-      <w:r>
-        <w:rPr>
-          <w:rFonts w:ascii="Times New Roman" w:hAnsi="Times New Roman" w:eastAsia="Times New Roman"/>
-          <w:sz w:val="20"/>
-        </w:rPr>
-        <w:t xml:space="preserve"> </w:t>
-      </w:r>
       <m:oMath>
         <m:r>
           <m:rPr>
@@ -1798,8 +1420,16 @@
         <w:rPr>
           <w:rFonts w:ascii="Times New Roman" w:hAnsi="Times New Roman" w:eastAsia="Times New Roman"/>
           <w:sz w:val="20"/>
-        </w:rPr>
-        <w:t xml:space="preserve">. Uneven supervision remains under sparse views; we address this with DVR (Sec. 3.4).</w:t>
+          <w:shd w:val="clear" w:color="auto" w:fill="FFFF00"/>
+        </w:rPr>
+        <w:t>The densified points are used to initialize Gaussian centers, with the scale of each Gaussian determined by the average distance to its  nearest neighbors. Color information from multiple views is combined using weights derived from depth consistency and VGGT confidence.</w:t>
+      </w:r>
+      <w:r>
+        <w:rPr>
+          <w:rFonts w:ascii="Times New Roman" w:hAnsi="Times New Roman" w:eastAsia="Times New Roman"/>
+          <w:sz w:val="20"/>
+        </w:rPr>
+        <w:t xml:space="preserve"> Opacity is set from cross-view consistency and clipped to . Uneven supervision remains under sparse views; we address this with DVR (Sec. 3.4).</w:t>
       </w:r>
     </w:p>
     <w:bookmarkEnd w:id="42"/>
@@ -1846,7 +1476,7 @@
           <w:sz w:val="20"/>
           <w:vertAlign w:val="superscript"/>
         </w:rPr>
-        <w:t xml:space="preserve">[8,9]</w:t>
+        <w:t xml:space="preserve">[7,8]</w:t>
       </w:r>
       <w:r>
         <w:rPr>
@@ -1868,7 +1498,7 @@
           <w:sz w:val="20"/>
           <w:vertAlign w:val="superscript"/>
         </w:rPr>
-        <w:t xml:space="preserve">[10]</w:t>
+        <w:t xml:space="preserve">[9]</w:t>
       </w:r>
       <w:r>
         <w:rPr>
@@ -2199,42 +1829,6 @@
         <w:pStyle w:val="SPIEbodytext"/>
         <w:jc w:val="both"/>
       </w:pPr>
-      <w:r>
-        <w:rPr>
-          <w:rFonts w:ascii="Times New Roman" w:hAnsi="Times New Roman" w:eastAsia="Times New Roman"/>
-          <w:sz w:val="20"/>
-        </w:rPr>
-        <w:t xml:space="preserve">Used alone, random dropout can induce opacity or scale compensation; we keep a full-render branch as an anchor. Unlike compensated rendering that rescales retained primitives</w:t>
-      </w:r>
-      <w:r>
-        <w:rPr>
-          <w:rFonts w:ascii="Times New Roman" w:hAnsi="Times New Roman" w:eastAsia="Times New Roman"/>
-          <w:sz w:val="20"/>
-        </w:rPr>
-        <w:t xml:space="preserve"> </w:t>
-      </w:r>
-      <w:r>
-        <w:rPr>
-          <w:rFonts w:ascii="Times New Roman" w:hAnsi="Times New Roman" w:eastAsia="Times New Roman"/>
-          <w:sz w:val="20"/>
-          <w:vertAlign w:val="superscript"/>
-        </w:rPr>
-        <w:t xml:space="preserve">[9]</w:t>
-      </w:r>
-      <w:r>
-        <w:rPr>
-          <w:rFonts w:ascii="Times New Roman" w:hAnsi="Times New Roman" w:eastAsia="Times New Roman"/>
-          <w:sz w:val="20"/>
-        </w:rPr>
-        <w:t xml:space="preserve">, the dropout branch is left uncompensated, while the full set is rendered in parallel under the same target. Let</w:t>
-      </w:r>
-      <w:r>
-        <w:rPr>
-          <w:rFonts w:ascii="Times New Roman" w:hAnsi="Times New Roman" w:eastAsia="Times New Roman"/>
-          <w:sz w:val="20"/>
-        </w:rPr>
-        <w:t xml:space="preserve"> </w:t>
-      </w:r>
       <m:oMath>
         <m:sSub>
           <m:e>
@@ -2270,27 +1864,6 @@
           </m:sub>
         </m:sSub>
       </m:oMath>
-      <w:r>
-        <w:rPr>
-          <w:rFonts w:ascii="Times New Roman" w:hAnsi="Times New Roman" w:eastAsia="Times New Roman"/>
-          <w:sz w:val="20"/>
-        </w:rPr>
-        <w:t xml:space="preserve"> </w:t>
-      </w:r>
-      <w:r>
-        <w:rPr>
-          <w:rFonts w:ascii="Times New Roman" w:hAnsi="Times New Roman" w:eastAsia="Times New Roman"/>
-          <w:sz w:val="20"/>
-        </w:rPr>
-        <w:t xml:space="preserve">and</w:t>
-      </w:r>
-      <w:r>
-        <w:rPr>
-          <w:rFonts w:ascii="Times New Roman" w:hAnsi="Times New Roman" w:eastAsia="Times New Roman"/>
-          <w:sz w:val="20"/>
-        </w:rPr>
-        <w:t xml:space="preserve"> </w:t>
-      </w:r>
       <m:oMath>
         <m:sSub>
           <m:e>
@@ -2326,27 +1899,6 @@
           </m:sub>
         </m:sSub>
       </m:oMath>
-      <w:r>
-        <w:rPr>
-          <w:rFonts w:ascii="Times New Roman" w:hAnsi="Times New Roman" w:eastAsia="Times New Roman"/>
-          <w:sz w:val="20"/>
-        </w:rPr>
-        <w:t xml:space="preserve"> </w:t>
-      </w:r>
-      <w:r>
-        <w:rPr>
-          <w:rFonts w:ascii="Times New Roman" w:hAnsi="Times New Roman" w:eastAsia="Times New Roman"/>
-          <w:sz w:val="20"/>
-        </w:rPr>
-        <w:t xml:space="preserve">denote the full and dropout renderings, and</w:t>
-      </w:r>
-      <w:r>
-        <w:rPr>
-          <w:rFonts w:ascii="Times New Roman" w:hAnsi="Times New Roman" w:eastAsia="Times New Roman"/>
-          <w:sz w:val="20"/>
-        </w:rPr>
-        <w:t xml:space="preserve"> </w:t>
-      </w:r>
       <m:oMath>
         <m:r>
           <m:t>I</m:t>
@@ -2357,14 +1909,15 @@
           <w:rFonts w:ascii="Times New Roman" w:hAnsi="Times New Roman" w:eastAsia="Times New Roman"/>
           <w:sz w:val="20"/>
         </w:rPr>
-        <w:t xml:space="preserve"> </w:t>
-      </w:r>
-      <w:r>
-        <w:rPr>
-          <w:rFonts w:ascii="Times New Roman" w:hAnsi="Times New Roman" w:eastAsia="Times New Roman"/>
-          <w:sz w:val="20"/>
-        </w:rPr>
-        <w:t xml:space="preserve">the ground-truth image. We use the standard color loss</w:t>
+        <w:t xml:space="preserve">Used alone, random dropout can induce opacity or scale compensation; we keep a full-render branch as an anchor. Unlike compensated rendering that rescales retained primitives [8], the dropout branch is left uncompensated, while the full set is rendered in parallel under the same target. </w:t>
+      </w:r>
+      <w:r>
+        <w:rPr>
+          <w:rFonts w:ascii="Times New Roman" w:hAnsi="Times New Roman" w:eastAsia="Times New Roman"/>
+          <w:sz w:val="20"/>
+          <w:shd w:val="clear" w:color="auto" w:fill="FFFF00"/>
+        </w:rPr>
+        <w:t>We denote the images rendered using the complete Gaussian set and the dropout-masked Gaussian set by  and , respectively, while  represents the ground-truth image. The standard color loss is formulated as follows:</w:t>
       </w:r>
     </w:p>
     <w:tbl>
@@ -3070,29 +2623,7 @@
           <w:sz w:val="20"/>
           <w:vertAlign w:val="superscript"/>
         </w:rPr>
-        <w:t xml:space="preserve">[39]</w:t>
-      </w:r>
-      <w:r>
-        <w:rPr>
-          <w:rFonts w:ascii="Times New Roman" w:hAnsi="Times New Roman" w:eastAsia="Times New Roman"/>
-          <w:sz w:val="20"/>
-        </w:rPr>
-        <w:t xml:space="preserve">, or drop anchors and spherical harmonics</w:t>
-      </w:r>
-      <w:r>
-        <w:rPr>
-          <w:rFonts w:ascii="Times New Roman" w:hAnsi="Times New Roman" w:eastAsia="Times New Roman"/>
-          <w:sz w:val="20"/>
-        </w:rPr>
-        <w:t xml:space="preserve"> </w:t>
-      </w:r>
-      <w:r>
-        <w:rPr>
-          <w:rFonts w:ascii="Times New Roman" w:hAnsi="Times New Roman" w:eastAsia="Times New Roman"/>
-          <w:sz w:val="20"/>
-          <w:vertAlign w:val="superscript"/>
-        </w:rPr>
-        <w:t xml:space="preserve">[27]</w:t>
+        <w:t xml:space="preserve">[19]</w:t>
       </w:r>
       <w:r>
         <w:rPr>
@@ -3141,15 +2672,9 @@
         <w:rPr>
           <w:rFonts w:ascii="Times New Roman" w:hAnsi="Times New Roman" w:eastAsia="Times New Roman"/>
           <w:sz w:val="20"/>
-        </w:rPr>
-        <w:t xml:space="preserve">We evaluate SynGS on Mip-NeRF 360 (unbounded 360° scenes)</w:t>
-      </w:r>
-      <w:r>
-        <w:rPr>
-          <w:rFonts w:ascii="Times New Roman" w:hAnsi="Times New Roman" w:eastAsia="Times New Roman"/>
-          <w:sz w:val="20"/>
-        </w:rPr>
-        <w:t xml:space="preserve"> </w:t>
+          <w:shd w:val="clear" w:color="auto" w:fill="FFFF00"/>
+        </w:rPr>
+        <w:t>The evaluation of SynGS is conducted using two datasets: Mip-NeRF 360, which contains unbounded 360° scenes</w:t>
       </w:r>
       <w:r>
         <w:rPr>
@@ -3157,28 +2682,15 @@
           <w:sz w:val="20"/>
           <w:vertAlign w:val="superscript"/>
         </w:rPr>
-        <w:t xml:space="preserve">[40]</w:t>
-      </w:r>
-      <w:r>
-        <w:rPr>
-          <w:rFonts w:ascii="Times New Roman" w:hAnsi="Times New Roman" w:eastAsia="Times New Roman"/>
-          <w:sz w:val="20"/>
-        </w:rPr>
-        <w:t xml:space="preserve"> </w:t>
-      </w:r>
-      <w:r>
-        <w:rPr>
-          <w:rFonts w:ascii="Times New Roman" w:hAnsi="Times New Roman" w:eastAsia="Times New Roman"/>
-          <w:sz w:val="20"/>
-        </w:rPr>
-        <w:t xml:space="preserve">and LLFF (forward-facing real captures)</w:t>
-      </w:r>
-      <w:r>
-        <w:rPr>
-          <w:rFonts w:ascii="Times New Roman" w:hAnsi="Times New Roman" w:eastAsia="Times New Roman"/>
-          <w:sz w:val="20"/>
-        </w:rPr>
-        <w:t xml:space="preserve"> </w:t>
+        <w:t xml:space="preserve"> [20]</w:t>
+      </w:r>
+      <w:r>
+        <w:rPr>
+          <w:rFonts w:ascii="Times New Roman" w:hAnsi="Times New Roman" w:eastAsia="Times New Roman"/>
+          <w:sz w:val="20"/>
+          <w:shd w:val="clear" w:color="auto" w:fill="FFFF00"/>
+        </w:rPr>
+        <w:t>, and LLFF, which consists of forward-facing real-world captures</w:t>
       </w:r>
       <w:r>
         <w:rPr>
@@ -3186,14 +2698,22 @@
           <w:sz w:val="20"/>
           <w:vertAlign w:val="superscript"/>
         </w:rPr>
-        <w:t xml:space="preserve">[41]</w:t>
-      </w:r>
-      <w:r>
-        <w:rPr>
-          <w:rFonts w:ascii="Times New Roman" w:hAnsi="Times New Roman" w:eastAsia="Times New Roman"/>
-          <w:sz w:val="20"/>
-        </w:rPr>
-        <w:t xml:space="preserve">. All images are downsampled by a factor of 8. Mip-NeRF 360 scenes are tested with 4, 6, and 9 uniformly sampled input views. Metrics are PSNR, SSIM, and LPIPS. We compare SynGS with the NeRF- and 3DGS-based methods listed in Table 1 and Table 2.</w:t>
+        <w:t xml:space="preserve"> [21]</w:t>
+      </w:r>
+      <w:r>
+        <w:rPr>
+          <w:rFonts w:ascii="Times New Roman" w:hAnsi="Times New Roman" w:eastAsia="Times New Roman"/>
+          <w:sz w:val="20"/>
+          <w:shd w:val="clear" w:color="auto" w:fill="FFFF00"/>
+        </w:rPr>
+        <w:t>. Images from both datasets are downsampled by a factor of 8.</w:t>
+      </w:r>
+      <w:r>
+        <w:rPr>
+          <w:rFonts w:ascii="Times New Roman" w:hAnsi="Times New Roman" w:eastAsia="Times New Roman"/>
+          <w:sz w:val="20"/>
+        </w:rPr>
+        <w:t xml:space="preserve"> Mip-NeRF 360 scenes are tested with 4, 6, and 9 uniformly sampled input views. Metrics are PSNR, SSIM, and LPIPS. We compare SynGS with the NeRF- and 3DGS-based methods listed in Table 1 and Table 2.</w:t>
       </w:r>
     </w:p>
     <w:p>
@@ -3206,7 +2726,15 @@
           <w:rFonts w:ascii="Times New Roman" w:hAnsi="Times New Roman" w:eastAsia="Times New Roman"/>
           <w:sz w:val="20"/>
         </w:rPr>
-        <w:t xml:space="preserve">Training follows the standard 3DGS framework. Depth priors come from VGGT-Depth. Consistent with Sec. 3.3, view- and ray-level selection during densification may use dataset ground-truth depth only as a filter; novel-view rendering and all reported metrics do not use ground-truth depth. The model is trained for 30K iterations, with 3DGS initialization optimized for 10K iterations. Floaters are periodically removed during training. Experiments use PyTorch on an NVIDIA RTX 4090 GPU.</w:t>
+        <w:t xml:space="preserve">Training follows the standard 3DGS framework. Depth priors come from VGGT-Depth. Consistent with Sec. 3.3, view- and ray-level selection during densification may use dataset ground-truth depth only as a filter; novel-view rendering and all reported metrics do not use ground-truth depth. The model is trained for 30K iterations, with 3DGS initialization optimized for 10K iterations. Floaters are periodically removed during training. </w:t>
+      </w:r>
+      <w:r>
+        <w:rPr>
+          <w:rFonts w:ascii="Times New Roman" w:hAnsi="Times New Roman" w:eastAsia="Times New Roman"/>
+          <w:sz w:val="20"/>
+          <w:shd w:val="clear" w:color="auto" w:fill="FFFF00"/>
+        </w:rPr>
+        <w:t>The experiments are implemented in PyTorch and executed on an NVIDIA RTX 4090 GPU.</w:t>
       </w:r>
     </w:p>
     <w:bookmarkEnd w:id="45"/>
@@ -6826,7 +6354,7 @@
           <w:rFonts w:ascii="Times New Roman" w:hAnsi="Times New Roman" w:eastAsia="Times New Roman"/>
           <w:sz w:val="20"/>
         </w:rPr>
-        <w:t xml:space="preserve">Mip-NeRF 360 and LLFF. Table 1 </w:t>
+        <w:t xml:space="preserve">Mip-NeRF 360 and LLFF. Table 1 reports the results on Mip-NeRF 360 under the 4-, 6-, and 9-view settings. </w:t>
       </w:r>
       <w:r>
         <w:rPr>
@@ -6834,14 +6362,14 @@
           <w:sz w:val="20"/>
           <w:shd w:val="clear" w:color="auto" w:fill="FFFF00"/>
         </w:rPr>
-        <w:t>reports the results on Mip-NeRF 360 under the 4-, 6-, and 9-view settings. SynGS obtains higher PSNR and SSIM than the compared methods in all three settings, with a more noticeable PSNR difference in the 4-view case: 25.91 dB, compared with 22.35 dB for D²GS</w:t>
-      </w:r>
-      <w:r>
-        <w:rPr>
-          <w:rFonts w:ascii="Times New Roman" w:hAnsi="Times New Roman" w:eastAsia="Times New Roman"/>
-          <w:sz w:val="20"/>
-        </w:rPr>
-        <w:t xml:space="preserve"> [39]. </w:t>
+        <w:t>On Mip-NeRF 360, SynGS achieves higher PSNR and SSIM values relative to the evaluated baseline methods under the 4-, 6-, and 9-view configurations,</w:t>
+      </w:r>
+      <w:r>
+        <w:rPr>
+          <w:rFonts w:ascii="Times New Roman" w:hAnsi="Times New Roman" w:eastAsia="Times New Roman"/>
+          <w:sz w:val="20"/>
+        </w:rPr>
+        <w:t xml:space="preserve"> with a more noticeable PSNR difference in the 4-view case: 25.91 dB, compared with 22.35 dB for D²GS [19]. However, D²GS obtains lower LPIPS values across the three settings, indicating an advantage in perceptual similarity. Table 2 shows a similar trend. With four views, SynGS achieves favorable results in PSNR, SSIM, and LPIPS; </w:t>
       </w:r>
       <w:r>
         <w:rPr>
@@ -6849,14 +6377,14 @@
           <w:sz w:val="20"/>
           <w:shd w:val="clear" w:color="auto" w:fill="FFFF00"/>
         </w:rPr>
-        <w:t>However, D²GS obtains lower LPIPS values across the three settings, indicating an advantage in perceptual similarity.</w:t>
-      </w:r>
-      <w:r>
-        <w:rPr>
-          <w:rFonts w:ascii="Times New Roman" w:hAnsi="Times New Roman" w:eastAsia="Times New Roman"/>
-          <w:sz w:val="20"/>
-        </w:rPr>
-        <w:t xml:space="preserve"> Table 2 </w:t>
+        <w:t>in the six-view LLFF setting, SynGS records higher PSNR and SSIM values than the baseline approaches included in the comparison,</w:t>
+      </w:r>
+      <w:r>
+        <w:rPr>
+          <w:rFonts w:ascii="Times New Roman" w:hAnsi="Times New Roman" w:eastAsia="Times New Roman"/>
+          <w:sz w:val="20"/>
+        </w:rPr>
+        <w:t xml:space="preserve"> with LPIPS close to the lowest reported value. </w:t>
       </w:r>
       <w:r>
         <w:rPr>
@@ -6864,7 +6392,7 @@
           <w:sz w:val="20"/>
           <w:shd w:val="clear" w:color="auto" w:fill="FFFF00"/>
         </w:rPr>
-        <w:t>shows a similar trend. With four views, SynGS achieves favorable results in PSNR, SSIM, and LPIPS; under six views, it obtains higher PSNR and SSIM than the compared methods, with LPIPS close to the lowest reported value. As the number of input views increases to nine, the differences among the compared 3DGS-based methods become smaller: D²GS</w:t>
+        <w:t>In the nine-view LLFF configuration, the performance differences among the evaluated 3DGS-based approaches are relatively limited. Compared with SynGS, D²GS</w:t>
       </w:r>
       <w:r>
         <w:rPr>
@@ -6872,7 +6400,7 @@
           <w:sz w:val="20"/>
           <w:vertAlign w:val="superscript"/>
         </w:rPr>
-        <w:t xml:space="preserve"> [39] </w:t>
+        <w:t xml:space="preserve"> [19] </w:t>
       </w:r>
       <w:r>
         <w:rPr>
@@ -6880,7 +6408,7 @@
           <w:sz w:val="20"/>
           <w:shd w:val="clear" w:color="auto" w:fill="FFFF00"/>
         </w:rPr>
-        <w:t>gives slightly higher PSNR and lower LPIPS, while CoR-GS</w:t>
+        <w:t>reports a slightly higher PSNR and a lower LPIPS, whereas CoR-GS</w:t>
       </w:r>
       <w:r>
         <w:rPr>
@@ -6888,7 +6416,7 @@
           <w:sz w:val="20"/>
           <w:vertAlign w:val="superscript"/>
         </w:rPr>
-        <w:t xml:space="preserve"> [13] </w:t>
+        <w:t xml:space="preserve"> [12] </w:t>
       </w:r>
       <w:r>
         <w:rPr>
@@ -6896,7 +6424,14 @@
           <w:sz w:val="20"/>
           <w:shd w:val="clear" w:color="auto" w:fill="FFFF00"/>
         </w:rPr>
-        <w:t>achieves slightly higher SSIM. Overall, SynGS shows more pronounced improvements in the four- and six-view settings, suggesting that the proposed framework may be particularly beneficial when the geometric information available from the input views is severely limited.</w:t>
+        <w:t>achieves a marginally higher SSIM.</w:t>
+      </w:r>
+      <w:r>
+        <w:rPr>
+          <w:rFonts w:ascii="Times New Roman" w:hAnsi="Times New Roman" w:eastAsia="Times New Roman"/>
+          <w:sz w:val="20"/>
+        </w:rPr>
+        <w:t xml:space="preserve"> Overall, SynGS shows more pronounced improvements in the four- and six-view settings, suggesting that the proposed framework may be particularly beneficial when the geometric information available from the input views is severely limited.</w:t>
       </w:r>
     </w:p>
     <w:p>
@@ -7527,7 +7062,7 @@
           <w:rFonts w:ascii="Times New Roman" w:hAnsi="Times New Roman" w:eastAsia="Times New Roman"/>
           <w:sz w:val="20"/>
         </w:rPr>
-        <w:t xml:space="preserve">Unlike Table 1, which reports dataset-wide averages, the ablation is a separate protocol and is not the 4-view mean in Table 1.</w:t>
+        <w:t xml:space="preserve">⟦/REV⟧ Unlike Table 1, which reports dataset-wide averages, the ablation is a separate protocol and is not the 4-view mean in Table 1.</w:t>
       </w:r>
     </w:p>
     <w:p>
@@ -7582,7 +7117,7 @@
           <w:rFonts w:ascii="Times New Roman" w:hAnsi="Times New Roman" w:eastAsia="Times New Roman"/>
           <w:sz w:val="20"/>
         </w:rPr>
-        <w:t xml:space="preserve">We present SynGS for sparse-view 3DGS, combining Visual Hull Initialization, VGGT-Guided Densification, and Dynamic Visibility Regularization for more reliable initialization, geometry completion, and reduced sparse-view overfitting. </w:t>
+        <w:t xml:space="preserve">We present SynGS for sparse-view 3DGS, combining Visual Hull Initialization, VGGT-Guided Densification, and Dynamic Visibility Regularization for more reliable initialization, geometry completion, and reduced sparse-view overfitting. SynGS shows more pronounced improvements under highly sparse-view conditions, particularly in PSNR and SSIM with four or six input views. </w:t>
       </w:r>
       <w:r>
         <w:rPr>
@@ -7590,7 +7125,22 @@
           <w:sz w:val="20"/>
           <w:shd w:val="clear" w:color="auto" w:fill="FFFF00"/>
         </w:rPr>
-        <w:t>SynGS shows more pronounced improvements under highly sparse-view conditions, particularly in PSNR and SSIM with four or six input views. With nine input views, SynGS maintains higher PSNR and SSIM than the compared methods on Mip-NeRF 360, while the LLFF results remain comparable to those of other evaluated methods. However, the additional geometry introduced during initialization incurs memory and computational overhead. Future work will focus on developing more efficient geometry augmentation strategies to reduce these costs while preserving reconstruction quality.</w:t>
+        <w:t>With nine input views, on Mip-NeRF 360, SynGS continues to outperform the compared approaches in terms of PSNR and SSIM, whereas its performance on LLFF is generally comparable to that of the other evaluated methods.</w:t>
+      </w:r>
+      <w:r>
+        <w:rPr>
+          <w:rFonts w:ascii="Times New Roman" w:hAnsi="Times New Roman" w:eastAsia="Times New Roman"/>
+          <w:sz w:val="20"/>
+        </w:rPr>
+        <w:t xml:space="preserve"> However, the additional geometry introduced during initialization incurs memory and computational overhead. </w:t>
+      </w:r>
+      <w:r>
+        <w:rPr>
+          <w:rFonts w:ascii="Times New Roman" w:hAnsi="Times New Roman" w:eastAsia="Times New Roman"/>
+          <w:sz w:val="20"/>
+          <w:shd w:val="clear" w:color="auto" w:fill="FFFF00"/>
+        </w:rPr>
+        <w:t>Our future research will investigate ways to improve the efficiency of geometry augmentation, aiming to lower the associated computational and memory overhead without compromising reconstruction quality.</w:t>
       </w:r>
     </w:p>
     <w:p>
@@ -7775,7 +7325,7 @@
           <w:rFonts w:ascii="Times New Roman" w:hAnsi="Times New Roman" w:eastAsia="Times New Roman"/>
           <w:sz w:val="18"/>
         </w:rPr>
-        <w:t xml:space="preserve">Yu, Z., Chen, A., Huang, B., Sattler, T., and Geiger, A.,</w:t>
+        <w:t xml:space="preserve">Schönberger, J. L. and Frahm, J.-M.,</w:t>
       </w:r>
       <w:r>
         <w:rPr>
@@ -7789,7 +7339,7 @@
           <w:rFonts w:ascii="Times New Roman" w:hAnsi="Times New Roman" w:eastAsia="Times New Roman"/>
           <w:sz w:val="18"/>
         </w:rPr>
-        <w:t xml:space="preserve">“Mip-splatting: Alias-free 3D Gaussian splatting,”</w:t>
+        <w:t xml:space="preserve">“Structure-from-motion revisited,”</w:t>
       </w:r>
       <w:r>
         <w:rPr>
@@ -7803,7 +7353,7 @@
           <w:rFonts w:ascii="Times New Roman" w:hAnsi="Times New Roman" w:eastAsia="Times New Roman"/>
           <w:sz w:val="18"/>
         </w:rPr>
-        <w:t xml:space="preserve">in [Proc. IEEE/CVF Conference on Computer Vision and Pattern Recognition (CVPR)], 19447–19456 (2024). DOI: https://doi.org/10.1109/cvpr52733.2024.01839.</w:t>
+        <w:t xml:space="preserve">in [Proc. IEEE Conference on Computer Vision and Pattern Recognition (CVPR)], 4104–4113 (2016). DOI: https://doi.org/10.1109/cvpr.2016.445.</w:t>
       </w:r>
     </w:p>
     <w:p>
@@ -7815,7 +7365,7 @@
           <w:rFonts w:ascii="Times New Roman" w:hAnsi="Times New Roman" w:eastAsia="Times New Roman"/>
           <w:sz w:val="18"/>
         </w:rPr>
-        <w:t xml:space="preserve">Schönberger, J. L. and Frahm, J.-M.,</w:t>
+        <w:t xml:space="preserve">Chung, J., Oh, J., and Lee, K. M.,</w:t>
       </w:r>
       <w:r>
         <w:rPr>
@@ -7829,7 +7379,7 @@
           <w:rFonts w:ascii="Times New Roman" w:hAnsi="Times New Roman" w:eastAsia="Times New Roman"/>
           <w:sz w:val="18"/>
         </w:rPr>
-        <w:t xml:space="preserve">“Structure-from-motion revisited,”</w:t>
+        <w:t xml:space="preserve">“Depth-regularized optimization for 3D gaussian splatting in few-shot images,”</w:t>
       </w:r>
       <w:r>
         <w:rPr>
@@ -7843,7 +7393,7 @@
           <w:rFonts w:ascii="Times New Roman" w:hAnsi="Times New Roman" w:eastAsia="Times New Roman"/>
           <w:sz w:val="18"/>
         </w:rPr>
-        <w:t xml:space="preserve">in [Proc. IEEE Conference on Computer Vision and Pattern Recognition (CVPR)], 4104–4113 (2016). DOI: https://doi.org/10.1109/cvpr.2016.445.</w:t>
+        <w:t xml:space="preserve">in [Proc. IEEE/CVF Conference on Computer Vision and Pattern Recognition Workshops (CVPRW)], 811–820 (2024). DOI: https://doi.org/10.1109/cvprw63382.2024.00086.</w:t>
       </w:r>
     </w:p>
     <w:p>
@@ -7855,7 +7405,7 @@
           <w:rFonts w:ascii="Times New Roman" w:hAnsi="Times New Roman" w:eastAsia="Times New Roman"/>
           <w:sz w:val="18"/>
         </w:rPr>
-        <w:t xml:space="preserve">Chung, J., Oh, J., and Lee, K. M.,</w:t>
+        <w:t xml:space="preserve">Xu, Y., Wang, L., Chen, M., Ao, S., Li, L., and Guo, Y.,</w:t>
       </w:r>
       <w:r>
         <w:rPr>
@@ -7869,7 +7419,7 @@
           <w:rFonts w:ascii="Times New Roman" w:hAnsi="Times New Roman" w:eastAsia="Times New Roman"/>
           <w:sz w:val="18"/>
         </w:rPr>
-        <w:t xml:space="preserve">“Depth-regularized optimization for 3D gaussian splatting in few-shot images,”</w:t>
+        <w:t xml:space="preserve">“DropoutGS: Dropping out gaussians for better sparse-view rendering,”</w:t>
       </w:r>
       <w:r>
         <w:rPr>
@@ -7883,7 +7433,7 @@
           <w:rFonts w:ascii="Times New Roman" w:hAnsi="Times New Roman" w:eastAsia="Times New Roman"/>
           <w:sz w:val="18"/>
         </w:rPr>
-        <w:t xml:space="preserve">in [Proc. IEEE/CVF Conference on Computer Vision and Pattern Recognition Workshops (CVPRW)], 811–820 (2024). DOI: https://doi.org/10.1109/cvprw63382.2024.00086.</w:t>
+        <w:t xml:space="preserve">in [Proc. IEEE/CVF Conference on Computer Vision and Pattern Recognition (CVPR)], 701–710 (2025). DOI: https://doi.org/10.1109/cvpr52734.2025.00074.</w:t>
       </w:r>
     </w:p>
     <w:p>
@@ -7895,7 +7445,7 @@
           <w:rFonts w:ascii="Times New Roman" w:hAnsi="Times New Roman" w:eastAsia="Times New Roman"/>
           <w:sz w:val="18"/>
         </w:rPr>
-        <w:t xml:space="preserve">Xu, Y., Wang, L., Chen, M., Ao, S., Li, L., and Guo, Y.,</w:t>
+        <w:t xml:space="preserve">Park, H., Ryu, G., and Kim, W.,</w:t>
       </w:r>
       <w:r>
         <w:rPr>
@@ -7909,7 +7459,7 @@
           <w:rFonts w:ascii="Times New Roman" w:hAnsi="Times New Roman" w:eastAsia="Times New Roman"/>
           <w:sz w:val="18"/>
         </w:rPr>
-        <w:t xml:space="preserve">“DropoutGS: Dropping out gaussians for better sparse-view rendering,”</w:t>
+        <w:t xml:space="preserve">“DropGaussian: Structural regularization for sparse-view gaussian splatting,”</w:t>
       </w:r>
       <w:r>
         <w:rPr>
@@ -7923,7 +7473,7 @@
           <w:rFonts w:ascii="Times New Roman" w:hAnsi="Times New Roman" w:eastAsia="Times New Roman"/>
           <w:sz w:val="18"/>
         </w:rPr>
-        <w:t xml:space="preserve">in [Proc. IEEE/CVF Conference on Computer Vision and Pattern Recognition (CVPR)], 701–710 (2025). DOI: https://doi.org/10.1109/cvpr52734.2025.00074.</w:t>
+        <w:t xml:space="preserve">in [Proc. IEEE/CVF Conference on Computer Vision and Pattern Recognition (CVPR)], 21600–21609 (2025). DOI: https://doi.org/10.1109/cvpr52734.2025.02012.</w:t>
       </w:r>
     </w:p>
     <w:p>
@@ -7935,7 +7485,7 @@
           <w:rFonts w:ascii="Times New Roman" w:hAnsi="Times New Roman" w:eastAsia="Times New Roman"/>
           <w:sz w:val="18"/>
         </w:rPr>
-        <w:t xml:space="preserve">Park, H., Ryu, G., and Kim, W.,</w:t>
+        <w:t xml:space="preserve">Somraj, N. and Soundararajan, R.,</w:t>
       </w:r>
       <w:r>
         <w:rPr>
@@ -7949,7 +7499,7 @@
           <w:rFonts w:ascii="Times New Roman" w:hAnsi="Times New Roman" w:eastAsia="Times New Roman"/>
           <w:sz w:val="18"/>
         </w:rPr>
-        <w:t xml:space="preserve">“DropGaussian: Structural regularization for sparse-view gaussian splatting,”</w:t>
+        <w:t xml:space="preserve">“ViP-NeRF: Visibility prior for sparse input neural radiance fields,”</w:t>
       </w:r>
       <w:r>
         <w:rPr>
@@ -7963,7 +7513,7 @@
           <w:rFonts w:ascii="Times New Roman" w:hAnsi="Times New Roman" w:eastAsia="Times New Roman"/>
           <w:sz w:val="18"/>
         </w:rPr>
-        <w:t xml:space="preserve">in [Proc. IEEE/CVF Conference on Computer Vision and Pattern Recognition (CVPR)], 21600–21609 (2025). DOI: https://doi.org/10.1109/cvpr52734.2025.02012.</w:t>
+        <w:t xml:space="preserve">in [Proc. ACM SIGGRAPH Conference], 1–11 (2023). DOI: https://doi.org/10.1145/3588432.3591539.</w:t>
       </w:r>
     </w:p>
     <w:p>
@@ -7975,7 +7525,7 @@
           <w:rFonts w:ascii="Times New Roman" w:hAnsi="Times New Roman" w:eastAsia="Times New Roman"/>
           <w:sz w:val="18"/>
         </w:rPr>
-        <w:t xml:space="preserve">Somraj, N. and Soundararajan, R.,</w:t>
+        <w:t xml:space="preserve">Li, J., Zhang, J., Bai, X., Zheng, J., Ning, X., Zhou, J., and Gu, L.,</w:t>
       </w:r>
       <w:r>
         <w:rPr>
@@ -7989,7 +7539,7 @@
           <w:rFonts w:ascii="Times New Roman" w:hAnsi="Times New Roman" w:eastAsia="Times New Roman"/>
           <w:sz w:val="18"/>
         </w:rPr>
-        <w:t xml:space="preserve">“ViP-NeRF: Visibility prior for sparse input neural radiance fields,”</w:t>
+        <w:t xml:space="preserve">“DNGaussian: Optimizing sparse-view 3D gaussian radiance fields with global-local depth normalization,”</w:t>
       </w:r>
       <w:r>
         <w:rPr>
@@ -8003,7 +7553,7 @@
           <w:rFonts w:ascii="Times New Roman" w:hAnsi="Times New Roman" w:eastAsia="Times New Roman"/>
           <w:sz w:val="18"/>
         </w:rPr>
-        <w:t xml:space="preserve">in [Proc. ACM SIGGRAPH Conference], 1–11 (2023). DOI: https://doi.org/10.1145/3588432.3591539.</w:t>
+        <w:t xml:space="preserve">in [Proc. IEEE/CVF Conference on Computer Vision and Pattern Recognition (CVPR)], 20775–20785 (2024). DOI: https://doi.org/10.1109/cvpr52733.2024.01963.</w:t>
       </w:r>
     </w:p>
     <w:p>
@@ -8015,7 +7565,7 @@
           <w:rFonts w:ascii="Times New Roman" w:hAnsi="Times New Roman" w:eastAsia="Times New Roman"/>
           <w:sz w:val="18"/>
         </w:rPr>
-        <w:t xml:space="preserve">Li, J., Zhang, J., Bai, X., Zheng, J., Ning, X., Zhou, J., and Gu, L.,</w:t>
+        <w:t xml:space="preserve">Zhu, Z., Fan, Z., Jiang, Y., and Wang, Z.,</w:t>
       </w:r>
       <w:r>
         <w:rPr>
@@ -8029,7 +7579,7 @@
           <w:rFonts w:ascii="Times New Roman" w:hAnsi="Times New Roman" w:eastAsia="Times New Roman"/>
           <w:sz w:val="18"/>
         </w:rPr>
-        <w:t xml:space="preserve">“DNGaussian: Optimizing sparse-view 3D gaussian radiance fields with global-local depth normalization,”</w:t>
+        <w:t xml:space="preserve">“FSGS: Real-time few-shot view synthesis using gaussian splatting,”</w:t>
       </w:r>
       <w:r>
         <w:rPr>
@@ -8043,7 +7593,7 @@
           <w:rFonts w:ascii="Times New Roman" w:hAnsi="Times New Roman" w:eastAsia="Times New Roman"/>
           <w:sz w:val="18"/>
         </w:rPr>
-        <w:t xml:space="preserve">in [Proc. IEEE/CVF Conference on Computer Vision and Pattern Recognition (CVPR)], 20775–20785 (2024). DOI: https://doi.org/10.1109/cvpr52733.2024.01963.</w:t>
+        <w:t xml:space="preserve">in [Proc. European Conference on Computer Vision (ECCV)], 145–163 (2024). DOI: https://doi.org/10.1007/978-3-031-72933-1_9.</w:t>
       </w:r>
     </w:p>
     <w:p>
@@ -8055,7 +7605,7 @@
           <w:rFonts w:ascii="Times New Roman" w:hAnsi="Times New Roman" w:eastAsia="Times New Roman"/>
           <w:sz w:val="18"/>
         </w:rPr>
-        <w:t xml:space="preserve">Zhu, Z., Fan, Z., Jiang, Y., and Wang, Z.,</w:t>
+        <w:t xml:space="preserve">Zhang, J., Li, J., Yu, X., Huang, L., Gu, L., Zheng, J., and Bai, X.,</w:t>
       </w:r>
       <w:r>
         <w:rPr>
@@ -8069,7 +7619,7 @@
           <w:rFonts w:ascii="Times New Roman" w:hAnsi="Times New Roman" w:eastAsia="Times New Roman"/>
           <w:sz w:val="18"/>
         </w:rPr>
-        <w:t xml:space="preserve">“FSGS: Real-time few-shot view synthesis using gaussian splatting,”</w:t>
+        <w:t xml:space="preserve">“CoR-GS: Sparse-view 3D gaussian splatting via co-regularization,”</w:t>
       </w:r>
       <w:r>
         <w:rPr>
@@ -8083,7 +7633,7 @@
           <w:rFonts w:ascii="Times New Roman" w:hAnsi="Times New Roman" w:eastAsia="Times New Roman"/>
           <w:sz w:val="18"/>
         </w:rPr>
-        <w:t xml:space="preserve">in [Proc. European Conference on Computer Vision (ECCV)], 145–163 (2024). DOI: https://doi.org/10.1007/978-3-031-72933-1_9.</w:t>
+        <w:t xml:space="preserve">in [Proc. European Conference on Computer Vision (ECCV)], 335–352 (2024). DOI: https://doi.org/10.1007/978-3-031-73232-4_19.</w:t>
       </w:r>
     </w:p>
     <w:p>
@@ -8095,7 +7645,7 @@
           <w:rFonts w:ascii="Times New Roman" w:hAnsi="Times New Roman" w:eastAsia="Times New Roman"/>
           <w:sz w:val="18"/>
         </w:rPr>
-        <w:t xml:space="preserve">Zhang, J., Li, J., Yu, X., Huang, L., Gu, L., Zheng, J., and Bai, X.,</w:t>
+        <w:t xml:space="preserve">Mildenhall, B., Srinivasan, P. P., Tancik, M., Barron, J. T., Ramamoorthi, R., and Ng, R.,</w:t>
       </w:r>
       <w:r>
         <w:rPr>
@@ -8109,7 +7659,7 @@
           <w:rFonts w:ascii="Times New Roman" w:hAnsi="Times New Roman" w:eastAsia="Times New Roman"/>
           <w:sz w:val="18"/>
         </w:rPr>
-        <w:t xml:space="preserve">“CoR-GS: Sparse-view 3D gaussian splatting via co-regularization,”</w:t>
+        <w:t xml:space="preserve">“NeRF: Representing scenes as neural radiance fields for view synthesis,”</w:t>
       </w:r>
       <w:r>
         <w:rPr>
@@ -8123,7 +7673,7 @@
           <w:rFonts w:ascii="Times New Roman" w:hAnsi="Times New Roman" w:eastAsia="Times New Roman"/>
           <w:sz w:val="18"/>
         </w:rPr>
-        <w:t xml:space="preserve">in [Proc. European Conference on Computer Vision (ECCV)], 335–352 (2024). DOI: https://doi.org/10.1007/978-3-031-73232-4_19.</w:t>
+        <w:t xml:space="preserve">Communications of the ACM 65(1), 99–106 (2021). DOI: https://doi.org/10.1145/3503250.</w:t>
       </w:r>
     </w:p>
     <w:p>
@@ -8135,7 +7685,7 @@
           <w:rFonts w:ascii="Times New Roman" w:hAnsi="Times New Roman" w:eastAsia="Times New Roman"/>
           <w:sz w:val="18"/>
         </w:rPr>
-        <w:t xml:space="preserve">Mildenhall, B., Srinivasan, P. P., Tancik, M., Barron, J. T., Ramamoorthi, R., and Ng, R.,</w:t>
+        <w:t xml:space="preserve">Wang, G., Chen, Z., Loy, C. C., and Liu, Z.,</w:t>
       </w:r>
       <w:r>
         <w:rPr>
@@ -8149,7 +7699,7 @@
           <w:rFonts w:ascii="Times New Roman" w:hAnsi="Times New Roman" w:eastAsia="Times New Roman"/>
           <w:sz w:val="18"/>
         </w:rPr>
-        <w:t xml:space="preserve">“NeRF: Representing scenes as neural radiance fields for view synthesis,”</w:t>
+        <w:t xml:space="preserve">“SparseNeRF: Distilling depth ranking for few-shot novel view synthesis,”</w:t>
       </w:r>
       <w:r>
         <w:rPr>
@@ -8163,7 +7713,7 @@
           <w:rFonts w:ascii="Times New Roman" w:hAnsi="Times New Roman" w:eastAsia="Times New Roman"/>
           <w:sz w:val="18"/>
         </w:rPr>
-        <w:t xml:space="preserve">Communications of the ACM 65(1), 99–106 (2021). DOI: https://doi.org/10.1145/3503250.</w:t>
+        <w:t xml:space="preserve">in [Proc. IEEE/CVF International Conference on Computer Vision (ICCV)], 9031–9042 (2023). DOI: https://doi.org/10.1109/iccv51070.2023.00832.</w:t>
       </w:r>
     </w:p>
     <w:p>
@@ -8175,7 +7725,7 @@
           <w:rFonts w:ascii="Times New Roman" w:hAnsi="Times New Roman" w:eastAsia="Times New Roman"/>
           <w:sz w:val="18"/>
         </w:rPr>
-        <w:t xml:space="preserve">Wang, G., Chen, Z., Loy, C. C., and Liu, Z.,</w:t>
+        <w:t xml:space="preserve">Zheng, Y., Jiang, Z., He, S., Sun, Y., Dong, J., Zhang, H., and Du, Y.,</w:t>
       </w:r>
       <w:r>
         <w:rPr>
@@ -8189,7 +7739,7 @@
           <w:rFonts w:ascii="Times New Roman" w:hAnsi="Times New Roman" w:eastAsia="Times New Roman"/>
           <w:sz w:val="18"/>
         </w:rPr>
-        <w:t xml:space="preserve">“SparseNeRF: Distilling depth ranking for few-shot novel view synthesis,”</w:t>
+        <w:t xml:space="preserve">“NexusGS: Sparse view synthesis with epipolar depth priors in 3D Gaussian splatting,”</w:t>
       </w:r>
       <w:r>
         <w:rPr>
@@ -8203,7 +7753,7 @@
           <w:rFonts w:ascii="Times New Roman" w:hAnsi="Times New Roman" w:eastAsia="Times New Roman"/>
           <w:sz w:val="18"/>
         </w:rPr>
-        <w:t xml:space="preserve">in [Proc. IEEE/CVF International Conference on Computer Vision (ICCV)], 9031–9042 (2023). DOI: https://doi.org/10.1109/iccv51070.2023.00832.</w:t>
+        <w:t xml:space="preserve">in [Proc. IEEE/CVF Conference on Computer Vision and Pattern Recognition (CVPR)], 26800–26809 (2025). DOI: https://doi.org/10.1109/cvpr52734.2025.02496.</w:t>
       </w:r>
     </w:p>
     <w:p>
@@ -8215,7 +7765,7 @@
           <w:rFonts w:ascii="Times New Roman" w:hAnsi="Times New Roman" w:eastAsia="Times New Roman"/>
           <w:sz w:val="18"/>
         </w:rPr>
-        <w:t xml:space="preserve">Deng, K., Liu, A., Zhu, J.-Y., and Ramanan, D.,</w:t>
+        <w:t xml:space="preserve">Yang, L., Kang, B., Huang, Z., Zhao, Z., Xu, X., Feng, J., and Zhao, H.,</w:t>
       </w:r>
       <w:r>
         <w:rPr>
@@ -8229,7 +7779,7 @@
           <w:rFonts w:ascii="Times New Roman" w:hAnsi="Times New Roman" w:eastAsia="Times New Roman"/>
           <w:sz w:val="18"/>
         </w:rPr>
-        <w:t xml:space="preserve">“Depth-supervised NeRF: Fewer views and faster training for free,”</w:t>
+        <w:t xml:space="preserve">“Depth anything V2,”</w:t>
       </w:r>
       <w:r>
         <w:rPr>
@@ -8243,7 +7793,7 @@
           <w:rFonts w:ascii="Times New Roman" w:hAnsi="Times New Roman" w:eastAsia="Times New Roman"/>
           <w:sz w:val="18"/>
         </w:rPr>
-        <w:t xml:space="preserve">in [Proc. IEEE/CVF Conference on Computer Vision and Pattern Recognition (CVPR)], 12872–12881 (2022). DOI: https://doi.org/10.1109/cvpr52688.2022.01254.</w:t>
+        <w:t xml:space="preserve">in [Advances in Neural Information Processing Systems (NeurIPS)], 37, 21875–21911 (2024). DOI: https://doi.org/10.52202/079017-0688.</w:t>
       </w:r>
     </w:p>
     <w:p>
@@ -8255,7 +7805,7 @@
           <w:rFonts w:ascii="Times New Roman" w:hAnsi="Times New Roman" w:eastAsia="Times New Roman"/>
           <w:sz w:val="18"/>
         </w:rPr>
-        <w:t xml:space="preserve">Truong, P., Rakotosaona, M.-J., Manhardt, F., and Tombari, F.,</w:t>
+        <w:t xml:space="preserve">Wang, J., Chen, M., Karaev, N., Vedaldi, A., Rupprecht, C., and Novotny, D.,</w:t>
       </w:r>
       <w:r>
         <w:rPr>
@@ -8269,7 +7819,7 @@
           <w:rFonts w:ascii="Times New Roman" w:hAnsi="Times New Roman" w:eastAsia="Times New Roman"/>
           <w:sz w:val="18"/>
         </w:rPr>
-        <w:t xml:space="preserve">“SPARF: Neural radiance fields from sparse and noisy poses,”</w:t>
+        <w:t xml:space="preserve">“VGGT: Visual geometry grounded transformer,”</w:t>
       </w:r>
       <w:r>
         <w:rPr>
@@ -8283,7 +7833,7 @@
           <w:rFonts w:ascii="Times New Roman" w:hAnsi="Times New Roman" w:eastAsia="Times New Roman"/>
           <w:sz w:val="18"/>
         </w:rPr>
-        <w:t xml:space="preserve">in [Proc. IEEE/CVF Conference on Computer Vision and Pattern Recognition (CVPR)], 4190–4200 (2023). DOI: https://doi.org/10.1109/cvpr52729.2023.00408.</w:t>
+        <w:t xml:space="preserve">in [Proc. IEEE/CVF Conference on Computer Vision and Pattern Recognition (CVPR)], 5294–5306 (2025). DOI: https://doi.org/10.1109/cvpr52734.2025.00499.</w:t>
       </w:r>
     </w:p>
     <w:p>
@@ -8295,7 +7845,7 @@
           <w:rFonts w:ascii="Times New Roman" w:hAnsi="Times New Roman" w:eastAsia="Times New Roman"/>
           <w:sz w:val="18"/>
         </w:rPr>
-        <w:t xml:space="preserve">Wu, R., Mildenhall, B., Henzler, P., Park, K., Gao, R., Watson, D., Srinivasan, P. P., Verbin, D., Barron, J. T., Poole, B., and Hoyński, A.,</w:t>
+        <w:t xml:space="preserve">Laurentini, A.,</w:t>
       </w:r>
       <w:r>
         <w:rPr>
@@ -8309,7 +7859,7 @@
           <w:rFonts w:ascii="Times New Roman" w:hAnsi="Times New Roman" w:eastAsia="Times New Roman"/>
           <w:sz w:val="18"/>
         </w:rPr>
-        <w:t xml:space="preserve">“ReconFusion: 3D reconstruction with diffusion priors,”</w:t>
+        <w:t xml:space="preserve">“The visual hull concept for silhouette-based image understanding,”</w:t>
       </w:r>
       <w:r>
         <w:rPr>
@@ -8323,807 +7873,7 @@
           <w:rFonts w:ascii="Times New Roman" w:hAnsi="Times New Roman" w:eastAsia="Times New Roman"/>
           <w:sz w:val="18"/>
         </w:rPr>
-        <w:t xml:space="preserve">in [Proc. IEEE/CVF Conference on Computer Vision and Pattern Recognition (CVPR)], 21551–21561 (2024). DOI: https://doi.org/10.1109/cvpr52733.2024.02036.</w:t>
-      </w:r>
-    </w:p>
-    <w:p>
-      <w:pPr>
-        <w:pStyle w:val="SPIEreferencelisting"/>
-      </w:pPr>
-      <w:r>
-        <w:rPr>
-          <w:rFonts w:ascii="Times New Roman" w:hAnsi="Times New Roman" w:eastAsia="Times New Roman"/>
-          <w:sz w:val="18"/>
-        </w:rPr>
-        <w:t xml:space="preserve">Guédon, A. and Lepetit, V.,</w:t>
-      </w:r>
-      <w:r>
-        <w:rPr>
-          <w:rFonts w:ascii="Times New Roman" w:hAnsi="Times New Roman" w:eastAsia="Times New Roman"/>
-          <w:sz w:val="18"/>
-        </w:rPr>
-        <w:t xml:space="preserve"> </w:t>
-      </w:r>
-      <w:r>
-        <w:rPr>
-          <w:rFonts w:ascii="Times New Roman" w:hAnsi="Times New Roman" w:eastAsia="Times New Roman"/>
-          <w:sz w:val="18"/>
-        </w:rPr>
-        <w:t xml:space="preserve">“SuGaR: Surface-aligned Gaussian splatting for efficient 3D mesh reconstruction and high-quality mesh rendering,”</w:t>
-      </w:r>
-      <w:r>
-        <w:rPr>
-          <w:rFonts w:ascii="Times New Roman" w:hAnsi="Times New Roman" w:eastAsia="Times New Roman"/>
-          <w:sz w:val="18"/>
-        </w:rPr>
-        <w:t xml:space="preserve"> </w:t>
-      </w:r>
-      <w:r>
-        <w:rPr>
-          <w:rFonts w:ascii="Times New Roman" w:hAnsi="Times New Roman" w:eastAsia="Times New Roman"/>
-          <w:sz w:val="18"/>
-        </w:rPr>
-        <w:t xml:space="preserve">in [Proc. IEEE/CVF Conference on Computer Vision and Pattern Recognition (CVPR)], 5354–5363 (2024). DOI: https://doi.org/10.1109/cvpr52733.2024.00512.</w:t>
-      </w:r>
-    </w:p>
-    <w:p>
-      <w:pPr>
-        <w:pStyle w:val="SPIEreferencelisting"/>
-      </w:pPr>
-      <w:r>
-        <w:rPr>
-          <w:rFonts w:ascii="Times New Roman" w:hAnsi="Times New Roman" w:eastAsia="Times New Roman"/>
-          <w:sz w:val="18"/>
-        </w:rPr>
-        <w:t xml:space="preserve">Huang, B., Yu, Z., Chen, A., Geiger, A., and Gao, S.,</w:t>
-      </w:r>
-      <w:r>
-        <w:rPr>
-          <w:rFonts w:ascii="Times New Roman" w:hAnsi="Times New Roman" w:eastAsia="Times New Roman"/>
-          <w:sz w:val="18"/>
-        </w:rPr>
-        <w:t xml:space="preserve"> </w:t>
-      </w:r>
-      <w:r>
-        <w:rPr>
-          <w:rFonts w:ascii="Times New Roman" w:hAnsi="Times New Roman" w:eastAsia="Times New Roman"/>
-          <w:sz w:val="18"/>
-        </w:rPr>
-        <w:t xml:space="preserve">“2D Gaussian splatting for geometrically accurate radiance fields.”</w:t>
-      </w:r>
-      <w:r>
-        <w:rPr>
-          <w:rFonts w:ascii="Times New Roman" w:hAnsi="Times New Roman" w:eastAsia="Times New Roman"/>
-          <w:sz w:val="18"/>
-        </w:rPr>
-        <w:t xml:space="preserve"> </w:t>
-      </w:r>
-      <w:r>
-        <w:rPr>
-          <w:rFonts w:ascii="Times New Roman" w:hAnsi="Times New Roman" w:eastAsia="Times New Roman"/>
-          <w:sz w:val="18"/>
-        </w:rPr>
-        <w:t xml:space="preserve">arXiv preprint arXiv:2403.17888 (2024). DOI: https://doi.org/10.1145/3641519.3657428.</w:t>
-      </w:r>
-    </w:p>
-    <w:p>
-      <w:pPr>
-        <w:pStyle w:val="SPIEreferencelisting"/>
-      </w:pPr>
-      <w:r>
-        <w:rPr>
-          <w:rFonts w:ascii="Times New Roman" w:hAnsi="Times New Roman" w:eastAsia="Times New Roman"/>
-          <w:sz w:val="18"/>
-        </w:rPr>
-        <w:t xml:space="preserve">Bao, Z., Liao, G., Zhou, K., Liu, K., Li, Q., and Qiu, G.,</w:t>
-      </w:r>
-      <w:r>
-        <w:rPr>
-          <w:rFonts w:ascii="Times New Roman" w:hAnsi="Times New Roman" w:eastAsia="Times New Roman"/>
-          <w:sz w:val="18"/>
-        </w:rPr>
-        <w:t xml:space="preserve"> </w:t>
-      </w:r>
-      <w:r>
-        <w:rPr>
-          <w:rFonts w:ascii="Times New Roman" w:hAnsi="Times New Roman" w:eastAsia="Times New Roman"/>
-          <w:sz w:val="18"/>
-        </w:rPr>
-        <w:t xml:space="preserve">“LoopSparseGS: Loop-based sparse-view friendly Gaussian splatting,”</w:t>
-      </w:r>
-      <w:r>
-        <w:rPr>
-          <w:rFonts w:ascii="Times New Roman" w:hAnsi="Times New Roman" w:eastAsia="Times New Roman"/>
-          <w:sz w:val="18"/>
-        </w:rPr>
-        <w:t xml:space="preserve"> </w:t>
-      </w:r>
-      <w:r>
-        <w:rPr>
-          <w:rFonts w:ascii="Times New Roman" w:hAnsi="Times New Roman" w:eastAsia="Times New Roman"/>
-          <w:sz w:val="18"/>
-        </w:rPr>
-        <w:t xml:space="preserve">IEEE Transactions on Image Processing 34, 3889–3902 (2025). DOI: https://doi.org/10.1109/TIP.2025.3574929.</w:t>
-      </w:r>
-    </w:p>
-    <w:p>
-      <w:pPr>
-        <w:pStyle w:val="SPIEreferencelisting"/>
-      </w:pPr>
-      <w:r>
-        <w:rPr>
-          <w:rFonts w:ascii="Times New Roman" w:hAnsi="Times New Roman" w:eastAsia="Times New Roman"/>
-          <w:sz w:val="18"/>
-        </w:rPr>
-        <w:t xml:space="preserve">Cheng, K., Long, X., Yang, K., Yao, Y., Yin, W., Ma, Y., Wang, W., and Chen, X.,</w:t>
-      </w:r>
-      <w:r>
-        <w:rPr>
-          <w:rFonts w:ascii="Times New Roman" w:hAnsi="Times New Roman" w:eastAsia="Times New Roman"/>
-          <w:sz w:val="18"/>
-        </w:rPr>
-        <w:t xml:space="preserve"> </w:t>
-      </w:r>
-      <w:r>
-        <w:rPr>
-          <w:rFonts w:ascii="Times New Roman" w:hAnsi="Times New Roman" w:eastAsia="Times New Roman"/>
-          <w:sz w:val="18"/>
-        </w:rPr>
-        <w:t xml:space="preserve">“GaussianPro: 3D Gaussian splatting with progressive propagation.”</w:t>
-      </w:r>
-      <w:r>
-        <w:rPr>
-          <w:rFonts w:ascii="Times New Roman" w:hAnsi="Times New Roman" w:eastAsia="Times New Roman"/>
-          <w:sz w:val="18"/>
-        </w:rPr>
-        <w:t xml:space="preserve"> </w:t>
-      </w:r>
-      <w:r>
-        <w:rPr>
-          <w:rFonts w:ascii="Times New Roman" w:hAnsi="Times New Roman" w:eastAsia="Times New Roman"/>
-          <w:sz w:val="18"/>
-        </w:rPr>
-        <w:t xml:space="preserve">arXiv preprint arXiv:2402.14650 (2024). DOI: https://doi.org/10.48550/arXiv.2402.14650.</w:t>
-      </w:r>
-    </w:p>
-    <w:p>
-      <w:pPr>
-        <w:pStyle w:val="SPIEreferencelisting"/>
-      </w:pPr>
-      <w:r>
-        <w:rPr>
-          <w:rFonts w:ascii="Times New Roman" w:hAnsi="Times New Roman" w:eastAsia="Times New Roman"/>
-          <w:sz w:val="18"/>
-        </w:rPr>
-        <w:t xml:space="preserve">Zhou, Z., Xiong, Y.-J., Zhang, J.-C., Xia, C.-M., Qiu, X., and Zhan, H.,</w:t>
-      </w:r>
-      <w:r>
-        <w:rPr>
-          <w:rFonts w:ascii="Times New Roman" w:hAnsi="Times New Roman" w:eastAsia="Times New Roman"/>
-          <w:sz w:val="18"/>
-        </w:rPr>
-        <w:t xml:space="preserve"> </w:t>
-      </w:r>
-      <w:r>
-        <w:rPr>
-          <w:rFonts w:ascii="Times New Roman" w:hAnsi="Times New Roman" w:eastAsia="Times New Roman"/>
-          <w:sz w:val="18"/>
-        </w:rPr>
-        <w:t xml:space="preserve">“Gradient-direction-aware density control for 3D Gaussian splatting.”</w:t>
-      </w:r>
-      <w:r>
-        <w:rPr>
-          <w:rFonts w:ascii="Times New Roman" w:hAnsi="Times New Roman" w:eastAsia="Times New Roman"/>
-          <w:sz w:val="18"/>
-        </w:rPr>
-        <w:t xml:space="preserve"> </w:t>
-      </w:r>
-      <w:r>
-        <w:rPr>
-          <w:rFonts w:ascii="Times New Roman" w:hAnsi="Times New Roman" w:eastAsia="Times New Roman"/>
-          <w:sz w:val="18"/>
-        </w:rPr>
-        <w:t xml:space="preserve">arXiv preprint arXiv:2508.09239 (2025). DOI: https://doi.org/10.48550/arXiv.2508.09239.</w:t>
-      </w:r>
-    </w:p>
-    <w:p>
-      <w:pPr>
-        <w:pStyle w:val="SPIEreferencelisting"/>
-      </w:pPr>
-      <w:r>
-        <w:rPr>
-          <w:rFonts w:ascii="Times New Roman" w:hAnsi="Times New Roman" w:eastAsia="Times New Roman"/>
-          <w:sz w:val="18"/>
-        </w:rPr>
-        <w:t xml:space="preserve">Zheng, Y., Jiang, Z., He, S., Sun, Y., Dong, J., Zhang, H., and Du, Y.,</w:t>
-      </w:r>
-      <w:r>
-        <w:rPr>
-          <w:rFonts w:ascii="Times New Roman" w:hAnsi="Times New Roman" w:eastAsia="Times New Roman"/>
-          <w:sz w:val="18"/>
-        </w:rPr>
-        <w:t xml:space="preserve"> </w:t>
-      </w:r>
-      <w:r>
-        <w:rPr>
-          <w:rFonts w:ascii="Times New Roman" w:hAnsi="Times New Roman" w:eastAsia="Times New Roman"/>
-          <w:sz w:val="18"/>
-        </w:rPr>
-        <w:t xml:space="preserve">“NexusGS: Sparse view synthesis with epipolar depth priors in 3D Gaussian splatting,”</w:t>
-      </w:r>
-      <w:r>
-        <w:rPr>
-          <w:rFonts w:ascii="Times New Roman" w:hAnsi="Times New Roman" w:eastAsia="Times New Roman"/>
-          <w:sz w:val="18"/>
-        </w:rPr>
-        <w:t xml:space="preserve"> </w:t>
-      </w:r>
-      <w:r>
-        <w:rPr>
-          <w:rFonts w:ascii="Times New Roman" w:hAnsi="Times New Roman" w:eastAsia="Times New Roman"/>
-          <w:sz w:val="18"/>
-        </w:rPr>
-        <w:t xml:space="preserve">in [Proc. IEEE/CVF Conference on Computer Vision and Pattern Recognition (CVPR)], 26800–26809 (2025). DOI: https://doi.org/10.1109/cvpr52734.2025.02496.</w:t>
-      </w:r>
-    </w:p>
-    <w:p>
-      <w:pPr>
-        <w:pStyle w:val="SPIEreferencelisting"/>
-      </w:pPr>
-      <w:r>
-        <w:rPr>
-          <w:rFonts w:ascii="Times New Roman" w:hAnsi="Times New Roman" w:eastAsia="Times New Roman"/>
-          <w:sz w:val="18"/>
-        </w:rPr>
-        <w:t xml:space="preserve">Patle, G., Girgaonkar, N., Somraj, N., and Soundararajan, R.,</w:t>
-      </w:r>
-      <w:r>
-        <w:rPr>
-          <w:rFonts w:ascii="Times New Roman" w:hAnsi="Times New Roman" w:eastAsia="Times New Roman"/>
-          <w:sz w:val="18"/>
-        </w:rPr>
-        <w:t xml:space="preserve"> </w:t>
-      </w:r>
-      <w:r>
-        <w:rPr>
-          <w:rFonts w:ascii="Times New Roman" w:hAnsi="Times New Roman" w:eastAsia="Times New Roman"/>
-          <w:sz w:val="18"/>
-        </w:rPr>
-        <w:t xml:space="preserve">“AD-GS: Alternating densification for sparse-input 3D Gaussian splatting.”</w:t>
-      </w:r>
-      <w:r>
-        <w:rPr>
-          <w:rFonts w:ascii="Times New Roman" w:hAnsi="Times New Roman" w:eastAsia="Times New Roman"/>
-          <w:sz w:val="18"/>
-        </w:rPr>
-        <w:t xml:space="preserve"> </w:t>
-      </w:r>
-      <w:r>
-        <w:rPr>
-          <w:rFonts w:ascii="Times New Roman" w:hAnsi="Times New Roman" w:eastAsia="Times New Roman"/>
-          <w:sz w:val="18"/>
-        </w:rPr>
-        <w:t xml:space="preserve">arXiv preprint arXiv:2509.11003 (2025). DOI: https://doi.org/10.1145/3757377.3763993.</w:t>
-      </w:r>
-    </w:p>
-    <w:p>
-      <w:pPr>
-        <w:pStyle w:val="SPIEreferencelisting"/>
-      </w:pPr>
-      <w:r>
-        <w:rPr>
-          <w:rFonts w:ascii="Times New Roman" w:hAnsi="Times New Roman" w:eastAsia="Times New Roman"/>
-          <w:sz w:val="18"/>
-        </w:rPr>
-        <w:t xml:space="preserve">Xiong, H., Muttukuru, S., Upadhyay, R., Chari, P., and Kadambi, A.,</w:t>
-      </w:r>
-      <w:r>
-        <w:rPr>
-          <w:rFonts w:ascii="Times New Roman" w:hAnsi="Times New Roman" w:eastAsia="Times New Roman"/>
-          <w:sz w:val="18"/>
-        </w:rPr>
-        <w:t xml:space="preserve"> </w:t>
-      </w:r>
-      <w:r>
-        <w:rPr>
-          <w:rFonts w:ascii="Times New Roman" w:hAnsi="Times New Roman" w:eastAsia="Times New Roman"/>
-          <w:sz w:val="18"/>
-        </w:rPr>
-        <w:t xml:space="preserve">“SparseGS: Real-time 360° sparse view synthesis using Gaussian splatting,”</w:t>
-      </w:r>
-      <w:r>
-        <w:rPr>
-          <w:rFonts w:ascii="Times New Roman" w:hAnsi="Times New Roman" w:eastAsia="Times New Roman"/>
-          <w:sz w:val="18"/>
-        </w:rPr>
-        <w:t xml:space="preserve"> </w:t>
-      </w:r>
-      <w:r>
-        <w:rPr>
-          <w:rFonts w:ascii="Times New Roman" w:hAnsi="Times New Roman" w:eastAsia="Times New Roman"/>
-          <w:sz w:val="18"/>
-        </w:rPr>
-        <w:t xml:space="preserve">in [Proc. International Conference on 3D Vision (3DV)], (2025). DOI: https://doi.org/10.1109/3dv66043.2025.00100.</w:t>
-      </w:r>
-    </w:p>
-    <w:p>
-      <w:pPr>
-        <w:pStyle w:val="SPIEreferencelisting"/>
-      </w:pPr>
-      <w:r>
-        <w:rPr>
-          <w:rFonts w:ascii="Times New Roman" w:hAnsi="Times New Roman" w:eastAsia="Times New Roman"/>
-          <w:sz w:val="18"/>
-        </w:rPr>
-        <w:t xml:space="preserve">Fang, S., Shen, I.-C., Zhang, X., Wang, Z., Wang, Y., Ding, W., Yu, G., and Igarashi, T.,</w:t>
-      </w:r>
-      <w:r>
-        <w:rPr>
-          <w:rFonts w:ascii="Times New Roman" w:hAnsi="Times New Roman" w:eastAsia="Times New Roman"/>
-          <w:sz w:val="18"/>
-        </w:rPr>
-        <w:t xml:space="preserve"> </w:t>
-      </w:r>
-      <w:r>
-        <w:rPr>
-          <w:rFonts w:ascii="Times New Roman" w:hAnsi="Times New Roman" w:eastAsia="Times New Roman"/>
-          <w:sz w:val="18"/>
-        </w:rPr>
-        <w:t xml:space="preserve">“Dropping anchor and spherical harmonics for sparse-view Gaussian splatting.”</w:t>
-      </w:r>
-      <w:r>
-        <w:rPr>
-          <w:rFonts w:ascii="Times New Roman" w:hAnsi="Times New Roman" w:eastAsia="Times New Roman"/>
-          <w:sz w:val="18"/>
-        </w:rPr>
-        <w:t xml:space="preserve"> </w:t>
-      </w:r>
-      <w:r>
-        <w:rPr>
-          <w:rFonts w:ascii="Times New Roman" w:hAnsi="Times New Roman" w:eastAsia="Times New Roman"/>
-          <w:sz w:val="18"/>
-        </w:rPr>
-        <w:t xml:space="preserve">arXiv preprint arXiv:2602.20933 (2026). DOI: https://doi.org/10.48550/arXiv.2602.20933.</w:t>
-      </w:r>
-    </w:p>
-    <w:p>
-      <w:pPr>
-        <w:pStyle w:val="SPIEreferencelisting"/>
-      </w:pPr>
-      <w:r>
-        <w:rPr>
-          <w:rFonts w:ascii="Times New Roman" w:hAnsi="Times New Roman" w:eastAsia="Times New Roman"/>
-          <w:sz w:val="18"/>
-        </w:rPr>
-        <w:t xml:space="preserve">Wang, S., Leroy, V., Cabon, Y., Chidlovskii, B., and Revaud, J.,</w:t>
-      </w:r>
-      <w:r>
-        <w:rPr>
-          <w:rFonts w:ascii="Times New Roman" w:hAnsi="Times New Roman" w:eastAsia="Times New Roman"/>
-          <w:sz w:val="18"/>
-        </w:rPr>
-        <w:t xml:space="preserve"> </w:t>
-      </w:r>
-      <w:r>
-        <w:rPr>
-          <w:rFonts w:ascii="Times New Roman" w:hAnsi="Times New Roman" w:eastAsia="Times New Roman"/>
-          <w:sz w:val="18"/>
-        </w:rPr>
-        <w:t xml:space="preserve">“DUSt3R: Geometric 3D vision made easy,”</w:t>
-      </w:r>
-      <w:r>
-        <w:rPr>
-          <w:rFonts w:ascii="Times New Roman" w:hAnsi="Times New Roman" w:eastAsia="Times New Roman"/>
-          <w:sz w:val="18"/>
-        </w:rPr>
-        <w:t xml:space="preserve"> </w:t>
-      </w:r>
-      <w:r>
-        <w:rPr>
-          <w:rFonts w:ascii="Times New Roman" w:hAnsi="Times New Roman" w:eastAsia="Times New Roman"/>
-          <w:sz w:val="18"/>
-        </w:rPr>
-        <w:t xml:space="preserve">in [Proc. IEEE/CVF Conference on Computer Vision and Pattern Recognition (CVPR)], 20697–20709 (2024). DOI: https://doi.org/10.1109/cvpr52733.2024.01956.</w:t>
-      </w:r>
-    </w:p>
-    <w:p>
-      <w:pPr>
-        <w:pStyle w:val="SPIEreferencelisting"/>
-      </w:pPr>
-      <w:r>
-        <w:rPr>
-          <w:rFonts w:ascii="Times New Roman" w:hAnsi="Times New Roman" w:eastAsia="Times New Roman"/>
-          <w:sz w:val="18"/>
-        </w:rPr>
-        <w:t xml:space="preserve">Fan, Z., Cong, W., Wen, K., Wang, K., Zhang, J., Ding, X., Xu, D., Ivanovic, B., Pavone, M., Pavlakos, G., Wang, Z., and Wang, Y.,</w:t>
-      </w:r>
-      <w:r>
-        <w:rPr>
-          <w:rFonts w:ascii="Times New Roman" w:hAnsi="Times New Roman" w:eastAsia="Times New Roman"/>
-          <w:sz w:val="18"/>
-        </w:rPr>
-        <w:t xml:space="preserve"> </w:t>
-      </w:r>
-      <w:r>
-        <w:rPr>
-          <w:rFonts w:ascii="Times New Roman" w:hAnsi="Times New Roman" w:eastAsia="Times New Roman"/>
-          <w:sz w:val="18"/>
-        </w:rPr>
-        <w:t xml:space="preserve">“InstantSplat: Sparse-view Gaussian splatting in seconds.”</w:t>
-      </w:r>
-      <w:r>
-        <w:rPr>
-          <w:rFonts w:ascii="Times New Roman" w:hAnsi="Times New Roman" w:eastAsia="Times New Roman"/>
-          <w:sz w:val="18"/>
-        </w:rPr>
-        <w:t xml:space="preserve"> </w:t>
-      </w:r>
-      <w:r>
-        <w:rPr>
-          <w:rFonts w:ascii="Times New Roman" w:hAnsi="Times New Roman" w:eastAsia="Times New Roman"/>
-          <w:sz w:val="18"/>
-        </w:rPr>
-        <w:t xml:space="preserve">arXiv preprint arXiv:2403.20309 (2024). DOI: https://doi.org/10.48550/arXiv.2403.20309.</w:t>
-      </w:r>
-    </w:p>
-    <w:p>
-      <w:pPr>
-        <w:pStyle w:val="SPIEreferencelisting"/>
-      </w:pPr>
-      <w:r>
-        <w:rPr>
-          <w:rFonts w:ascii="Times New Roman" w:hAnsi="Times New Roman" w:eastAsia="Times New Roman"/>
-          <w:sz w:val="18"/>
-        </w:rPr>
-        <w:t xml:space="preserve">Charatan, D., Li, S. L., Tagliasacchi, A., and Sitzmann, V.,</w:t>
-      </w:r>
-      <w:r>
-        <w:rPr>
-          <w:rFonts w:ascii="Times New Roman" w:hAnsi="Times New Roman" w:eastAsia="Times New Roman"/>
-          <w:sz w:val="18"/>
-        </w:rPr>
-        <w:t xml:space="preserve"> </w:t>
-      </w:r>
-      <w:r>
-        <w:rPr>
-          <w:rFonts w:ascii="Times New Roman" w:hAnsi="Times New Roman" w:eastAsia="Times New Roman"/>
-          <w:sz w:val="18"/>
-        </w:rPr>
-        <w:t xml:space="preserve">“pixelSplat: 3D Gaussian splats from image pairs for scalable generalizable 3D reconstruction,”</w:t>
-      </w:r>
-      <w:r>
-        <w:rPr>
-          <w:rFonts w:ascii="Times New Roman" w:hAnsi="Times New Roman" w:eastAsia="Times New Roman"/>
-          <w:sz w:val="18"/>
-        </w:rPr>
-        <w:t xml:space="preserve"> </w:t>
-      </w:r>
-      <w:r>
-        <w:rPr>
-          <w:rFonts w:ascii="Times New Roman" w:hAnsi="Times New Roman" w:eastAsia="Times New Roman"/>
-          <w:sz w:val="18"/>
-        </w:rPr>
-        <w:t xml:space="preserve">in [Proc. IEEE/CVF Conference on Computer Vision and Pattern Recognition (CVPR)], 19457–19467 (2024). DOI: https://doi.org/10.1109/cvpr52733.2024.01840.</w:t>
-      </w:r>
-    </w:p>
-    <w:p>
-      <w:pPr>
-        <w:pStyle w:val="SPIEreferencelisting"/>
-      </w:pPr>
-      <w:r>
-        <w:rPr>
-          <w:rFonts w:ascii="Times New Roman" w:hAnsi="Times New Roman" w:eastAsia="Times New Roman"/>
-          <w:sz w:val="18"/>
-        </w:rPr>
-        <w:t xml:space="preserve">Chen, Y., Xu, H., Zheng, C., Zhuang, B., Pollefeys, M., Geiger, A., Cham, T.-J., and Cai, J.,</w:t>
-      </w:r>
-      <w:r>
-        <w:rPr>
-          <w:rFonts w:ascii="Times New Roman" w:hAnsi="Times New Roman" w:eastAsia="Times New Roman"/>
-          <w:sz w:val="18"/>
-        </w:rPr>
-        <w:t xml:space="preserve"> </w:t>
-      </w:r>
-      <w:r>
-        <w:rPr>
-          <w:rFonts w:ascii="Times New Roman" w:hAnsi="Times New Roman" w:eastAsia="Times New Roman"/>
-          <w:sz w:val="18"/>
-        </w:rPr>
-        <w:t xml:space="preserve">“MVSplat: Efficient 3D Gaussian splatting from sparse multi-view images,”</w:t>
-      </w:r>
-      <w:r>
-        <w:rPr>
-          <w:rFonts w:ascii="Times New Roman" w:hAnsi="Times New Roman" w:eastAsia="Times New Roman"/>
-          <w:sz w:val="18"/>
-        </w:rPr>
-        <w:t xml:space="preserve"> </w:t>
-      </w:r>
-      <w:r>
-        <w:rPr>
-          <w:rFonts w:ascii="Times New Roman" w:hAnsi="Times New Roman" w:eastAsia="Times New Roman"/>
-          <w:sz w:val="18"/>
-        </w:rPr>
-        <w:t xml:space="preserve">in [Proc. European Conference on Computer Vision (ECCV)], 370–381 (2024). DOI: https://doi.org/10.1007/978-3-031-72664-4_21.</w:t>
-      </w:r>
-    </w:p>
-    <w:p>
-      <w:pPr>
-        <w:pStyle w:val="SPIEreferencelisting"/>
-      </w:pPr>
-      <w:r>
-        <w:rPr>
-          <w:rFonts w:ascii="Times New Roman" w:hAnsi="Times New Roman" w:eastAsia="Times New Roman"/>
-          <w:sz w:val="18"/>
-        </w:rPr>
-        <w:t xml:space="preserve">Cao, C., Ren, X., and Fu, Y.,</w:t>
-      </w:r>
-      <w:r>
-        <w:rPr>
-          <w:rFonts w:ascii="Times New Roman" w:hAnsi="Times New Roman" w:eastAsia="Times New Roman"/>
-          <w:sz w:val="18"/>
-        </w:rPr>
-        <w:t xml:space="preserve"> </w:t>
-      </w:r>
-      <w:r>
-        <w:rPr>
-          <w:rFonts w:ascii="Times New Roman" w:hAnsi="Times New Roman" w:eastAsia="Times New Roman"/>
-          <w:sz w:val="18"/>
-        </w:rPr>
-        <w:t xml:space="preserve">“MVSFormer++: Revealing the devil in transformer’s details for multi-view stereo.”</w:t>
-      </w:r>
-      <w:r>
-        <w:rPr>
-          <w:rFonts w:ascii="Times New Roman" w:hAnsi="Times New Roman" w:eastAsia="Times New Roman"/>
-          <w:sz w:val="18"/>
-        </w:rPr>
-        <w:t xml:space="preserve"> </w:t>
-      </w:r>
-      <w:r>
-        <w:rPr>
-          <w:rFonts w:ascii="Times New Roman" w:hAnsi="Times New Roman" w:eastAsia="Times New Roman"/>
-          <w:sz w:val="18"/>
-        </w:rPr>
-        <w:t xml:space="preserve">arXiv preprint arXiv:2401.11673 (2024). DOI: https://doi.org/10.48550/arXiv.2401.11673.</w:t>
-      </w:r>
-    </w:p>
-    <w:p>
-      <w:pPr>
-        <w:pStyle w:val="SPIEreferencelisting"/>
-      </w:pPr>
-      <w:r>
-        <w:rPr>
-          <w:rFonts w:ascii="Times New Roman" w:hAnsi="Times New Roman" w:eastAsia="Times New Roman"/>
-          <w:sz w:val="18"/>
-        </w:rPr>
-        <w:t xml:space="preserve">Yang, L., Kang, B., Huang, Z., Zhao, Z., Xu, X., Feng, J., and Zhao, H.,</w:t>
-      </w:r>
-      <w:r>
-        <w:rPr>
-          <w:rFonts w:ascii="Times New Roman" w:hAnsi="Times New Roman" w:eastAsia="Times New Roman"/>
-          <w:sz w:val="18"/>
-        </w:rPr>
-        <w:t xml:space="preserve"> </w:t>
-      </w:r>
-      <w:r>
-        <w:rPr>
-          <w:rFonts w:ascii="Times New Roman" w:hAnsi="Times New Roman" w:eastAsia="Times New Roman"/>
-          <w:sz w:val="18"/>
-        </w:rPr>
-        <w:t xml:space="preserve">“Depth anything V2,”</w:t>
-      </w:r>
-      <w:r>
-        <w:rPr>
-          <w:rFonts w:ascii="Times New Roman" w:hAnsi="Times New Roman" w:eastAsia="Times New Roman"/>
-          <w:sz w:val="18"/>
-        </w:rPr>
-        <w:t xml:space="preserve"> </w:t>
-      </w:r>
-      <w:r>
-        <w:rPr>
-          <w:rFonts w:ascii="Times New Roman" w:hAnsi="Times New Roman" w:eastAsia="Times New Roman"/>
-          <w:sz w:val="18"/>
-        </w:rPr>
-        <w:t xml:space="preserve">in [Advances in Neural Information Processing Systems (NeurIPS)], 37, 21875–21911 (2024). DOI: https://doi.org/10.52202/079017-0688.</w:t>
-      </w:r>
-    </w:p>
-    <w:p>
-      <w:pPr>
-        <w:pStyle w:val="SPIEreferencelisting"/>
-      </w:pPr>
-      <w:r>
-        <w:rPr>
-          <w:rFonts w:ascii="Times New Roman" w:hAnsi="Times New Roman" w:eastAsia="Times New Roman"/>
-          <w:sz w:val="18"/>
-        </w:rPr>
-        <w:t xml:space="preserve">Wang, R., Xu, S., Dai, C., Xiang, J., Deng, Y., Tong, X., and Yang, J.,</w:t>
-      </w:r>
-      <w:r>
-        <w:rPr>
-          <w:rFonts w:ascii="Times New Roman" w:hAnsi="Times New Roman" w:eastAsia="Times New Roman"/>
-          <w:sz w:val="18"/>
-        </w:rPr>
-        <w:t xml:space="preserve"> </w:t>
-      </w:r>
-      <w:r>
-        <w:rPr>
-          <w:rFonts w:ascii="Times New Roman" w:hAnsi="Times New Roman" w:eastAsia="Times New Roman"/>
-          <w:sz w:val="18"/>
-        </w:rPr>
-        <w:t xml:space="preserve">“MoGe: Unlocking accurate monocular geometry estimation for open-domain images with optimal training supervision.”</w:t>
-      </w:r>
-      <w:r>
-        <w:rPr>
-          <w:rFonts w:ascii="Times New Roman" w:hAnsi="Times New Roman" w:eastAsia="Times New Roman"/>
-          <w:sz w:val="18"/>
-        </w:rPr>
-        <w:t xml:space="preserve"> </w:t>
-      </w:r>
-      <w:r>
-        <w:rPr>
-          <w:rFonts w:ascii="Times New Roman" w:hAnsi="Times New Roman" w:eastAsia="Times New Roman"/>
-          <w:sz w:val="18"/>
-        </w:rPr>
-        <w:t xml:space="preserve">arXiv preprint arXiv:2410.19115 (2024). DOI: https://doi.org/10.1109/cvpr52734.2025.00496.</w:t>
-      </w:r>
-    </w:p>
-    <w:p>
-      <w:pPr>
-        <w:pStyle w:val="SPIEreferencelisting"/>
-      </w:pPr>
-      <w:r>
-        <w:rPr>
-          <w:rFonts w:ascii="Times New Roman" w:hAnsi="Times New Roman" w:eastAsia="Times New Roman"/>
-          <w:sz w:val="18"/>
-        </w:rPr>
-        <w:t xml:space="preserve">Wang, J., Chen, M., Karaev, N., Vedaldi, A., Rupprecht, C., and Novotny, D.,</w:t>
-      </w:r>
-      <w:r>
-        <w:rPr>
-          <w:rFonts w:ascii="Times New Roman" w:hAnsi="Times New Roman" w:eastAsia="Times New Roman"/>
-          <w:sz w:val="18"/>
-        </w:rPr>
-        <w:t xml:space="preserve"> </w:t>
-      </w:r>
-      <w:r>
-        <w:rPr>
-          <w:rFonts w:ascii="Times New Roman" w:hAnsi="Times New Roman" w:eastAsia="Times New Roman"/>
-          <w:sz w:val="18"/>
-        </w:rPr>
-        <w:t xml:space="preserve">“VGGT: Visual geometry grounded transformer,”</w:t>
-      </w:r>
-      <w:r>
-        <w:rPr>
-          <w:rFonts w:ascii="Times New Roman" w:hAnsi="Times New Roman" w:eastAsia="Times New Roman"/>
-          <w:sz w:val="18"/>
-        </w:rPr>
-        <w:t xml:space="preserve"> </w:t>
-      </w:r>
-      <w:r>
-        <w:rPr>
-          <w:rFonts w:ascii="Times New Roman" w:hAnsi="Times New Roman" w:eastAsia="Times New Roman"/>
-          <w:sz w:val="18"/>
-        </w:rPr>
-        <w:t xml:space="preserve">in [Proc. IEEE/CVF Conference on Computer Vision and Pattern Recognition (CVPR)], 5294–5306 (2025). DOI: https://doi.org/10.1109/cvpr52734.2025.00499.</w:t>
-      </w:r>
-    </w:p>
-    <w:p>
-      <w:pPr>
-        <w:pStyle w:val="SPIEreferencelisting"/>
-      </w:pPr>
-      <w:r>
-        <w:rPr>
-          <w:rFonts w:ascii="Times New Roman" w:hAnsi="Times New Roman" w:eastAsia="Times New Roman"/>
-          <w:sz w:val="18"/>
-        </w:rPr>
-        <w:t xml:space="preserve">Li, J., Wen, Z., Zhang, L., Hu, J., Hou, F., Zhang, Z., and He, Y.,</w:t>
-      </w:r>
-      <w:r>
-        <w:rPr>
-          <w:rFonts w:ascii="Times New Roman" w:hAnsi="Times New Roman" w:eastAsia="Times New Roman"/>
-          <w:sz w:val="18"/>
-        </w:rPr>
-        <w:t xml:space="preserve"> </w:t>
-      </w:r>
-      <w:r>
-        <w:rPr>
-          <w:rFonts w:ascii="Times New Roman" w:hAnsi="Times New Roman" w:eastAsia="Times New Roman"/>
-          <w:sz w:val="18"/>
-        </w:rPr>
-        <w:t xml:space="preserve">“GS-Octree: Octree-based 3D Gaussian splatting for robust object-level 3D reconstruction under strong lighting.”</w:t>
-      </w:r>
-      <w:r>
-        <w:rPr>
-          <w:rFonts w:ascii="Times New Roman" w:hAnsi="Times New Roman" w:eastAsia="Times New Roman"/>
-          <w:sz w:val="18"/>
-        </w:rPr>
-        <w:t xml:space="preserve"> </w:t>
-      </w:r>
-      <w:r>
-        <w:rPr>
-          <w:rFonts w:ascii="Times New Roman" w:hAnsi="Times New Roman" w:eastAsia="Times New Roman"/>
-          <w:sz w:val="18"/>
-        </w:rPr>
-        <w:t xml:space="preserve">arXiv preprint arXiv:2406.18199 (2024). DOI: https://doi.org/10.1111/cgf.15206.</w:t>
-      </w:r>
-    </w:p>
-    <w:p>
-      <w:pPr>
-        <w:pStyle w:val="SPIEreferencelisting"/>
-      </w:pPr>
-      <w:r>
-        <w:rPr>
-          <w:rFonts w:ascii="Times New Roman" w:hAnsi="Times New Roman" w:eastAsia="Times New Roman"/>
-          <w:sz w:val="18"/>
-        </w:rPr>
-        <w:t xml:space="preserve">Laurentini, A.,</w:t>
-      </w:r>
-      <w:r>
-        <w:rPr>
-          <w:rFonts w:ascii="Times New Roman" w:hAnsi="Times New Roman" w:eastAsia="Times New Roman"/>
-          <w:sz w:val="18"/>
-        </w:rPr>
-        <w:t xml:space="preserve"> </w:t>
-      </w:r>
-      <w:r>
-        <w:rPr>
-          <w:rFonts w:ascii="Times New Roman" w:hAnsi="Times New Roman" w:eastAsia="Times New Roman"/>
-          <w:sz w:val="18"/>
-        </w:rPr>
-        <w:t xml:space="preserve">“The visual hull concept for silhouette-based image understanding,”</w:t>
-      </w:r>
-      <w:r>
-        <w:rPr>
-          <w:rFonts w:ascii="Times New Roman" w:hAnsi="Times New Roman" w:eastAsia="Times New Roman"/>
-          <w:sz w:val="18"/>
-        </w:rPr>
-        <w:t xml:space="preserve"> </w:t>
-      </w:r>
-      <w:r>
-        <w:rPr>
-          <w:rFonts w:ascii="Times New Roman" w:hAnsi="Times New Roman" w:eastAsia="Times New Roman"/>
-          <w:sz w:val="18"/>
-        </w:rPr>
         <w:t xml:space="preserve">IEEE Transactions on Pattern Analysis and Machine Intelligence 16(2), 150–162 (1994). DOI: https://doi.org/10.1109/34.273735.</w:t>
-      </w:r>
-    </w:p>
-    <w:p>
-      <w:pPr>
-        <w:pStyle w:val="SPIEreferencelisting"/>
-      </w:pPr>
-      <w:r>
-        <w:rPr>
-          <w:rFonts w:ascii="Times New Roman" w:hAnsi="Times New Roman" w:eastAsia="Times New Roman"/>
-          <w:sz w:val="18"/>
-        </w:rPr>
-        <w:t xml:space="preserve">Zhang, B., Fang, C., Shrestha, R., Liang, Y., Long, X., and Tan, P.,</w:t>
-      </w:r>
-      <w:r>
-        <w:rPr>
-          <w:rFonts w:ascii="Times New Roman" w:hAnsi="Times New Roman" w:eastAsia="Times New Roman"/>
-          <w:sz w:val="18"/>
-        </w:rPr>
-        <w:t xml:space="preserve"> </w:t>
-      </w:r>
-      <w:r>
-        <w:rPr>
-          <w:rFonts w:ascii="Times New Roman" w:hAnsi="Times New Roman" w:eastAsia="Times New Roman"/>
-          <w:sz w:val="18"/>
-        </w:rPr>
-        <w:t xml:space="preserve">“RaDe-GS: Rasterizing depth in Gaussian splatting.”</w:t>
-      </w:r>
-      <w:r>
-        <w:rPr>
-          <w:rFonts w:ascii="Times New Roman" w:hAnsi="Times New Roman" w:eastAsia="Times New Roman"/>
-          <w:sz w:val="18"/>
-        </w:rPr>
-        <w:t xml:space="preserve"> </w:t>
-      </w:r>
-      <w:r>
-        <w:rPr>
-          <w:rFonts w:ascii="Times New Roman" w:hAnsi="Times New Roman" w:eastAsia="Times New Roman"/>
-          <w:sz w:val="18"/>
-        </w:rPr>
-        <w:t xml:space="preserve">arXiv preprint arXiv:2406.01467 (2024). DOI: https://doi.org/10.1145/3789201.</w:t>
       </w:r>
     </w:p>
     <w:p>
